--- a/paper/submission/em_upload/tables_editable.docx
+++ b/paper/submission/em_upload/tables_editable.docx
@@ -10,10 +10,3055 @@
         <w:t>Tables</w:t>
       </w:r>
     </w:p>
+    <w:p>
+      <w:r>
+        <w:rPr>
+          <w:b/>
+        </w:rPr>
+        <w:t xml:space="preserve">Table 1. </w:t>
+      </w:r>
+      <w:r>
+        <w:rPr>
+          <w:b w:val="0"/>
+        </w:rPr>
+        <w:t>Images per source.</w:t>
+      </w:r>
+    </w:p>
+    <w:tbl>
+      <w:tblPr>
+        <w:tblStyle w:val="TableGrid"/>
+        <w:tblW w:type="auto" w:w="0"/>
+        <w:tblLook w:firstColumn="1" w:firstRow="1" w:lastColumn="0" w:lastRow="0" w:noHBand="0" w:noVBand="1" w:val="04A0"/>
+      </w:tblPr>
+      <w:tblGrid>
+        <w:gridCol w:w="1080"/>
+        <w:gridCol w:w="1080"/>
+        <w:gridCol w:w="1080"/>
+        <w:gridCol w:w="1080"/>
+        <w:gridCol w:w="1080"/>
+        <w:gridCol w:w="1080"/>
+        <w:gridCol w:w="1080"/>
+        <w:gridCol w:w="1080"/>
+      </w:tblGrid>
+      <w:tr>
+        <w:tc>
+          <w:tcPr>
+            <w:tcW w:type="dxa" w:w="1080"/>
+          </w:tcPr>
+          <w:p>
+            <w:r>
+              <w:rPr>
+                <w:b/>
+              </w:rPr>
+              <w:t>Source</w:t>
+            </w:r>
+          </w:p>
+        </w:tc>
+        <w:tc>
+          <w:tcPr>
+            <w:tcW w:type="dxa" w:w="1080"/>
+          </w:tcPr>
+          <w:p>
+            <w:r>
+              <w:rPr>
+                <w:b/>
+              </w:rPr>
+              <w:t>Raw files</w:t>
+            </w:r>
+          </w:p>
+        </w:tc>
+        <w:tc>
+          <w:tcPr>
+            <w:tcW w:type="dxa" w:w="1080"/>
+          </w:tcPr>
+          <w:p>
+            <w:r>
+              <w:rPr>
+                <w:b/>
+              </w:rPr>
+              <w:t>Four-class</w:t>
+            </w:r>
+          </w:p>
+        </w:tc>
+        <w:tc>
+          <w:tcPr>
+            <w:tcW w:type="dxa" w:w="1080"/>
+          </w:tcPr>
+          <w:p>
+            <w:r>
+              <w:rPr>
+                <w:b/>
+              </w:rPr>
+              <w:t>Deduplicated</w:t>
+            </w:r>
+          </w:p>
+        </w:tc>
+        <w:tc>
+          <w:tcPr>
+            <w:tcW w:type="dxa" w:w="1080"/>
+          </w:tcPr>
+          <w:p>
+            <w:r>
+              <w:rPr>
+                <w:b/>
+              </w:rPr>
+              <w:t>Train</w:t>
+            </w:r>
+          </w:p>
+        </w:tc>
+        <w:tc>
+          <w:tcPr>
+            <w:tcW w:type="dxa" w:w="1080"/>
+          </w:tcPr>
+          <w:p>
+            <w:r>
+              <w:rPr>
+                <w:b/>
+              </w:rPr>
+              <w:t>Validation</w:t>
+            </w:r>
+          </w:p>
+        </w:tc>
+        <w:tc>
+          <w:tcPr>
+            <w:tcW w:type="dxa" w:w="1080"/>
+          </w:tcPr>
+          <w:p>
+            <w:r>
+              <w:rPr>
+                <w:b/>
+              </w:rPr>
+              <w:t>Test</w:t>
+            </w:r>
+          </w:p>
+        </w:tc>
+        <w:tc>
+          <w:tcPr>
+            <w:tcW w:type="dxa" w:w="1080"/>
+          </w:tcPr>
+          <w:p>
+            <w:r>
+              <w:rPr>
+                <w:b/>
+              </w:rPr>
+              <w:t>Clean test</w:t>
+            </w:r>
+          </w:p>
+        </w:tc>
+      </w:tr>
+      <w:tr>
+        <w:tc>
+          <w:tcPr>
+            <w:tcW w:type="dxa" w:w="1080"/>
+          </w:tcPr>
+          <w:p>
+            <w:r>
+              <w:rPr>
+                <w:b w:val="0"/>
+              </w:rPr>
+              <w:t>Figshare</w:t>
+            </w:r>
+          </w:p>
+        </w:tc>
+        <w:tc>
+          <w:tcPr>
+            <w:tcW w:type="dxa" w:w="1080"/>
+          </w:tcPr>
+          <w:p>
+            <w:r>
+              <w:rPr>
+                <w:b w:val="0"/>
+              </w:rPr>
+              <w:t>3064</w:t>
+            </w:r>
+          </w:p>
+        </w:tc>
+        <w:tc>
+          <w:tcPr>
+            <w:tcW w:type="dxa" w:w="1080"/>
+          </w:tcPr>
+          <w:p>
+            <w:r>
+              <w:rPr>
+                <w:b w:val="0"/>
+              </w:rPr>
+              <w:t>3064</w:t>
+            </w:r>
+          </w:p>
+        </w:tc>
+        <w:tc>
+          <w:tcPr>
+            <w:tcW w:type="dxa" w:w="1080"/>
+          </w:tcPr>
+          <w:p>
+            <w:r>
+              <w:rPr>
+                <w:b w:val="0"/>
+              </w:rPr>
+              <w:t>3010</w:t>
+            </w:r>
+          </w:p>
+        </w:tc>
+        <w:tc>
+          <w:tcPr>
+            <w:tcW w:type="dxa" w:w="1080"/>
+          </w:tcPr>
+          <w:p>
+            <w:r>
+              <w:rPr>
+                <w:b w:val="0"/>
+              </w:rPr>
+              <w:t>2029</w:t>
+            </w:r>
+          </w:p>
+        </w:tc>
+        <w:tc>
+          <w:tcPr>
+            <w:tcW w:type="dxa" w:w="1080"/>
+          </w:tcPr>
+          <w:p>
+            <w:r>
+              <w:rPr>
+                <w:b w:val="0"/>
+              </w:rPr>
+              <w:t>336</w:t>
+            </w:r>
+          </w:p>
+        </w:tc>
+        <w:tc>
+          <w:tcPr>
+            <w:tcW w:type="dxa" w:w="1080"/>
+          </w:tcPr>
+          <w:p>
+            <w:r>
+              <w:rPr>
+                <w:b w:val="0"/>
+              </w:rPr>
+              <w:t>645</w:t>
+            </w:r>
+          </w:p>
+        </w:tc>
+        <w:tc>
+          <w:tcPr>
+            <w:tcW w:type="dxa" w:w="1080"/>
+          </w:tcPr>
+          <w:p>
+            <w:r>
+              <w:rPr>
+                <w:b w:val="0"/>
+              </w:rPr>
+              <w:t>644</w:t>
+            </w:r>
+          </w:p>
+        </w:tc>
+      </w:tr>
+      <w:tr>
+        <w:tc>
+          <w:tcPr>
+            <w:tcW w:type="dxa" w:w="1080"/>
+          </w:tcPr>
+          <w:p>
+            <w:r>
+              <w:rPr>
+                <w:b w:val="0"/>
+              </w:rPr>
+              <w:t>SARTAJ</w:t>
+            </w:r>
+          </w:p>
+        </w:tc>
+        <w:tc>
+          <w:tcPr>
+            <w:tcW w:type="dxa" w:w="1080"/>
+          </w:tcPr>
+          <w:p>
+            <w:r>
+              <w:rPr>
+                <w:b w:val="0"/>
+              </w:rPr>
+              <w:t>3264</w:t>
+            </w:r>
+          </w:p>
+        </w:tc>
+        <w:tc>
+          <w:tcPr>
+            <w:tcW w:type="dxa" w:w="1080"/>
+          </w:tcPr>
+          <w:p>
+            <w:r>
+              <w:rPr>
+                <w:b w:val="0"/>
+              </w:rPr>
+              <w:t>3264</w:t>
+            </w:r>
+          </w:p>
+        </w:tc>
+        <w:tc>
+          <w:tcPr>
+            <w:tcW w:type="dxa" w:w="1080"/>
+          </w:tcPr>
+          <w:p>
+            <w:r>
+              <w:rPr>
+                <w:b w:val="0"/>
+              </w:rPr>
+              <w:t>505</w:t>
+            </w:r>
+          </w:p>
+        </w:tc>
+        <w:tc>
+          <w:tcPr>
+            <w:tcW w:type="dxa" w:w="1080"/>
+          </w:tcPr>
+          <w:p>
+            <w:r>
+              <w:rPr>
+                <w:b w:val="0"/>
+              </w:rPr>
+              <w:t>351</w:t>
+            </w:r>
+          </w:p>
+        </w:tc>
+        <w:tc>
+          <w:tcPr>
+            <w:tcW w:type="dxa" w:w="1080"/>
+          </w:tcPr>
+          <w:p>
+            <w:r>
+              <w:rPr>
+                <w:b w:val="0"/>
+              </w:rPr>
+              <w:t>52</w:t>
+            </w:r>
+          </w:p>
+        </w:tc>
+        <w:tc>
+          <w:tcPr>
+            <w:tcW w:type="dxa" w:w="1080"/>
+          </w:tcPr>
+          <w:p>
+            <w:r>
+              <w:rPr>
+                <w:b w:val="0"/>
+              </w:rPr>
+              <w:t>102</w:t>
+            </w:r>
+          </w:p>
+        </w:tc>
+        <w:tc>
+          <w:tcPr>
+            <w:tcW w:type="dxa" w:w="1080"/>
+          </w:tcPr>
+          <w:p>
+            <w:r>
+              <w:rPr>
+                <w:b w:val="0"/>
+              </w:rPr>
+              <w:t>97</w:t>
+            </w:r>
+          </w:p>
+        </w:tc>
+      </w:tr>
+      <w:tr>
+        <w:tc>
+          <w:tcPr>
+            <w:tcW w:type="dxa" w:w="1080"/>
+          </w:tcPr>
+          <w:p>
+            <w:r>
+              <w:rPr>
+                <w:b w:val="0"/>
+              </w:rPr>
+              <w:t>Br35H</w:t>
+            </w:r>
+          </w:p>
+        </w:tc>
+        <w:tc>
+          <w:tcPr>
+            <w:tcW w:type="dxa" w:w="1080"/>
+          </w:tcPr>
+          <w:p>
+            <w:r>
+              <w:rPr>
+                <w:b w:val="0"/>
+              </w:rPr>
+              <w:t>3861</w:t>
+            </w:r>
+          </w:p>
+        </w:tc>
+        <w:tc>
+          <w:tcPr>
+            <w:tcW w:type="dxa" w:w="1080"/>
+          </w:tcPr>
+          <w:p>
+            <w:r>
+              <w:rPr>
+                <w:b w:val="0"/>
+              </w:rPr>
+              <w:t>1500</w:t>
+            </w:r>
+          </w:p>
+        </w:tc>
+        <w:tc>
+          <w:tcPr>
+            <w:tcW w:type="dxa" w:w="1080"/>
+          </w:tcPr>
+          <w:p>
+            <w:r>
+              <w:rPr>
+                <w:b w:val="0"/>
+              </w:rPr>
+              <w:t>330</w:t>
+            </w:r>
+          </w:p>
+        </w:tc>
+        <w:tc>
+          <w:tcPr>
+            <w:tcW w:type="dxa" w:w="1080"/>
+          </w:tcPr>
+          <w:p>
+            <w:r>
+              <w:rPr>
+                <w:b w:val="0"/>
+              </w:rPr>
+              <w:t>230</w:t>
+            </w:r>
+          </w:p>
+        </w:tc>
+        <w:tc>
+          <w:tcPr>
+            <w:tcW w:type="dxa" w:w="1080"/>
+          </w:tcPr>
+          <w:p>
+            <w:r>
+              <w:rPr>
+                <w:b w:val="0"/>
+              </w:rPr>
+              <w:t>34</w:t>
+            </w:r>
+          </w:p>
+        </w:tc>
+        <w:tc>
+          <w:tcPr>
+            <w:tcW w:type="dxa" w:w="1080"/>
+          </w:tcPr>
+          <w:p>
+            <w:r>
+              <w:rPr>
+                <w:b w:val="0"/>
+              </w:rPr>
+              <w:t>66</w:t>
+            </w:r>
+          </w:p>
+        </w:tc>
+        <w:tc>
+          <w:tcPr>
+            <w:tcW w:type="dxa" w:w="1080"/>
+          </w:tcPr>
+          <w:p>
+            <w:r>
+              <w:rPr>
+                <w:b w:val="0"/>
+              </w:rPr>
+              <w:t>6</w:t>
+            </w:r>
+          </w:p>
+        </w:tc>
+      </w:tr>
+      <w:tr>
+        <w:tc>
+          <w:tcPr>
+            <w:tcW w:type="dxa" w:w="1080"/>
+          </w:tcPr>
+          <w:p>
+            <w:r>
+              <w:rPr>
+                <w:b w:val="0"/>
+              </w:rPr>
+              <w:t>Total</w:t>
+            </w:r>
+          </w:p>
+        </w:tc>
+        <w:tc>
+          <w:tcPr>
+            <w:tcW w:type="dxa" w:w="1080"/>
+          </w:tcPr>
+          <w:p>
+            <w:r>
+              <w:rPr>
+                <w:b w:val="0"/>
+              </w:rPr>
+              <w:t>10,189</w:t>
+            </w:r>
+          </w:p>
+        </w:tc>
+        <w:tc>
+          <w:tcPr>
+            <w:tcW w:type="dxa" w:w="1080"/>
+          </w:tcPr>
+          <w:p>
+            <w:r>
+              <w:rPr>
+                <w:b w:val="0"/>
+              </w:rPr>
+              <w:t>7828</w:t>
+            </w:r>
+          </w:p>
+        </w:tc>
+        <w:tc>
+          <w:tcPr>
+            <w:tcW w:type="dxa" w:w="1080"/>
+          </w:tcPr>
+          <w:p>
+            <w:r>
+              <w:rPr>
+                <w:b w:val="0"/>
+              </w:rPr>
+              <w:t>3845</w:t>
+            </w:r>
+          </w:p>
+        </w:tc>
+        <w:tc>
+          <w:tcPr>
+            <w:tcW w:type="dxa" w:w="1080"/>
+          </w:tcPr>
+          <w:p>
+            <w:r>
+              <w:rPr>
+                <w:b w:val="0"/>
+              </w:rPr>
+              <w:t>2610</w:t>
+            </w:r>
+          </w:p>
+        </w:tc>
+        <w:tc>
+          <w:tcPr>
+            <w:tcW w:type="dxa" w:w="1080"/>
+          </w:tcPr>
+          <w:p>
+            <w:r>
+              <w:rPr>
+                <w:b w:val="0"/>
+              </w:rPr>
+              <w:t>422</w:t>
+            </w:r>
+          </w:p>
+        </w:tc>
+        <w:tc>
+          <w:tcPr>
+            <w:tcW w:type="dxa" w:w="1080"/>
+          </w:tcPr>
+          <w:p>
+            <w:r>
+              <w:rPr>
+                <w:b w:val="0"/>
+              </w:rPr>
+              <w:t>813</w:t>
+            </w:r>
+          </w:p>
+        </w:tc>
+        <w:tc>
+          <w:tcPr>
+            <w:tcW w:type="dxa" w:w="1080"/>
+          </w:tcPr>
+          <w:p>
+            <w:r>
+              <w:rPr>
+                <w:b w:val="0"/>
+              </w:rPr>
+              <w:t>747</w:t>
+            </w:r>
+          </w:p>
+        </w:tc>
+      </w:tr>
+    </w:tbl>
     <w:p/>
+    <w:p>
+      <w:r>
+        <w:rPr>
+          <w:b/>
+        </w:rPr>
+        <w:t xml:space="preserve">Table 2. </w:t>
+      </w:r>
+      <w:r>
+        <w:rPr>
+          <w:b w:val="0"/>
+        </w:rPr>
+        <w:t>Training and audit settings.</w:t>
+      </w:r>
+    </w:p>
+    <w:tbl>
+      <w:tblPr>
+        <w:tblStyle w:val="TableGrid"/>
+        <w:tblW w:type="auto" w:w="0"/>
+        <w:tblLook w:firstColumn="1" w:firstRow="1" w:lastColumn="0" w:lastRow="0" w:noHBand="0" w:noVBand="1" w:val="04A0"/>
+      </w:tblPr>
+      <w:tblGrid>
+        <w:gridCol w:w="4320"/>
+        <w:gridCol w:w="4320"/>
+      </w:tblGrid>
+      <w:tr>
+        <w:tc>
+          <w:tcPr>
+            <w:tcW w:type="dxa" w:w="4320"/>
+          </w:tcPr>
+          <w:p>
+            <w:r>
+              <w:rPr>
+                <w:b/>
+              </w:rPr>
+              <w:t>Setting</w:t>
+            </w:r>
+          </w:p>
+        </w:tc>
+        <w:tc>
+          <w:tcPr>
+            <w:tcW w:type="dxa" w:w="4320"/>
+          </w:tcPr>
+          <w:p>
+            <w:r>
+              <w:rPr>
+                <w:b/>
+              </w:rPr>
+              <w:t>Value</w:t>
+            </w:r>
+          </w:p>
+        </w:tc>
+      </w:tr>
+      <w:tr>
+        <w:tc>
+          <w:tcPr>
+            <w:tcW w:type="dxa" w:w="4320"/>
+          </w:tcPr>
+          <w:p>
+            <w:r>
+              <w:rPr>
+                <w:b w:val="0"/>
+              </w:rPr>
+              <w:t>Model</w:t>
+            </w:r>
+          </w:p>
+        </w:tc>
+        <w:tc>
+          <w:tcPr>
+            <w:tcW w:type="dxa" w:w="4320"/>
+          </w:tcPr>
+          <w:p>
+            <w:r>
+              <w:rPr>
+                <w:b w:val="0"/>
+              </w:rPr>
+              <w:t>ResNet-18, ImageNet weights, one-channel stem, frozen BatchNorm statistics</w:t>
+            </w:r>
+          </w:p>
+        </w:tc>
+      </w:tr>
+      <w:tr>
+        <w:tc>
+          <w:tcPr>
+            <w:tcW w:type="dxa" w:w="4320"/>
+          </w:tcPr>
+          <w:p>
+            <w:r>
+              <w:rPr>
+                <w:b w:val="0"/>
+              </w:rPr>
+              <w:t>Input and augmentation</w:t>
+            </w:r>
+          </w:p>
+        </w:tc>
+        <w:tc>
+          <w:tcPr>
+            <w:tcW w:type="dxa" w:w="4320"/>
+          </w:tcPr>
+          <w:p>
+            <w:r>
+              <w:rPr>
+                <w:b w:val="0"/>
+              </w:rPr>
+              <w:t>128×128 pixels, random horizontal flip with probability 0.5</w:t>
+            </w:r>
+          </w:p>
+        </w:tc>
+      </w:tr>
+      <w:tr>
+        <w:tc>
+          <w:tcPr>
+            <w:tcW w:type="dxa" w:w="4320"/>
+          </w:tcPr>
+          <w:p>
+            <w:r>
+              <w:rPr>
+                <w:b w:val="0"/>
+              </w:rPr>
+              <w:t>Optimiser</w:t>
+            </w:r>
+          </w:p>
+        </w:tc>
+        <w:tc>
+          <w:tcPr>
+            <w:tcW w:type="dxa" w:w="4320"/>
+          </w:tcPr>
+          <w:p>
+            <w:r>
+              <w:rPr>
+                <w:b w:val="0"/>
+              </w:rPr>
+              <w:t>SGD, momentum 0.9, no weight decay, cosine decay over rounds</w:t>
+            </w:r>
+          </w:p>
+        </w:tc>
+      </w:tr>
+      <w:tr>
+        <w:tc>
+          <w:tcPr>
+            <w:tcW w:type="dxa" w:w="4320"/>
+          </w:tcPr>
+          <w:p>
+            <w:r>
+              <w:rPr>
+                <w:b w:val="0"/>
+              </w:rPr>
+              <w:t>Learning rate</w:t>
+            </w:r>
+          </w:p>
+        </w:tc>
+        <w:tc>
+          <w:tcPr>
+            <w:tcW w:type="dxa" w:w="4320"/>
+          </w:tcPr>
+          <w:p>
+            <w:r>
+              <w:rPr>
+                <w:b w:val="0"/>
+              </w:rPr>
+              <w:t>0.02 central, 0.003 or 0.01 federated (selected at seed 0)</w:t>
+            </w:r>
+          </w:p>
+        </w:tc>
+      </w:tr>
+      <w:tr>
+        <w:tc>
+          <w:tcPr>
+            <w:tcW w:type="dxa" w:w="4320"/>
+          </w:tcPr>
+          <w:p>
+            <w:r>
+              <w:rPr>
+                <w:b w:val="0"/>
+              </w:rPr>
+              <w:t>Rounds and local steps</w:t>
+            </w:r>
+          </w:p>
+        </w:tc>
+        <w:tc>
+          <w:tcPr>
+            <w:tcW w:type="dxa" w:w="4320"/>
+          </w:tcPr>
+          <w:p>
+            <w:r>
+              <w:rPr>
+                <w:b w:val="0"/>
+              </w:rPr>
+              <w:t>T=100, S=10 (one local epoch at q=0.1)</w:t>
+            </w:r>
+          </w:p>
+        </w:tc>
+      </w:tr>
+      <w:tr>
+        <w:tc>
+          <w:tcPr>
+            <w:tcW w:type="dxa" w:w="4320"/>
+          </w:tcPr>
+          <w:p>
+            <w:r>
+              <w:rPr>
+                <w:b w:val="0"/>
+              </w:rPr>
+              <w:t>Clipping</w:t>
+            </w:r>
+          </w:p>
+        </w:tc>
+        <w:tc>
+          <w:tcPr>
+            <w:tcW w:type="dxa" w:w="4320"/>
+          </w:tcPr>
+          <w:p>
+            <w:r>
+              <w:rPr>
+                <w:b w:val="0"/>
+              </w:rPr>
+              <w:t>C=1 per example or unit under DP, global norm 1.0 without DP</w:t>
+            </w:r>
+          </w:p>
+        </w:tc>
+      </w:tr>
+      <w:tr>
+        <w:tc>
+          <w:tcPr>
+            <w:tcW w:type="dxa" w:w="4320"/>
+          </w:tcPr>
+          <w:p>
+            <w:r>
+              <w:rPr>
+                <w:b w:val="0"/>
+              </w:rPr>
+              <w:t>Noise multiplier σ</w:t>
+            </w:r>
+          </w:p>
+        </w:tc>
+        <w:tc>
+          <w:tcPr>
+            <w:tcW w:type="dxa" w:w="4320"/>
+          </w:tcPr>
+          <w:p>
+            <w:r>
+              <w:rPr>
+                <w:b w:val="0"/>
+              </w:rPr>
+              <w:t>12.885, 4.832, 2.179, 1.353, 0.922, 0.673 for ε of 1, 3, 8, 16, 32, 64</w:t>
+            </w:r>
+          </w:p>
+        </w:tc>
+      </w:tr>
+      <w:tr>
+        <w:tc>
+          <w:tcPr>
+            <w:tcW w:type="dxa" w:w="4320"/>
+          </w:tcPr>
+          <w:p>
+            <w:r>
+              <w:rPr>
+                <w:b w:val="0"/>
+              </w:rPr>
+              <w:t>Model selection</w:t>
+            </w:r>
+          </w:p>
+        </w:tc>
+        <w:tc>
+          <w:tcPr>
+            <w:tcW w:type="dxa" w:w="4320"/>
+          </w:tcPr>
+          <w:p>
+            <w:r>
+              <w:rPr>
+                <w:b w:val="0"/>
+              </w:rPr>
+              <w:t>round with the lowest validation loss</w:t>
+            </w:r>
+          </w:p>
+        </w:tc>
+      </w:tr>
+      <w:tr>
+        <w:tc>
+          <w:tcPr>
+            <w:tcW w:type="dxa" w:w="4320"/>
+          </w:tcPr>
+          <w:p>
+            <w:r>
+              <w:rPr>
+                <w:b w:val="0"/>
+              </w:rPr>
+              <w:t>Seeds</w:t>
+            </w:r>
+          </w:p>
+        </w:tc>
+        <w:tc>
+          <w:tcPr>
+            <w:tcW w:type="dxa" w:w="4320"/>
+          </w:tcPr>
+          <w:p>
+            <w:r>
+              <w:rPr>
+                <w:b w:val="0"/>
+              </w:rPr>
+              <w:t>1 to 5 reported, 0 for selection only</w:t>
+            </w:r>
+          </w:p>
+        </w:tc>
+      </w:tr>
+      <w:tr>
+        <w:tc>
+          <w:tcPr>
+            <w:tcW w:type="dxa" w:w="4320"/>
+          </w:tcPr>
+          <w:p>
+            <w:r>
+              <w:rPr>
+                <w:b w:val="0"/>
+              </w:rPr>
+              <w:t>Membership audit</w:t>
+            </w:r>
+          </w:p>
+        </w:tc>
+        <w:tc>
+          <w:tcPr>
+            <w:tcW w:type="dxa" w:w="4320"/>
+          </w:tcPr>
+          <w:p>
+            <w:r>
+              <w:rPr>
+                <w:b w:val="0"/>
+              </w:rPr>
+              <w:t>16 shadow models per target configuration</w:t>
+            </w:r>
+          </w:p>
+        </w:tc>
+      </w:tr>
+    </w:tbl>
     <w:p/>
+    <w:p>
+      <w:r>
+        <w:rPr>
+          <w:b/>
+        </w:rPr>
+        <w:t xml:space="preserve">Table 3. </w:t>
+      </w:r>
+      <w:r>
+        <w:rPr>
+          <w:b w:val="0"/>
+        </w:rPr>
+        <w:t>Clean-set balanced accuracy, mean (95% CI) over five seeds.</w:t>
+      </w:r>
+    </w:p>
+    <w:tbl>
+      <w:tblPr>
+        <w:tblStyle w:val="TableGrid"/>
+        <w:tblW w:type="auto" w:w="0"/>
+        <w:tblLook w:firstColumn="1" w:firstRow="1" w:lastColumn="0" w:lastRow="0" w:noHBand="0" w:noVBand="1" w:val="04A0"/>
+      </w:tblPr>
+      <w:tblGrid>
+        <w:gridCol w:w="1440"/>
+        <w:gridCol w:w="1440"/>
+        <w:gridCol w:w="1440"/>
+        <w:gridCol w:w="1440"/>
+        <w:gridCol w:w="1440"/>
+        <w:gridCol w:w="1440"/>
+      </w:tblGrid>
+      <w:tr>
+        <w:tc>
+          <w:tcPr>
+            <w:tcW w:type="dxa" w:w="1440"/>
+          </w:tcPr>
+          <w:p>
+            <w:r>
+              <w:rPr>
+                <w:b/>
+              </w:rPr>
+              <w:t>Setting</w:t>
+            </w:r>
+          </w:p>
+        </w:tc>
+        <w:tc>
+          <w:tcPr>
+            <w:tcW w:type="dxa" w:w="1440"/>
+          </w:tcPr>
+          <w:p>
+            <w:r>
+              <w:rPr>
+                <w:b/>
+              </w:rPr>
+              <w:t>No DP</w:t>
+            </w:r>
+          </w:p>
+        </w:tc>
+        <w:tc>
+          <w:tcPr>
+            <w:tcW w:type="dxa" w:w="1440"/>
+          </w:tcPr>
+          <w:p>
+            <w:r>
+              <w:rPr>
+                <w:b/>
+              </w:rPr>
+              <w:t>Clip only</w:t>
+            </w:r>
+          </w:p>
+        </w:tc>
+        <w:tc>
+          <w:tcPr>
+            <w:tcW w:type="dxa" w:w="1440"/>
+          </w:tcPr>
+          <w:p>
+            <w:r>
+              <w:rPr>
+                <w:b/>
+              </w:rPr>
+              <w:t>ε = 8</w:t>
+            </w:r>
+          </w:p>
+        </w:tc>
+        <w:tc>
+          <w:tcPr>
+            <w:tcW w:type="dxa" w:w="1440"/>
+          </w:tcPr>
+          <w:p>
+            <w:r>
+              <w:rPr>
+                <w:b/>
+              </w:rPr>
+              <w:t>ε = 3</w:t>
+            </w:r>
+          </w:p>
+        </w:tc>
+        <w:tc>
+          <w:tcPr>
+            <w:tcW w:type="dxa" w:w="1440"/>
+          </w:tcPr>
+          <w:p>
+            <w:r>
+              <w:rPr>
+                <w:b/>
+              </w:rPr>
+              <w:t>ε = 1</w:t>
+            </w:r>
+          </w:p>
+        </w:tc>
+      </w:tr>
+      <w:tr>
+        <w:tc>
+          <w:tcPr>
+            <w:tcW w:type="dxa" w:w="1440"/>
+          </w:tcPr>
+          <w:p>
+            <w:r>
+              <w:rPr>
+                <w:b w:val="0"/>
+              </w:rPr>
+              <w:t>Central, image</w:t>
+            </w:r>
+          </w:p>
+        </w:tc>
+        <w:tc>
+          <w:tcPr>
+            <w:tcW w:type="dxa" w:w="1440"/>
+          </w:tcPr>
+          <w:p>
+            <w:r>
+              <w:rPr>
+                <w:b w:val="0"/>
+              </w:rPr>
+              <w:t>0.908 (0.894, 0.921)</w:t>
+            </w:r>
+          </w:p>
+        </w:tc>
+        <w:tc>
+          <w:tcPr>
+            <w:tcW w:type="dxa" w:w="1440"/>
+          </w:tcPr>
+          <w:p>
+            <w:r>
+              <w:rPr>
+                <w:b w:val="0"/>
+              </w:rPr>
+              <w:t>0.845 (0.818, 0.871)</w:t>
+            </w:r>
+          </w:p>
+        </w:tc>
+        <w:tc>
+          <w:tcPr>
+            <w:tcW w:type="dxa" w:w="1440"/>
+          </w:tcPr>
+          <w:p>
+            <w:r>
+              <w:rPr>
+                <w:b w:val="0"/>
+              </w:rPr>
+              <w:t>0.778 (0.739, 0.818)</w:t>
+            </w:r>
+          </w:p>
+        </w:tc>
+        <w:tc>
+          <w:tcPr>
+            <w:tcW w:type="dxa" w:w="1440"/>
+          </w:tcPr>
+          <w:p>
+            <w:r>
+              <w:rPr>
+                <w:b w:val="0"/>
+              </w:rPr>
+              <w:t>0.648 (0.572, 0.723)</w:t>
+            </w:r>
+          </w:p>
+        </w:tc>
+        <w:tc>
+          <w:tcPr>
+            <w:tcW w:type="dxa" w:w="1440"/>
+          </w:tcPr>
+          <w:p>
+            <w:r>
+              <w:rPr>
+                <w:b w:val="0"/>
+              </w:rPr>
+              <w:t>0.326 (0.272, 0.379)</w:t>
+            </w:r>
+          </w:p>
+        </w:tc>
+      </w:tr>
+      <w:tr>
+        <w:tc>
+          <w:tcPr>
+            <w:tcW w:type="dxa" w:w="1440"/>
+          </w:tcPr>
+          <w:p>
+            <w:r>
+              <w:rPr>
+                <w:b w:val="0"/>
+              </w:rPr>
+              <w:t>Central, patient</w:t>
+            </w:r>
+          </w:p>
+        </w:tc>
+        <w:tc>
+          <w:tcPr>
+            <w:tcW w:type="dxa" w:w="1440"/>
+          </w:tcPr>
+          <w:p>
+            <w:r>
+              <w:rPr>
+                <w:b w:val="0"/>
+              </w:rPr>
+              <w:t>0.908 (0.894, 0.921)</w:t>
+            </w:r>
+          </w:p>
+        </w:tc>
+        <w:tc>
+          <w:tcPr>
+            <w:tcW w:type="dxa" w:w="1440"/>
+          </w:tcPr>
+          <w:p>
+            <w:r>
+              <w:rPr>
+                <w:b w:val="0"/>
+              </w:rPr>
+              <w:t>0.872 (0.852, 0.891)</w:t>
+            </w:r>
+          </w:p>
+        </w:tc>
+        <w:tc>
+          <w:tcPr>
+            <w:tcW w:type="dxa" w:w="1440"/>
+          </w:tcPr>
+          <w:p>
+            <w:r>
+              <w:rPr>
+                <w:b w:val="0"/>
+              </w:rPr>
+              <w:t>0.337 (0.284, 0.390)</w:t>
+            </w:r>
+          </w:p>
+        </w:tc>
+        <w:tc>
+          <w:tcPr>
+            <w:tcW w:type="dxa" w:w="1440"/>
+          </w:tcPr>
+          <w:p>
+            <w:r>
+              <w:rPr>
+                <w:b w:val="0"/>
+              </w:rPr>
+              <w:t>0.251 (0.248, 0.253)</w:t>
+            </w:r>
+          </w:p>
+        </w:tc>
+        <w:tc>
+          <w:tcPr>
+            <w:tcW w:type="dxa" w:w="1440"/>
+          </w:tcPr>
+          <w:p>
+            <w:r>
+              <w:rPr>
+                <w:b w:val="0"/>
+              </w:rPr>
+              <w:t>not run</w:t>
+            </w:r>
+          </w:p>
+        </w:tc>
+      </w:tr>
+      <w:tr>
+        <w:tc>
+          <w:tcPr>
+            <w:tcW w:type="dxa" w:w="1440"/>
+          </w:tcPr>
+          <w:p>
+            <w:r>
+              <w:rPr>
+                <w:b w:val="0"/>
+              </w:rPr>
+              <w:t>FedAvg, natural</w:t>
+            </w:r>
+          </w:p>
+        </w:tc>
+        <w:tc>
+          <w:tcPr>
+            <w:tcW w:type="dxa" w:w="1440"/>
+          </w:tcPr>
+          <w:p>
+            <w:r>
+              <w:rPr>
+                <w:b w:val="0"/>
+              </w:rPr>
+              <w:t>0.841 (0.833, 0.848)</w:t>
+            </w:r>
+          </w:p>
+        </w:tc>
+        <w:tc>
+          <w:tcPr>
+            <w:tcW w:type="dxa" w:w="1440"/>
+          </w:tcPr>
+          <w:p>
+            <w:r>
+              <w:rPr>
+                <w:b w:val="0"/>
+              </w:rPr>
+              <w:t>not run</w:t>
+            </w:r>
+          </w:p>
+        </w:tc>
+        <w:tc>
+          <w:tcPr>
+            <w:tcW w:type="dxa" w:w="1440"/>
+          </w:tcPr>
+          <w:p>
+            <w:r>
+              <w:rPr>
+                <w:b w:val="0"/>
+              </w:rPr>
+              <w:t>0.765 (0.731, 0.800)</w:t>
+            </w:r>
+          </w:p>
+        </w:tc>
+        <w:tc>
+          <w:tcPr>
+            <w:tcW w:type="dxa" w:w="1440"/>
+          </w:tcPr>
+          <w:p>
+            <w:r>
+              <w:rPr>
+                <w:b w:val="0"/>
+              </w:rPr>
+              <w:t>0.674 (0.659, 0.688)</w:t>
+            </w:r>
+          </w:p>
+        </w:tc>
+        <w:tc>
+          <w:tcPr>
+            <w:tcW w:type="dxa" w:w="1440"/>
+          </w:tcPr>
+          <w:p>
+            <w:r>
+              <w:rPr>
+                <w:b w:val="0"/>
+              </w:rPr>
+              <w:t>0.525 (0.463, 0.586)</w:t>
+            </w:r>
+          </w:p>
+        </w:tc>
+      </w:tr>
+      <w:tr>
+        <w:tc>
+          <w:tcPr>
+            <w:tcW w:type="dxa" w:w="1440"/>
+          </w:tcPr>
+          <w:p>
+            <w:r>
+              <w:rPr>
+                <w:b w:val="0"/>
+              </w:rPr>
+              <w:t>FedAvg, Dir. 0.5</w:t>
+            </w:r>
+            <w:r>
+              <w:rPr>
+                <w:b w:val="0"/>
+                <w:vertAlign w:val="superscript"/>
+              </w:rPr>
+              <w:t>a</w:t>
+            </w:r>
+          </w:p>
+        </w:tc>
+        <w:tc>
+          <w:tcPr>
+            <w:tcW w:type="dxa" w:w="1440"/>
+          </w:tcPr>
+          <w:p>
+            <w:r>
+              <w:rPr>
+                <w:b w:val="0"/>
+              </w:rPr>
+              <w:t>0.870 (0.852, 0.887)</w:t>
+            </w:r>
+          </w:p>
+        </w:tc>
+        <w:tc>
+          <w:tcPr>
+            <w:tcW w:type="dxa" w:w="1440"/>
+          </w:tcPr>
+          <w:p>
+            <w:r>
+              <w:rPr>
+                <w:b w:val="0"/>
+              </w:rPr>
+              <w:t>not run</w:t>
+            </w:r>
+          </w:p>
+        </w:tc>
+        <w:tc>
+          <w:tcPr>
+            <w:tcW w:type="dxa" w:w="1440"/>
+          </w:tcPr>
+          <w:p>
+            <w:r>
+              <w:rPr>
+                <w:b w:val="0"/>
+              </w:rPr>
+              <w:t>0.669 (0.626, 0.712)</w:t>
+            </w:r>
+          </w:p>
+        </w:tc>
+        <w:tc>
+          <w:tcPr>
+            <w:tcW w:type="dxa" w:w="1440"/>
+          </w:tcPr>
+          <w:p>
+            <w:r>
+              <w:rPr>
+                <w:b w:val="0"/>
+              </w:rPr>
+              <w:t>0.590 (0.548, 0.631)</w:t>
+            </w:r>
+          </w:p>
+        </w:tc>
+        <w:tc>
+          <w:tcPr>
+            <w:tcW w:type="dxa" w:w="1440"/>
+          </w:tcPr>
+          <w:p>
+            <w:r>
+              <w:rPr>
+                <w:b w:val="0"/>
+              </w:rPr>
+              <w:t>0.331 (0.280, 0.383)</w:t>
+            </w:r>
+          </w:p>
+        </w:tc>
+      </w:tr>
+    </w:tbl>
+    <w:p>
+      <w:r>
+        <w:rPr>
+          <w:b w:val="0"/>
+          <w:sz w:val="18"/>
+          <w:vertAlign w:val="superscript"/>
+        </w:rPr>
+        <w:t>a</w:t>
+      </w:r>
+      <w:r>
+        <w:rPr>
+          <w:b w:val="0"/>
+          <w:sz w:val="18"/>
+        </w:rPr>
+        <w:t>Dirichlet partition with α=0.5 and K=10 clients. Image and patient name the privacy unit of central training.</w:t>
+      </w:r>
+    </w:p>
     <w:p/>
+    <w:p>
+      <w:r>
+        <w:rPr>
+          <w:b/>
+        </w:rPr>
+        <w:t xml:space="preserve">Table 4. </w:t>
+      </w:r>
+      <w:r>
+        <w:rPr>
+          <w:b w:val="0"/>
+        </w:rPr>
+        <w:t>Clean-set sensitivity per class, mean over five seeds.</w:t>
+      </w:r>
+    </w:p>
+    <w:tbl>
+      <w:tblPr>
+        <w:tblStyle w:val="TableGrid"/>
+        <w:tblW w:type="auto" w:w="0"/>
+        <w:tblLook w:firstColumn="1" w:firstRow="1" w:lastColumn="0" w:lastRow="0" w:noHBand="0" w:noVBand="1" w:val="04A0"/>
+      </w:tblPr>
+      <w:tblGrid>
+        <w:gridCol w:w="1234"/>
+        <w:gridCol w:w="1234"/>
+        <w:gridCol w:w="1234"/>
+        <w:gridCol w:w="1234"/>
+        <w:gridCol w:w="1234"/>
+        <w:gridCol w:w="1234"/>
+        <w:gridCol w:w="1234"/>
+      </w:tblGrid>
+      <w:tr>
+        <w:tc>
+          <w:tcPr>
+            <w:tcW w:type="dxa" w:w="1234"/>
+          </w:tcPr>
+          <w:p>
+            <w:r>
+              <w:rPr>
+                <w:b/>
+              </w:rPr>
+              <w:t>Training</w:t>
+            </w:r>
+          </w:p>
+        </w:tc>
+        <w:tc>
+          <w:tcPr>
+            <w:tcW w:type="dxa" w:w="1234"/>
+          </w:tcPr>
+          <w:p>
+            <w:r>
+              <w:rPr>
+                <w:b/>
+              </w:rPr>
+              <w:t>Setting</w:t>
+            </w:r>
+          </w:p>
+        </w:tc>
+        <w:tc>
+          <w:tcPr>
+            <w:tcW w:type="dxa" w:w="1234"/>
+          </w:tcPr>
+          <w:p>
+            <w:r>
+              <w:rPr>
+                <w:b/>
+              </w:rPr>
+              <w:t>Glioma</w:t>
+            </w:r>
+          </w:p>
+        </w:tc>
+        <w:tc>
+          <w:tcPr>
+            <w:tcW w:type="dxa" w:w="1234"/>
+          </w:tcPr>
+          <w:p>
+            <w:r>
+              <w:rPr>
+                <w:b/>
+              </w:rPr>
+              <w:t>Meningioma</w:t>
+            </w:r>
+          </w:p>
+        </w:tc>
+        <w:tc>
+          <w:tcPr>
+            <w:tcW w:type="dxa" w:w="1234"/>
+          </w:tcPr>
+          <w:p>
+            <w:r>
+              <w:rPr>
+                <w:b/>
+              </w:rPr>
+              <w:t>No tumour</w:t>
+            </w:r>
+          </w:p>
+        </w:tc>
+        <w:tc>
+          <w:tcPr>
+            <w:tcW w:type="dxa" w:w="1234"/>
+          </w:tcPr>
+          <w:p>
+            <w:r>
+              <w:rPr>
+                <w:b/>
+              </w:rPr>
+              <w:t>Pituitary</w:t>
+            </w:r>
+          </w:p>
+        </w:tc>
+        <w:tc>
+          <w:tcPr>
+            <w:tcW w:type="dxa" w:w="1234"/>
+          </w:tcPr>
+          <w:p>
+            <w:r>
+              <w:rPr>
+                <w:b/>
+              </w:rPr>
+              <w:t>Missed</w:t>
+            </w:r>
+          </w:p>
+        </w:tc>
+      </w:tr>
+      <w:tr>
+        <w:tc>
+          <w:tcPr>
+            <w:tcW w:type="dxa" w:w="1234"/>
+          </w:tcPr>
+          <w:p>
+            <w:r>
+              <w:rPr>
+                <w:b w:val="0"/>
+              </w:rPr>
+              <w:t>Central</w:t>
+            </w:r>
+          </w:p>
+        </w:tc>
+        <w:tc>
+          <w:tcPr>
+            <w:tcW w:type="dxa" w:w="1234"/>
+          </w:tcPr>
+          <w:p>
+            <w:r>
+              <w:rPr>
+                <w:b w:val="0"/>
+              </w:rPr>
+              <w:t>No DP</w:t>
+            </w:r>
+          </w:p>
+        </w:tc>
+        <w:tc>
+          <w:tcPr>
+            <w:tcW w:type="dxa" w:w="1234"/>
+          </w:tcPr>
+          <w:p>
+            <w:r>
+              <w:rPr>
+                <w:b w:val="0"/>
+              </w:rPr>
+              <w:t>0.880</w:t>
+            </w:r>
+          </w:p>
+        </w:tc>
+        <w:tc>
+          <w:tcPr>
+            <w:tcW w:type="dxa" w:w="1234"/>
+          </w:tcPr>
+          <w:p>
+            <w:r>
+              <w:rPr>
+                <w:b w:val="0"/>
+              </w:rPr>
+              <w:t>0.861</w:t>
+            </w:r>
+          </w:p>
+        </w:tc>
+        <w:tc>
+          <w:tcPr>
+            <w:tcW w:type="dxa" w:w="1234"/>
+          </w:tcPr>
+          <w:p>
+            <w:r>
+              <w:rPr>
+                <w:b w:val="0"/>
+              </w:rPr>
+              <w:t>0.913</w:t>
+            </w:r>
+          </w:p>
+        </w:tc>
+        <w:tc>
+          <w:tcPr>
+            <w:tcW w:type="dxa" w:w="1234"/>
+          </w:tcPr>
+          <w:p>
+            <w:r>
+              <w:rPr>
+                <w:b w:val="0"/>
+              </w:rPr>
+              <w:t>0.976</w:t>
+            </w:r>
+          </w:p>
+        </w:tc>
+        <w:tc>
+          <w:tcPr>
+            <w:tcW w:type="dxa" w:w="1234"/>
+          </w:tcPr>
+          <w:p>
+            <w:r>
+              <w:rPr>
+                <w:b w:val="0"/>
+              </w:rPr>
+              <w:t>0.016</w:t>
+            </w:r>
+          </w:p>
+        </w:tc>
+      </w:tr>
+      <w:tr>
+        <w:tc>
+          <w:tcPr>
+            <w:tcW w:type="dxa" w:w="1234"/>
+          </w:tcPr>
+          <w:p/>
+        </w:tc>
+        <w:tc>
+          <w:tcPr>
+            <w:tcW w:type="dxa" w:w="1234"/>
+          </w:tcPr>
+          <w:p>
+            <w:r>
+              <w:rPr>
+                <w:b w:val="0"/>
+              </w:rPr>
+              <w:t>Clip only</w:t>
+            </w:r>
+          </w:p>
+        </w:tc>
+        <w:tc>
+          <w:tcPr>
+            <w:tcW w:type="dxa" w:w="1234"/>
+          </w:tcPr>
+          <w:p>
+            <w:r>
+              <w:rPr>
+                <w:b w:val="0"/>
+              </w:rPr>
+              <w:t>0.883</w:t>
+            </w:r>
+          </w:p>
+        </w:tc>
+        <w:tc>
+          <w:tcPr>
+            <w:tcW w:type="dxa" w:w="1234"/>
+          </w:tcPr>
+          <w:p>
+            <w:r>
+              <w:rPr>
+                <w:b w:val="0"/>
+              </w:rPr>
+              <w:t>0.711</w:t>
+            </w:r>
+          </w:p>
+        </w:tc>
+        <w:tc>
+          <w:tcPr>
+            <w:tcW w:type="dxa" w:w="1234"/>
+          </w:tcPr>
+          <w:p>
+            <w:r>
+              <w:rPr>
+                <w:b w:val="0"/>
+              </w:rPr>
+              <w:t>0.800</w:t>
+            </w:r>
+          </w:p>
+        </w:tc>
+        <w:tc>
+          <w:tcPr>
+            <w:tcW w:type="dxa" w:w="1234"/>
+          </w:tcPr>
+          <w:p>
+            <w:r>
+              <w:rPr>
+                <w:b w:val="0"/>
+              </w:rPr>
+              <w:t>0.986</w:t>
+            </w:r>
+          </w:p>
+        </w:tc>
+        <w:tc>
+          <w:tcPr>
+            <w:tcW w:type="dxa" w:w="1234"/>
+          </w:tcPr>
+          <w:p>
+            <w:r>
+              <w:rPr>
+                <w:b w:val="0"/>
+              </w:rPr>
+              <w:t>0.025</w:t>
+            </w:r>
+          </w:p>
+        </w:tc>
+      </w:tr>
+      <w:tr>
+        <w:tc>
+          <w:tcPr>
+            <w:tcW w:type="dxa" w:w="1234"/>
+          </w:tcPr>
+          <w:p/>
+        </w:tc>
+        <w:tc>
+          <w:tcPr>
+            <w:tcW w:type="dxa" w:w="1234"/>
+          </w:tcPr>
+          <w:p>
+            <w:r>
+              <w:rPr>
+                <w:b w:val="0"/>
+              </w:rPr>
+              <w:t>ε = 8</w:t>
+            </w:r>
+          </w:p>
+        </w:tc>
+        <w:tc>
+          <w:tcPr>
+            <w:tcW w:type="dxa" w:w="1234"/>
+          </w:tcPr>
+          <w:p>
+            <w:r>
+              <w:rPr>
+                <w:b w:val="0"/>
+              </w:rPr>
+              <w:t>0.915</w:t>
+            </w:r>
+          </w:p>
+        </w:tc>
+        <w:tc>
+          <w:tcPr>
+            <w:tcW w:type="dxa" w:w="1234"/>
+          </w:tcPr>
+          <w:p>
+            <w:r>
+              <w:rPr>
+                <w:b w:val="0"/>
+              </w:rPr>
+              <w:t>0.520</w:t>
+            </w:r>
+          </w:p>
+        </w:tc>
+        <w:tc>
+          <w:tcPr>
+            <w:tcW w:type="dxa" w:w="1234"/>
+          </w:tcPr>
+          <w:p>
+            <w:r>
+              <w:rPr>
+                <w:b w:val="0"/>
+              </w:rPr>
+              <w:t>0.700</w:t>
+            </w:r>
+          </w:p>
+        </w:tc>
+        <w:tc>
+          <w:tcPr>
+            <w:tcW w:type="dxa" w:w="1234"/>
+          </w:tcPr>
+          <w:p>
+            <w:r>
+              <w:rPr>
+                <w:b w:val="0"/>
+              </w:rPr>
+              <w:t>0.979</w:t>
+            </w:r>
+          </w:p>
+        </w:tc>
+        <w:tc>
+          <w:tcPr>
+            <w:tcW w:type="dxa" w:w="1234"/>
+          </w:tcPr>
+          <w:p>
+            <w:r>
+              <w:rPr>
+                <w:b w:val="0"/>
+              </w:rPr>
+              <w:t>0.025</w:t>
+            </w:r>
+          </w:p>
+        </w:tc>
+      </w:tr>
+      <w:tr>
+        <w:tc>
+          <w:tcPr>
+            <w:tcW w:type="dxa" w:w="1234"/>
+          </w:tcPr>
+          <w:p/>
+        </w:tc>
+        <w:tc>
+          <w:tcPr>
+            <w:tcW w:type="dxa" w:w="1234"/>
+          </w:tcPr>
+          <w:p>
+            <w:r>
+              <w:rPr>
+                <w:b w:val="0"/>
+              </w:rPr>
+              <w:t>ε = 3</w:t>
+            </w:r>
+          </w:p>
+        </w:tc>
+        <w:tc>
+          <w:tcPr>
+            <w:tcW w:type="dxa" w:w="1234"/>
+          </w:tcPr>
+          <w:p>
+            <w:r>
+              <w:rPr>
+                <w:b w:val="0"/>
+              </w:rPr>
+              <w:t>0.922</w:t>
+            </w:r>
+          </w:p>
+        </w:tc>
+        <w:tc>
+          <w:tcPr>
+            <w:tcW w:type="dxa" w:w="1234"/>
+          </w:tcPr>
+          <w:p>
+            <w:r>
+              <w:rPr>
+                <w:b w:val="0"/>
+              </w:rPr>
+              <w:t>0.178</w:t>
+            </w:r>
+          </w:p>
+        </w:tc>
+        <w:tc>
+          <w:tcPr>
+            <w:tcW w:type="dxa" w:w="1234"/>
+          </w:tcPr>
+          <w:p>
+            <w:r>
+              <w:rPr>
+                <w:b w:val="0"/>
+              </w:rPr>
+              <w:t>0.587</w:t>
+            </w:r>
+          </w:p>
+        </w:tc>
+        <w:tc>
+          <w:tcPr>
+            <w:tcW w:type="dxa" w:w="1234"/>
+          </w:tcPr>
+          <w:p>
+            <w:r>
+              <w:rPr>
+                <w:b w:val="0"/>
+              </w:rPr>
+              <w:t>0.905</w:t>
+            </w:r>
+          </w:p>
+        </w:tc>
+        <w:tc>
+          <w:tcPr>
+            <w:tcW w:type="dxa" w:w="1234"/>
+          </w:tcPr>
+          <w:p>
+            <w:r>
+              <w:rPr>
+                <w:b w:val="0"/>
+              </w:rPr>
+              <w:t>0.042</w:t>
+            </w:r>
+          </w:p>
+        </w:tc>
+      </w:tr>
+      <w:tr>
+        <w:tc>
+          <w:tcPr>
+            <w:tcW w:type="dxa" w:w="1234"/>
+          </w:tcPr>
+          <w:p/>
+        </w:tc>
+        <w:tc>
+          <w:tcPr>
+            <w:tcW w:type="dxa" w:w="1234"/>
+          </w:tcPr>
+          <w:p>
+            <w:r>
+              <w:rPr>
+                <w:b w:val="0"/>
+              </w:rPr>
+              <w:t>ε = 1</w:t>
+            </w:r>
+          </w:p>
+        </w:tc>
+        <w:tc>
+          <w:tcPr>
+            <w:tcW w:type="dxa" w:w="1234"/>
+          </w:tcPr>
+          <w:p>
+            <w:r>
+              <w:rPr>
+                <w:b w:val="0"/>
+              </w:rPr>
+              <w:t>0.836</w:t>
+            </w:r>
+          </w:p>
+        </w:tc>
+        <w:tc>
+          <w:tcPr>
+            <w:tcW w:type="dxa" w:w="1234"/>
+          </w:tcPr>
+          <w:p>
+            <w:r>
+              <w:rPr>
+                <w:b w:val="0"/>
+              </w:rPr>
+              <w:t>0.086</w:t>
+            </w:r>
+          </w:p>
+        </w:tc>
+        <w:tc>
+          <w:tcPr>
+            <w:tcW w:type="dxa" w:w="1234"/>
+          </w:tcPr>
+          <w:p>
+            <w:r>
+              <w:rPr>
+                <w:b w:val="0"/>
+              </w:rPr>
+              <w:t>0.117</w:t>
+            </w:r>
+          </w:p>
+        </w:tc>
+        <w:tc>
+          <w:tcPr>
+            <w:tcW w:type="dxa" w:w="1234"/>
+          </w:tcPr>
+          <w:p>
+            <w:r>
+              <w:rPr>
+                <w:b w:val="0"/>
+              </w:rPr>
+              <w:t>0.263</w:t>
+            </w:r>
+          </w:p>
+        </w:tc>
+        <w:tc>
+          <w:tcPr>
+            <w:tcW w:type="dxa" w:w="1234"/>
+          </w:tcPr>
+          <w:p>
+            <w:r>
+              <w:rPr>
+                <w:b w:val="0"/>
+              </w:rPr>
+              <w:t>0.033</w:t>
+            </w:r>
+          </w:p>
+        </w:tc>
+      </w:tr>
+      <w:tr>
+        <w:tc>
+          <w:tcPr>
+            <w:tcW w:type="dxa" w:w="1234"/>
+          </w:tcPr>
+          <w:p/>
+        </w:tc>
+        <w:tc>
+          <w:tcPr>
+            <w:tcW w:type="dxa" w:w="1234"/>
+          </w:tcPr>
+          <w:p>
+            <w:r>
+              <w:rPr>
+                <w:b w:val="0"/>
+              </w:rPr>
+              <w:t>Patient, ε = 64</w:t>
+            </w:r>
+          </w:p>
+        </w:tc>
+        <w:tc>
+          <w:tcPr>
+            <w:tcW w:type="dxa" w:w="1234"/>
+          </w:tcPr>
+          <w:p>
+            <w:r>
+              <w:rPr>
+                <w:b w:val="0"/>
+              </w:rPr>
+              <w:t>0.787</w:t>
+            </w:r>
+          </w:p>
+        </w:tc>
+        <w:tc>
+          <w:tcPr>
+            <w:tcW w:type="dxa" w:w="1234"/>
+          </w:tcPr>
+          <w:p>
+            <w:r>
+              <w:rPr>
+                <w:b w:val="0"/>
+              </w:rPr>
+              <w:t>0.711</w:t>
+            </w:r>
+          </w:p>
+        </w:tc>
+        <w:tc>
+          <w:tcPr>
+            <w:tcW w:type="dxa" w:w="1234"/>
+          </w:tcPr>
+          <w:p>
+            <w:r>
+              <w:rPr>
+                <w:b w:val="0"/>
+              </w:rPr>
+              <w:t>0.873</w:t>
+            </w:r>
+          </w:p>
+        </w:tc>
+        <w:tc>
+          <w:tcPr>
+            <w:tcW w:type="dxa" w:w="1234"/>
+          </w:tcPr>
+          <w:p>
+            <w:r>
+              <w:rPr>
+                <w:b w:val="0"/>
+              </w:rPr>
+              <w:t>0.911</w:t>
+            </w:r>
+          </w:p>
+        </w:tc>
+        <w:tc>
+          <w:tcPr>
+            <w:tcW w:type="dxa" w:w="1234"/>
+          </w:tcPr>
+          <w:p>
+            <w:r>
+              <w:rPr>
+                <w:b w:val="0"/>
+              </w:rPr>
+              <w:t>0.038</w:t>
+            </w:r>
+          </w:p>
+        </w:tc>
+      </w:tr>
+      <w:tr>
+        <w:tc>
+          <w:tcPr>
+            <w:tcW w:type="dxa" w:w="1234"/>
+          </w:tcPr>
+          <w:p>
+            <w:r>
+              <w:rPr>
+                <w:b w:val="0"/>
+              </w:rPr>
+              <w:t>FedAvg</w:t>
+            </w:r>
+          </w:p>
+        </w:tc>
+        <w:tc>
+          <w:tcPr>
+            <w:tcW w:type="dxa" w:w="1234"/>
+          </w:tcPr>
+          <w:p>
+            <w:r>
+              <w:rPr>
+                <w:b w:val="0"/>
+              </w:rPr>
+              <w:t>No DP</w:t>
+            </w:r>
+          </w:p>
+        </w:tc>
+        <w:tc>
+          <w:tcPr>
+            <w:tcW w:type="dxa" w:w="1234"/>
+          </w:tcPr>
+          <w:p>
+            <w:r>
+              <w:rPr>
+                <w:b w:val="0"/>
+              </w:rPr>
+              <w:t>0.893</w:t>
+            </w:r>
+          </w:p>
+        </w:tc>
+        <w:tc>
+          <w:tcPr>
+            <w:tcW w:type="dxa" w:w="1234"/>
+          </w:tcPr>
+          <w:p>
+            <w:r>
+              <w:rPr>
+                <w:b w:val="0"/>
+              </w:rPr>
+              <w:t>0.802</w:t>
+            </w:r>
+          </w:p>
+        </w:tc>
+        <w:tc>
+          <w:tcPr>
+            <w:tcW w:type="dxa" w:w="1234"/>
+          </w:tcPr>
+          <w:p>
+            <w:r>
+              <w:rPr>
+                <w:b w:val="0"/>
+              </w:rPr>
+              <w:t>0.687</w:t>
+            </w:r>
+          </w:p>
+        </w:tc>
+        <w:tc>
+          <w:tcPr>
+            <w:tcW w:type="dxa" w:w="1234"/>
+          </w:tcPr>
+          <w:p>
+            <w:r>
+              <w:rPr>
+                <w:b w:val="0"/>
+              </w:rPr>
+              <w:t>0.981</w:t>
+            </w:r>
+          </w:p>
+        </w:tc>
+        <w:tc>
+          <w:tcPr>
+            <w:tcW w:type="dxa" w:w="1234"/>
+          </w:tcPr>
+          <w:p>
+            <w:r>
+              <w:rPr>
+                <w:b w:val="0"/>
+              </w:rPr>
+              <w:t>0.010</w:t>
+            </w:r>
+          </w:p>
+        </w:tc>
+      </w:tr>
+      <w:tr>
+        <w:tc>
+          <w:tcPr>
+            <w:tcW w:type="dxa" w:w="1234"/>
+          </w:tcPr>
+          <w:p/>
+        </w:tc>
+        <w:tc>
+          <w:tcPr>
+            <w:tcW w:type="dxa" w:w="1234"/>
+          </w:tcPr>
+          <w:p>
+            <w:r>
+              <w:rPr>
+                <w:b w:val="0"/>
+              </w:rPr>
+              <w:t>ε = 8</w:t>
+            </w:r>
+          </w:p>
+        </w:tc>
+        <w:tc>
+          <w:tcPr>
+            <w:tcW w:type="dxa" w:w="1234"/>
+          </w:tcPr>
+          <w:p>
+            <w:r>
+              <w:rPr>
+                <w:b w:val="0"/>
+              </w:rPr>
+              <w:t>0.903</w:t>
+            </w:r>
+          </w:p>
+        </w:tc>
+        <w:tc>
+          <w:tcPr>
+            <w:tcW w:type="dxa" w:w="1234"/>
+          </w:tcPr>
+          <w:p>
+            <w:r>
+              <w:rPr>
+                <w:b w:val="0"/>
+              </w:rPr>
+              <w:t>0.588</w:t>
+            </w:r>
+          </w:p>
+        </w:tc>
+        <w:tc>
+          <w:tcPr>
+            <w:tcW w:type="dxa" w:w="1234"/>
+          </w:tcPr>
+          <w:p>
+            <w:r>
+              <w:rPr>
+                <w:b w:val="0"/>
+              </w:rPr>
+              <w:t>0.587</w:t>
+            </w:r>
+          </w:p>
+        </w:tc>
+        <w:tc>
+          <w:tcPr>
+            <w:tcW w:type="dxa" w:w="1234"/>
+          </w:tcPr>
+          <w:p>
+            <w:r>
+              <w:rPr>
+                <w:b w:val="0"/>
+              </w:rPr>
+              <w:t>0.984</w:t>
+            </w:r>
+          </w:p>
+        </w:tc>
+        <w:tc>
+          <w:tcPr>
+            <w:tcW w:type="dxa" w:w="1234"/>
+          </w:tcPr>
+          <w:p>
+            <w:r>
+              <w:rPr>
+                <w:b w:val="0"/>
+              </w:rPr>
+              <w:t>0.024</w:t>
+            </w:r>
+          </w:p>
+        </w:tc>
+      </w:tr>
+      <w:tr>
+        <w:tc>
+          <w:tcPr>
+            <w:tcW w:type="dxa" w:w="1234"/>
+          </w:tcPr>
+          <w:p/>
+        </w:tc>
+        <w:tc>
+          <w:tcPr>
+            <w:tcW w:type="dxa" w:w="1234"/>
+          </w:tcPr>
+          <w:p>
+            <w:r>
+              <w:rPr>
+                <w:b w:val="0"/>
+              </w:rPr>
+              <w:t>Weight noise</w:t>
+            </w:r>
+            <w:r>
+              <w:rPr>
+                <w:b w:val="0"/>
+                <w:vertAlign w:val="superscript"/>
+              </w:rPr>
+              <w:t>a</w:t>
+            </w:r>
+          </w:p>
+        </w:tc>
+        <w:tc>
+          <w:tcPr>
+            <w:tcW w:type="dxa" w:w="1234"/>
+          </w:tcPr>
+          <w:p>
+            <w:r>
+              <w:rPr>
+                <w:b w:val="0"/>
+              </w:rPr>
+              <w:t>0.892</w:t>
+            </w:r>
+          </w:p>
+        </w:tc>
+        <w:tc>
+          <w:tcPr>
+            <w:tcW w:type="dxa" w:w="1234"/>
+          </w:tcPr>
+          <w:p>
+            <w:r>
+              <w:rPr>
+                <w:b w:val="0"/>
+              </w:rPr>
+              <w:t>0.803</w:t>
+            </w:r>
+          </w:p>
+        </w:tc>
+        <w:tc>
+          <w:tcPr>
+            <w:tcW w:type="dxa" w:w="1234"/>
+          </w:tcPr>
+          <w:p>
+            <w:r>
+              <w:rPr>
+                <w:b w:val="0"/>
+              </w:rPr>
+              <w:t>0.530</w:t>
+            </w:r>
+          </w:p>
+        </w:tc>
+        <w:tc>
+          <w:tcPr>
+            <w:tcW w:type="dxa" w:w="1234"/>
+          </w:tcPr>
+          <w:p>
+            <w:r>
+              <w:rPr>
+                <w:b w:val="0"/>
+              </w:rPr>
+              <w:t>0.977</w:t>
+            </w:r>
+          </w:p>
+        </w:tc>
+        <w:tc>
+          <w:tcPr>
+            <w:tcW w:type="dxa" w:w="1234"/>
+          </w:tcPr>
+          <w:p>
+            <w:r>
+              <w:rPr>
+                <w:b w:val="0"/>
+              </w:rPr>
+              <w:t>0.011</w:t>
+            </w:r>
+          </w:p>
+        </w:tc>
+      </w:tr>
+    </w:tbl>
+    <w:p>
+      <w:r>
+        <w:rPr>
+          <w:b w:val="0"/>
+          <w:sz w:val="18"/>
+        </w:rPr>
+        <w:t xml:space="preserve">Clean test images: 291 glioma, 188 meningioma, 60 no tumour, 208 pituitary. FedAvg on the natural partition. Missed, share of tumour images predicted as no tumour. </w:t>
+      </w:r>
+      <w:r>
+        <w:rPr>
+          <w:b w:val="0"/>
+          <w:sz w:val="18"/>
+          <w:vertAlign w:val="superscript"/>
+        </w:rPr>
+        <w:t>a</w:t>
+      </w:r>
+      <w:r>
+        <w:rPr>
+          <w:b w:val="0"/>
+          <w:sz w:val="18"/>
+        </w:rPr>
+        <w:t>Unclipped noise, s=0.003. Intervals in Supplementary Table S21.</w:t>
+      </w:r>
+    </w:p>
     <w:p/>
+    <w:p>
+      <w:r>
+        <w:rPr>
+          <w:b/>
+        </w:rPr>
+        <w:t xml:space="preserve">Table 5. </w:t>
+      </w:r>
+      <w:r>
+        <w:rPr>
+          <w:b w:val="0"/>
+        </w:rPr>
+        <w:t>Online LiRA against FedAvg on the natural partition, mean (95% CI) over five targets.</w:t>
+      </w:r>
+    </w:p>
+    <w:tbl>
+      <w:tblPr>
+        <w:tblStyle w:val="TableGrid"/>
+        <w:tblW w:type="auto" w:w="0"/>
+        <w:tblLook w:firstColumn="1" w:firstRow="1" w:lastColumn="0" w:lastRow="0" w:noHBand="0" w:noVBand="1" w:val="04A0"/>
+      </w:tblPr>
+      <w:tblGrid>
+        <w:gridCol w:w="1234"/>
+        <w:gridCol w:w="1234"/>
+        <w:gridCol w:w="1234"/>
+        <w:gridCol w:w="1234"/>
+        <w:gridCol w:w="1234"/>
+        <w:gridCol w:w="1234"/>
+        <w:gridCol w:w="1234"/>
+      </w:tblGrid>
+      <w:tr>
+        <w:tc>
+          <w:tcPr>
+            <w:tcW w:type="dxa" w:w="1234"/>
+          </w:tcPr>
+          <w:p>
+            <w:r>
+              <w:rPr>
+                <w:b/>
+              </w:rPr>
+              <w:t>Target</w:t>
+            </w:r>
+          </w:p>
+        </w:tc>
+        <w:tc>
+          <w:tcPr>
+            <w:tcW w:type="dxa" w:w="1234"/>
+          </w:tcPr>
+          <w:p>
+            <w:r>
+              <w:rPr>
+                <w:b/>
+              </w:rPr>
+              <w:t>Bal. acc.</w:t>
+            </w:r>
+          </w:p>
+        </w:tc>
+        <w:tc>
+          <w:tcPr>
+            <w:tcW w:type="dxa" w:w="1234"/>
+          </w:tcPr>
+          <w:p>
+            <w:r>
+              <w:rPr>
+                <w:b/>
+              </w:rPr>
+              <w:t>Image AUC</w:t>
+            </w:r>
+          </w:p>
+        </w:tc>
+        <w:tc>
+          <w:tcPr>
+            <w:tcW w:type="dxa" w:w="1234"/>
+          </w:tcPr>
+          <w:p>
+            <w:r>
+              <w:rPr>
+                <w:b/>
+              </w:rPr>
+              <w:t>TPR, 1%</w:t>
+            </w:r>
+          </w:p>
+        </w:tc>
+        <w:tc>
+          <w:tcPr>
+            <w:tcW w:type="dxa" w:w="1234"/>
+          </w:tcPr>
+          <w:p>
+            <w:r>
+              <w:rPr>
+                <w:b/>
+              </w:rPr>
+              <w:t>Matched</w:t>
+            </w:r>
+            <w:r>
+              <w:rPr>
+                <w:b/>
+                <w:vertAlign w:val="superscript"/>
+              </w:rPr>
+              <w:t>b</w:t>
+            </w:r>
+          </w:p>
+        </w:tc>
+        <w:tc>
+          <w:tcPr>
+            <w:tcW w:type="dxa" w:w="1234"/>
+          </w:tcPr>
+          <w:p>
+            <w:r>
+              <w:rPr>
+                <w:b/>
+              </w:rPr>
+              <w:t>TPR, 0.1%</w:t>
+            </w:r>
+          </w:p>
+        </w:tc>
+        <w:tc>
+          <w:tcPr>
+            <w:tcW w:type="dxa" w:w="1234"/>
+          </w:tcPr>
+          <w:p>
+            <w:r>
+              <w:rPr>
+                <w:b/>
+              </w:rPr>
+              <w:t>Patient AUC</w:t>
+            </w:r>
+          </w:p>
+        </w:tc>
+      </w:tr>
+      <w:tr>
+        <w:tc>
+          <w:tcPr>
+            <w:tcW w:type="dxa" w:w="1234"/>
+          </w:tcPr>
+          <w:p>
+            <w:r>
+              <w:rPr>
+                <w:b w:val="0"/>
+              </w:rPr>
+              <w:t>No DP</w:t>
+            </w:r>
+          </w:p>
+        </w:tc>
+        <w:tc>
+          <w:tcPr>
+            <w:tcW w:type="dxa" w:w="1234"/>
+          </w:tcPr>
+          <w:p>
+            <w:r>
+              <w:rPr>
+                <w:b w:val="0"/>
+              </w:rPr>
+              <w:t>0.841</w:t>
+            </w:r>
+          </w:p>
+        </w:tc>
+        <w:tc>
+          <w:tcPr>
+            <w:tcW w:type="dxa" w:w="1234"/>
+          </w:tcPr>
+          <w:p>
+            <w:r>
+              <w:rPr>
+                <w:b w:val="0"/>
+              </w:rPr>
+              <w:t>0.666 (0.642, 0.689)</w:t>
+            </w:r>
+          </w:p>
+        </w:tc>
+        <w:tc>
+          <w:tcPr>
+            <w:tcW w:type="dxa" w:w="1234"/>
+          </w:tcPr>
+          <w:p>
+            <w:r>
+              <w:rPr>
+                <w:b w:val="0"/>
+              </w:rPr>
+              <w:t>0.108 (0.081, 0.135)</w:t>
+            </w:r>
+          </w:p>
+        </w:tc>
+        <w:tc>
+          <w:tcPr>
+            <w:tcW w:type="dxa" w:w="1234"/>
+          </w:tcPr>
+          <w:p>
+            <w:r>
+              <w:rPr>
+                <w:b w:val="0"/>
+              </w:rPr>
+              <w:t>0.111 (0.085, 0.138)</w:t>
+            </w:r>
+          </w:p>
+        </w:tc>
+        <w:tc>
+          <w:tcPr>
+            <w:tcW w:type="dxa" w:w="1234"/>
+          </w:tcPr>
+          <w:p>
+            <w:r>
+              <w:rPr>
+                <w:b w:val="0"/>
+              </w:rPr>
+              <w:t>0.033 (0.019, 0.046)</w:t>
+            </w:r>
+          </w:p>
+        </w:tc>
+        <w:tc>
+          <w:tcPr>
+            <w:tcW w:type="dxa" w:w="1234"/>
+          </w:tcPr>
+          <w:p>
+            <w:r>
+              <w:rPr>
+                <w:b w:val="0"/>
+              </w:rPr>
+              <w:t>0.805 (0.762, 0.848)</w:t>
+            </w:r>
+          </w:p>
+        </w:tc>
+      </w:tr>
+      <w:tr>
+        <w:tc>
+          <w:tcPr>
+            <w:tcW w:type="dxa" w:w="1234"/>
+          </w:tcPr>
+          <w:p>
+            <w:r>
+              <w:rPr>
+                <w:b w:val="0"/>
+              </w:rPr>
+              <w:t>ε = 8</w:t>
+            </w:r>
+          </w:p>
+        </w:tc>
+        <w:tc>
+          <w:tcPr>
+            <w:tcW w:type="dxa" w:w="1234"/>
+          </w:tcPr>
+          <w:p>
+            <w:r>
+              <w:rPr>
+                <w:b w:val="0"/>
+              </w:rPr>
+              <w:t>0.765</w:t>
+            </w:r>
+          </w:p>
+        </w:tc>
+        <w:tc>
+          <w:tcPr>
+            <w:tcW w:type="dxa" w:w="1234"/>
+          </w:tcPr>
+          <w:p>
+            <w:r>
+              <w:rPr>
+                <w:b w:val="0"/>
+              </w:rPr>
+              <w:t>0.464 (0.448, 0.480)</w:t>
+            </w:r>
+          </w:p>
+        </w:tc>
+        <w:tc>
+          <w:tcPr>
+            <w:tcW w:type="dxa" w:w="1234"/>
+          </w:tcPr>
+          <w:p>
+            <w:r>
+              <w:rPr>
+                <w:b w:val="0"/>
+              </w:rPr>
+              <w:t>0.017 (0.012, 0.022)</w:t>
+            </w:r>
+          </w:p>
+        </w:tc>
+        <w:tc>
+          <w:tcPr>
+            <w:tcW w:type="dxa" w:w="1234"/>
+          </w:tcPr>
+          <w:p>
+            <w:r>
+              <w:rPr>
+                <w:b w:val="0"/>
+              </w:rPr>
+              <w:t>0.015 (0.007, 0.023)</w:t>
+            </w:r>
+          </w:p>
+        </w:tc>
+        <w:tc>
+          <w:tcPr>
+            <w:tcW w:type="dxa" w:w="1234"/>
+          </w:tcPr>
+          <w:p>
+            <w:r>
+              <w:rPr>
+                <w:b w:val="0"/>
+              </w:rPr>
+              <w:t>0.006 (0.003, 0.008)</w:t>
+            </w:r>
+          </w:p>
+        </w:tc>
+        <w:tc>
+          <w:tcPr>
+            <w:tcW w:type="dxa" w:w="1234"/>
+          </w:tcPr>
+          <w:p>
+            <w:r>
+              <w:rPr>
+                <w:b w:val="0"/>
+              </w:rPr>
+              <w:t>0.454 (0.427, 0.481)</w:t>
+            </w:r>
+          </w:p>
+        </w:tc>
+      </w:tr>
+      <w:tr>
+        <w:tc>
+          <w:tcPr>
+            <w:tcW w:type="dxa" w:w="1234"/>
+          </w:tcPr>
+          <w:p>
+            <w:r>
+              <w:rPr>
+                <w:b w:val="0"/>
+              </w:rPr>
+              <w:t>ε = 3</w:t>
+            </w:r>
+          </w:p>
+        </w:tc>
+        <w:tc>
+          <w:tcPr>
+            <w:tcW w:type="dxa" w:w="1234"/>
+          </w:tcPr>
+          <w:p>
+            <w:r>
+              <w:rPr>
+                <w:b w:val="0"/>
+              </w:rPr>
+              <w:t>0.674</w:t>
+            </w:r>
+          </w:p>
+        </w:tc>
+        <w:tc>
+          <w:tcPr>
+            <w:tcW w:type="dxa" w:w="1234"/>
+          </w:tcPr>
+          <w:p>
+            <w:r>
+              <w:rPr>
+                <w:b w:val="0"/>
+              </w:rPr>
+              <w:t>0.545 (0.522, 0.567)</w:t>
+            </w:r>
+          </w:p>
+        </w:tc>
+        <w:tc>
+          <w:tcPr>
+            <w:tcW w:type="dxa" w:w="1234"/>
+          </w:tcPr>
+          <w:p>
+            <w:r>
+              <w:rPr>
+                <w:b w:val="0"/>
+              </w:rPr>
+              <w:t>0.015 (0.008, 0.023)</w:t>
+            </w:r>
+          </w:p>
+        </w:tc>
+        <w:tc>
+          <w:tcPr>
+            <w:tcW w:type="dxa" w:w="1234"/>
+          </w:tcPr>
+          <w:p>
+            <w:r>
+              <w:rPr>
+                <w:b w:val="0"/>
+              </w:rPr>
+              <w:t>0.013 (0.003, 0.023)</w:t>
+            </w:r>
+          </w:p>
+        </w:tc>
+        <w:tc>
+          <w:tcPr>
+            <w:tcW w:type="dxa" w:w="1234"/>
+          </w:tcPr>
+          <w:p>
+            <w:r>
+              <w:rPr>
+                <w:b w:val="0"/>
+              </w:rPr>
+              <w:t>0.003 (0.002, 0.005)</w:t>
+            </w:r>
+          </w:p>
+        </w:tc>
+        <w:tc>
+          <w:tcPr>
+            <w:tcW w:type="dxa" w:w="1234"/>
+          </w:tcPr>
+          <w:p>
+            <w:r>
+              <w:rPr>
+                <w:b w:val="0"/>
+              </w:rPr>
+              <w:t>0.567 (0.529, 0.605)</w:t>
+            </w:r>
+          </w:p>
+        </w:tc>
+      </w:tr>
+      <w:tr>
+        <w:tc>
+          <w:tcPr>
+            <w:tcW w:type="dxa" w:w="1234"/>
+          </w:tcPr>
+          <w:p>
+            <w:r>
+              <w:rPr>
+                <w:b w:val="0"/>
+              </w:rPr>
+              <w:t>ε = 1</w:t>
+            </w:r>
+          </w:p>
+        </w:tc>
+        <w:tc>
+          <w:tcPr>
+            <w:tcW w:type="dxa" w:w="1234"/>
+          </w:tcPr>
+          <w:p>
+            <w:r>
+              <w:rPr>
+                <w:b w:val="0"/>
+              </w:rPr>
+              <w:t>0.525</w:t>
+            </w:r>
+          </w:p>
+        </w:tc>
+        <w:tc>
+          <w:tcPr>
+            <w:tcW w:type="dxa" w:w="1234"/>
+          </w:tcPr>
+          <w:p>
+            <w:r>
+              <w:rPr>
+                <w:b w:val="0"/>
+              </w:rPr>
+              <w:t>0.479 (0.469, 0.489)</w:t>
+            </w:r>
+          </w:p>
+        </w:tc>
+        <w:tc>
+          <w:tcPr>
+            <w:tcW w:type="dxa" w:w="1234"/>
+          </w:tcPr>
+          <w:p>
+            <w:r>
+              <w:rPr>
+                <w:b w:val="0"/>
+              </w:rPr>
+              <w:t>0.010 (0.006, 0.015)</w:t>
+            </w:r>
+          </w:p>
+        </w:tc>
+        <w:tc>
+          <w:tcPr>
+            <w:tcW w:type="dxa" w:w="1234"/>
+          </w:tcPr>
+          <w:p>
+            <w:r>
+              <w:rPr>
+                <w:b w:val="0"/>
+              </w:rPr>
+              <w:t>0.010 (0.006, 0.015)</w:t>
+            </w:r>
+          </w:p>
+        </w:tc>
+        <w:tc>
+          <w:tcPr>
+            <w:tcW w:type="dxa" w:w="1234"/>
+          </w:tcPr>
+          <w:p>
+            <w:r>
+              <w:rPr>
+                <w:b w:val="0"/>
+              </w:rPr>
+              <w:t>0.003 (0.000, 0.005)</w:t>
+            </w:r>
+          </w:p>
+        </w:tc>
+        <w:tc>
+          <w:tcPr>
+            <w:tcW w:type="dxa" w:w="1234"/>
+          </w:tcPr>
+          <w:p>
+            <w:r>
+              <w:rPr>
+                <w:b w:val="0"/>
+              </w:rPr>
+              <w:t>0.457 (0.413, 0.500)</w:t>
+            </w:r>
+          </w:p>
+        </w:tc>
+      </w:tr>
+      <w:tr>
+        <w:tc>
+          <w:tcPr>
+            <w:tcW w:type="dxa" w:w="1234"/>
+          </w:tcPr>
+          <w:p>
+            <w:r>
+              <w:rPr>
+                <w:b w:val="0"/>
+              </w:rPr>
+              <w:t>Weight noise</w:t>
+            </w:r>
+            <w:r>
+              <w:rPr>
+                <w:b w:val="0"/>
+                <w:vertAlign w:val="superscript"/>
+              </w:rPr>
+              <w:t>a</w:t>
+            </w:r>
+          </w:p>
+        </w:tc>
+        <w:tc>
+          <w:tcPr>
+            <w:tcW w:type="dxa" w:w="1234"/>
+          </w:tcPr>
+          <w:p>
+            <w:r>
+              <w:rPr>
+                <w:b w:val="0"/>
+              </w:rPr>
+              <w:t>0.801</w:t>
+            </w:r>
+          </w:p>
+        </w:tc>
+        <w:tc>
+          <w:tcPr>
+            <w:tcW w:type="dxa" w:w="1234"/>
+          </w:tcPr>
+          <w:p>
+            <w:r>
+              <w:rPr>
+                <w:b w:val="0"/>
+              </w:rPr>
+              <w:t>0.594 (0.572, 0.616)</w:t>
+            </w:r>
+          </w:p>
+        </w:tc>
+        <w:tc>
+          <w:tcPr>
+            <w:tcW w:type="dxa" w:w="1234"/>
+          </w:tcPr>
+          <w:p>
+            <w:r>
+              <w:rPr>
+                <w:b w:val="0"/>
+              </w:rPr>
+              <w:t>0.045 (0.038, 0.051)</w:t>
+            </w:r>
+          </w:p>
+        </w:tc>
+        <w:tc>
+          <w:tcPr>
+            <w:tcW w:type="dxa" w:w="1234"/>
+          </w:tcPr>
+          <w:p>
+            <w:r>
+              <w:rPr>
+                <w:b w:val="0"/>
+              </w:rPr>
+              <w:t>0.047 (0.036, 0.057)</w:t>
+            </w:r>
+          </w:p>
+        </w:tc>
+        <w:tc>
+          <w:tcPr>
+            <w:tcW w:type="dxa" w:w="1234"/>
+          </w:tcPr>
+          <w:p>
+            <w:r>
+              <w:rPr>
+                <w:b w:val="0"/>
+              </w:rPr>
+              <w:t>0.016 (0.012, 0.020)</w:t>
+            </w:r>
+          </w:p>
+        </w:tc>
+        <w:tc>
+          <w:tcPr>
+            <w:tcW w:type="dxa" w:w="1234"/>
+          </w:tcPr>
+          <w:p>
+            <w:r>
+              <w:rPr>
+                <w:b w:val="0"/>
+              </w:rPr>
+              <w:t>0.745 (0.713, 0.778)</w:t>
+            </w:r>
+          </w:p>
+        </w:tc>
+      </w:tr>
+      <w:tr>
+        <w:tc>
+          <w:tcPr>
+            <w:tcW w:type="dxa" w:w="1234"/>
+          </w:tcPr>
+          <w:p>
+            <w:r>
+              <w:rPr>
+                <w:b w:val="0"/>
+              </w:rPr>
+              <w:t>Diverged</w:t>
+            </w:r>
+            <w:r>
+              <w:rPr>
+                <w:b w:val="0"/>
+                <w:vertAlign w:val="superscript"/>
+              </w:rPr>
+              <w:t>c</w:t>
+            </w:r>
+          </w:p>
+        </w:tc>
+        <w:tc>
+          <w:tcPr>
+            <w:tcW w:type="dxa" w:w="1234"/>
+          </w:tcPr>
+          <w:p>
+            <w:r>
+              <w:rPr>
+                <w:b w:val="0"/>
+              </w:rPr>
+              <w:t>0.254</w:t>
+            </w:r>
+          </w:p>
+        </w:tc>
+        <w:tc>
+          <w:tcPr>
+            <w:tcW w:type="dxa" w:w="1234"/>
+          </w:tcPr>
+          <w:p>
+            <w:r>
+              <w:rPr>
+                <w:b w:val="0"/>
+              </w:rPr>
+              <w:t>0.474 (0.437, 0.511)</w:t>
+            </w:r>
+          </w:p>
+        </w:tc>
+        <w:tc>
+          <w:tcPr>
+            <w:tcW w:type="dxa" w:w="1234"/>
+          </w:tcPr>
+          <w:p>
+            <w:r>
+              <w:rPr>
+                <w:b w:val="0"/>
+              </w:rPr>
+              <w:t>0.038 (0.023, 0.053)</w:t>
+            </w:r>
+          </w:p>
+        </w:tc>
+        <w:tc>
+          <w:tcPr>
+            <w:tcW w:type="dxa" w:w="1234"/>
+          </w:tcPr>
+          <w:p>
+            <w:r>
+              <w:rPr>
+                <w:b w:val="0"/>
+              </w:rPr>
+              <w:t>0.024 (0.010, 0.037)</w:t>
+            </w:r>
+          </w:p>
+        </w:tc>
+        <w:tc>
+          <w:tcPr>
+            <w:tcW w:type="dxa" w:w="1234"/>
+          </w:tcPr>
+          <w:p>
+            <w:r>
+              <w:rPr>
+                <w:b w:val="0"/>
+              </w:rPr>
+              <w:t>0.003 (0.002, 0.003)</w:t>
+            </w:r>
+          </w:p>
+        </w:tc>
+        <w:tc>
+          <w:tcPr>
+            <w:tcW w:type="dxa" w:w="1234"/>
+          </w:tcPr>
+          <w:p>
+            <w:r>
+              <w:rPr>
+                <w:b w:val="0"/>
+              </w:rPr>
+              <w:t>0.518 (0.497, 0.539)</w:t>
+            </w:r>
+          </w:p>
+        </w:tc>
+      </w:tr>
+    </w:tbl>
+    <w:p>
+      <w:r>
+        <w:rPr>
+          <w:b w:val="0"/>
+          <w:sz w:val="18"/>
+        </w:rPr>
+        <w:t xml:space="preserve">TPR columns give the TPR at 1% or 0.1% FPR. </w:t>
+      </w:r>
+      <w:r>
+        <w:rPr>
+          <w:b w:val="0"/>
+          <w:sz w:val="18"/>
+          <w:vertAlign w:val="superscript"/>
+        </w:rPr>
+        <w:t>a</w:t>
+      </w:r>
+      <w:r>
+        <w:rPr>
+          <w:b w:val="0"/>
+          <w:sz w:val="18"/>
+        </w:rPr>
+        <w:t xml:space="preserve">Unclipped Gaussian noise with s=0.003 on client weights, no formal guarantee. </w:t>
+      </w:r>
+      <w:r>
+        <w:rPr>
+          <w:b w:val="0"/>
+          <w:sz w:val="18"/>
+          <w:vertAlign w:val="superscript"/>
+        </w:rPr>
+        <w:t>b</w:t>
+      </w:r>
+      <w:r>
+        <w:rPr>
+          <w:b w:val="0"/>
+          <w:sz w:val="18"/>
+        </w:rPr>
+        <w:t xml:space="preserve">TPR at 1% FPR with non-members reweighted to the members' source and class mix. </w:t>
+      </w:r>
+      <w:r>
+        <w:rPr>
+          <w:b w:val="0"/>
+          <w:sz w:val="18"/>
+          <w:vertAlign w:val="superscript"/>
+        </w:rPr>
+        <w:t>c</w:t>
+      </w:r>
+      <w:r>
+        <w:rPr>
+          <w:b w:val="0"/>
+          <w:sz w:val="18"/>
+        </w:rPr>
+        <w:t>Weight noise s=0.5, training diverged. Bal. acc., clean balanced accuracy.</w:t>
+      </w:r>
+    </w:p>
     <w:p/>
     <w:sectPr>
       <w:pgSz w:w="12240" w:h="15840"/>
@@ -21,4047 +3066,6 @@
       <w:cols w:space="720"/>
       <w:docGrid w:linePitch="360"/>
     </w:sectPr>
-    <w:p>
-      <w:pPr>
-        <w:pStyle w:val="TableCaption"/>
-        <w:jc w:val="left"/>
-      </w:pPr>
-      <w:r>
-        <w:t xml:space="preserve">Table 1. Images per source.</w:t>
-      </w:r>
-    </w:p>
-    <w:tbl>
-      <w:tblPr>
-        <w:tblStyle w:val="Table"/>
-        <w:tblW w:type="auto" w:w="0"/>
-        <w:tblLook w:firstRow="1" w:lastRow="0" w:firstColumn="0" w:lastColumn="0" w:noHBand="0" w:noVBand="0" w:val="0020"/>
-        <w:jc w:val="start"/>
-        <w:tblCaption w:val="Table 1. Images per source."/>
-      </w:tblPr>
-      <w:tblGrid>
-        <w:gridCol w:w="990"/>
-        <w:gridCol w:w="990"/>
-        <w:gridCol w:w="990"/>
-        <w:gridCol w:w="990"/>
-        <w:gridCol w:w="990"/>
-        <w:gridCol w:w="990"/>
-        <w:gridCol w:w="990"/>
-        <w:gridCol w:w="990"/>
-      </w:tblGrid>
-      <w:tr>
-        <w:trPr>
-          <w:tblHeader w:val="true"/>
-        </w:trPr>
-        <w:tc>
-          <w:tcPr/>
-          <w:p>
-            <w:pPr>
-              <w:pStyle w:val="Compact"/>
-              <w:jc w:val="left"/>
-            </w:pPr>
-            <w:r>
-              <w:t xml:space="preserve">Source</w:t>
-            </w:r>
-          </w:p>
-        </w:tc>
-        <w:tc>
-          <w:tcPr/>
-          <w:p>
-            <w:pPr>
-              <w:pStyle w:val="Compact"/>
-              <w:jc w:val="right"/>
-            </w:pPr>
-            <w:r>
-              <w:t xml:space="preserve">Raw files</w:t>
-            </w:r>
-          </w:p>
-        </w:tc>
-        <w:tc>
-          <w:tcPr/>
-          <w:p>
-            <w:pPr>
-              <w:pStyle w:val="Compact"/>
-              <w:jc w:val="right"/>
-            </w:pPr>
-            <w:r>
-              <w:t xml:space="preserve">Four-class</w:t>
-            </w:r>
-          </w:p>
-        </w:tc>
-        <w:tc>
-          <w:tcPr/>
-          <w:p>
-            <w:pPr>
-              <w:pStyle w:val="Compact"/>
-              <w:jc w:val="right"/>
-            </w:pPr>
-            <w:r>
-              <w:t xml:space="preserve">Deduplicated</w:t>
-            </w:r>
-          </w:p>
-        </w:tc>
-        <w:tc>
-          <w:tcPr/>
-          <w:p>
-            <w:pPr>
-              <w:pStyle w:val="Compact"/>
-              <w:jc w:val="right"/>
-            </w:pPr>
-            <w:r>
-              <w:t xml:space="preserve">Train</w:t>
-            </w:r>
-          </w:p>
-        </w:tc>
-        <w:tc>
-          <w:tcPr/>
-          <w:p>
-            <w:pPr>
-              <w:pStyle w:val="Compact"/>
-              <w:jc w:val="right"/>
-            </w:pPr>
-            <w:r>
-              <w:t xml:space="preserve">Validation</w:t>
-            </w:r>
-          </w:p>
-        </w:tc>
-        <w:tc>
-          <w:tcPr/>
-          <w:p>
-            <w:pPr>
-              <w:pStyle w:val="Compact"/>
-              <w:jc w:val="right"/>
-            </w:pPr>
-            <w:r>
-              <w:t xml:space="preserve">Test</w:t>
-            </w:r>
-          </w:p>
-        </w:tc>
-        <w:tc>
-          <w:tcPr/>
-          <w:p>
-            <w:pPr>
-              <w:pStyle w:val="Compact"/>
-              <w:jc w:val="right"/>
-            </w:pPr>
-            <w:r>
-              <w:t xml:space="preserve">Clean test</w:t>
-            </w:r>
-          </w:p>
-        </w:tc>
-      </w:tr>
-      <w:tr>
-        <w:tc>
-          <w:tcPr/>
-          <w:p>
-            <w:pPr>
-              <w:pStyle w:val="Compact"/>
-              <w:jc w:val="left"/>
-            </w:pPr>
-            <w:r>
-              <w:t xml:space="preserve">Figshare</w:t>
-            </w:r>
-          </w:p>
-        </w:tc>
-        <w:tc>
-          <w:tcPr/>
-          <w:p>
-            <w:pPr>
-              <w:pStyle w:val="Compact"/>
-              <w:jc w:val="right"/>
-            </w:pPr>
-            <w:r>
-              <w:t xml:space="preserve">3064</w:t>
-            </w:r>
-          </w:p>
-        </w:tc>
-        <w:tc>
-          <w:tcPr/>
-          <w:p>
-            <w:pPr>
-              <w:pStyle w:val="Compact"/>
-              <w:jc w:val="right"/>
-            </w:pPr>
-            <w:r>
-              <w:t xml:space="preserve">3064</w:t>
-            </w:r>
-          </w:p>
-        </w:tc>
-        <w:tc>
-          <w:tcPr/>
-          <w:p>
-            <w:pPr>
-              <w:pStyle w:val="Compact"/>
-              <w:jc w:val="right"/>
-            </w:pPr>
-            <w:r>
-              <w:t xml:space="preserve">3010</w:t>
-            </w:r>
-          </w:p>
-        </w:tc>
-        <w:tc>
-          <w:tcPr/>
-          <w:p>
-            <w:pPr>
-              <w:pStyle w:val="Compact"/>
-              <w:jc w:val="right"/>
-            </w:pPr>
-            <w:r>
-              <w:t xml:space="preserve">2029</w:t>
-            </w:r>
-          </w:p>
-        </w:tc>
-        <w:tc>
-          <w:tcPr/>
-          <w:p>
-            <w:pPr>
-              <w:pStyle w:val="Compact"/>
-              <w:jc w:val="right"/>
-            </w:pPr>
-            <w:r>
-              <w:t xml:space="preserve">336</w:t>
-            </w:r>
-          </w:p>
-        </w:tc>
-        <w:tc>
-          <w:tcPr/>
-          <w:p>
-            <w:pPr>
-              <w:pStyle w:val="Compact"/>
-              <w:jc w:val="right"/>
-            </w:pPr>
-            <w:r>
-              <w:t xml:space="preserve">645</w:t>
-            </w:r>
-          </w:p>
-        </w:tc>
-        <w:tc>
-          <w:tcPr/>
-          <w:p>
-            <w:pPr>
-              <w:pStyle w:val="Compact"/>
-              <w:jc w:val="right"/>
-            </w:pPr>
-            <w:r>
-              <w:t xml:space="preserve">644</w:t>
-            </w:r>
-          </w:p>
-        </w:tc>
-      </w:tr>
-      <w:tr>
-        <w:tc>
-          <w:tcPr/>
-          <w:p>
-            <w:pPr>
-              <w:pStyle w:val="Compact"/>
-              <w:jc w:val="left"/>
-            </w:pPr>
-            <w:r>
-              <w:t xml:space="preserve">SARTAJ</w:t>
-            </w:r>
-          </w:p>
-        </w:tc>
-        <w:tc>
-          <w:tcPr/>
-          <w:p>
-            <w:pPr>
-              <w:pStyle w:val="Compact"/>
-              <w:jc w:val="right"/>
-            </w:pPr>
-            <w:r>
-              <w:t xml:space="preserve">3264</w:t>
-            </w:r>
-          </w:p>
-        </w:tc>
-        <w:tc>
-          <w:tcPr/>
-          <w:p>
-            <w:pPr>
-              <w:pStyle w:val="Compact"/>
-              <w:jc w:val="right"/>
-            </w:pPr>
-            <w:r>
-              <w:t xml:space="preserve">3264</w:t>
-            </w:r>
-          </w:p>
-        </w:tc>
-        <w:tc>
-          <w:tcPr/>
-          <w:p>
-            <w:pPr>
-              <w:pStyle w:val="Compact"/>
-              <w:jc w:val="right"/>
-            </w:pPr>
-            <w:r>
-              <w:t xml:space="preserve">505</w:t>
-            </w:r>
-          </w:p>
-        </w:tc>
-        <w:tc>
-          <w:tcPr/>
-          <w:p>
-            <w:pPr>
-              <w:pStyle w:val="Compact"/>
-              <w:jc w:val="right"/>
-            </w:pPr>
-            <w:r>
-              <w:t xml:space="preserve">351</w:t>
-            </w:r>
-          </w:p>
-        </w:tc>
-        <w:tc>
-          <w:tcPr/>
-          <w:p>
-            <w:pPr>
-              <w:pStyle w:val="Compact"/>
-              <w:jc w:val="right"/>
-            </w:pPr>
-            <w:r>
-              <w:t xml:space="preserve">52</w:t>
-            </w:r>
-          </w:p>
-        </w:tc>
-        <w:tc>
-          <w:tcPr/>
-          <w:p>
-            <w:pPr>
-              <w:pStyle w:val="Compact"/>
-              <w:jc w:val="right"/>
-            </w:pPr>
-            <w:r>
-              <w:t xml:space="preserve">102</w:t>
-            </w:r>
-          </w:p>
-        </w:tc>
-        <w:tc>
-          <w:tcPr/>
-          <w:p>
-            <w:pPr>
-              <w:pStyle w:val="Compact"/>
-              <w:jc w:val="right"/>
-            </w:pPr>
-            <w:r>
-              <w:t xml:space="preserve">97</w:t>
-            </w:r>
-          </w:p>
-        </w:tc>
-      </w:tr>
-      <w:tr>
-        <w:tc>
-          <w:tcPr/>
-          <w:p>
-            <w:pPr>
-              <w:pStyle w:val="Compact"/>
-              <w:jc w:val="left"/>
-            </w:pPr>
-            <w:r>
-              <w:t xml:space="preserve">Br35H</w:t>
-            </w:r>
-          </w:p>
-        </w:tc>
-        <w:tc>
-          <w:tcPr/>
-          <w:p>
-            <w:pPr>
-              <w:pStyle w:val="Compact"/>
-              <w:jc w:val="right"/>
-            </w:pPr>
-            <w:r>
-              <w:t xml:space="preserve">3861</w:t>
-            </w:r>
-          </w:p>
-        </w:tc>
-        <w:tc>
-          <w:tcPr/>
-          <w:p>
-            <w:pPr>
-              <w:pStyle w:val="Compact"/>
-              <w:jc w:val="right"/>
-            </w:pPr>
-            <w:r>
-              <w:t xml:space="preserve">1500</w:t>
-            </w:r>
-          </w:p>
-        </w:tc>
-        <w:tc>
-          <w:tcPr/>
-          <w:p>
-            <w:pPr>
-              <w:pStyle w:val="Compact"/>
-              <w:jc w:val="right"/>
-            </w:pPr>
-            <w:r>
-              <w:t xml:space="preserve">330</w:t>
-            </w:r>
-          </w:p>
-        </w:tc>
-        <w:tc>
-          <w:tcPr/>
-          <w:p>
-            <w:pPr>
-              <w:pStyle w:val="Compact"/>
-              <w:jc w:val="right"/>
-            </w:pPr>
-            <w:r>
-              <w:t xml:space="preserve">230</w:t>
-            </w:r>
-          </w:p>
-        </w:tc>
-        <w:tc>
-          <w:tcPr/>
-          <w:p>
-            <w:pPr>
-              <w:pStyle w:val="Compact"/>
-              <w:jc w:val="right"/>
-            </w:pPr>
-            <w:r>
-              <w:t xml:space="preserve">34</w:t>
-            </w:r>
-          </w:p>
-        </w:tc>
-        <w:tc>
-          <w:tcPr/>
-          <w:p>
-            <w:pPr>
-              <w:pStyle w:val="Compact"/>
-              <w:jc w:val="right"/>
-            </w:pPr>
-            <w:r>
-              <w:t xml:space="preserve">66</w:t>
-            </w:r>
-          </w:p>
-        </w:tc>
-        <w:tc>
-          <w:tcPr/>
-          <w:p>
-            <w:pPr>
-              <w:pStyle w:val="Compact"/>
-              <w:jc w:val="right"/>
-            </w:pPr>
-            <w:r>
-              <w:t xml:space="preserve">6</w:t>
-            </w:r>
-          </w:p>
-        </w:tc>
-      </w:tr>
-      <w:tr>
-        <w:tc>
-          <w:tcPr/>
-          <w:p>
-            <w:pPr>
-              <w:pStyle w:val="Compact"/>
-              <w:jc w:val="left"/>
-            </w:pPr>
-            <w:r>
-              <w:t xml:space="preserve">Total</w:t>
-            </w:r>
-          </w:p>
-        </w:tc>
-        <w:tc>
-          <w:tcPr/>
-          <w:p>
-            <w:pPr>
-              <w:pStyle w:val="Compact"/>
-              <w:jc w:val="right"/>
-            </w:pPr>
-            <w:r>
-              <w:t xml:space="preserve">10,189</w:t>
-            </w:r>
-          </w:p>
-        </w:tc>
-        <w:tc>
-          <w:tcPr/>
-          <w:p>
-            <w:pPr>
-              <w:pStyle w:val="Compact"/>
-              <w:jc w:val="right"/>
-            </w:pPr>
-            <w:r>
-              <w:t xml:space="preserve">7828</w:t>
-            </w:r>
-          </w:p>
-        </w:tc>
-        <w:tc>
-          <w:tcPr/>
-          <w:p>
-            <w:pPr>
-              <w:pStyle w:val="Compact"/>
-              <w:jc w:val="right"/>
-            </w:pPr>
-            <w:r>
-              <w:t xml:space="preserve">3845</w:t>
-            </w:r>
-          </w:p>
-        </w:tc>
-        <w:tc>
-          <w:tcPr/>
-          <w:p>
-            <w:pPr>
-              <w:pStyle w:val="Compact"/>
-              <w:jc w:val="right"/>
-            </w:pPr>
-            <w:r>
-              <w:t xml:space="preserve">2610</w:t>
-            </w:r>
-          </w:p>
-        </w:tc>
-        <w:tc>
-          <w:tcPr/>
-          <w:p>
-            <w:pPr>
-              <w:pStyle w:val="Compact"/>
-              <w:jc w:val="right"/>
-            </w:pPr>
-            <w:r>
-              <w:t xml:space="preserve">422</w:t>
-            </w:r>
-          </w:p>
-        </w:tc>
-        <w:tc>
-          <w:tcPr/>
-          <w:p>
-            <w:pPr>
-              <w:pStyle w:val="Compact"/>
-              <w:jc w:val="right"/>
-            </w:pPr>
-            <w:r>
-              <w:t xml:space="preserve">813</w:t>
-            </w:r>
-          </w:p>
-        </w:tc>
-        <w:tc>
-          <w:tcPr/>
-          <w:p>
-            <w:pPr>
-              <w:pStyle w:val="Compact"/>
-              <w:jc w:val="right"/>
-            </w:pPr>
-            <w:r>
-              <w:t xml:space="preserve">747</w:t>
-            </w:r>
-          </w:p>
-        </w:tc>
-      </w:tr>
-    </w:tbl>
-    <w:p>
-      <w:pPr>
-        <w:pStyle w:val="BodyText"/>
-        <w:spacing w:line="480" w:lineRule="auto"/>
-        <w:jc w:val="left"/>
-      </w:pPr>
-      <w:r>
-        <w:t xml:space="preserve">Each baseline isolates one effect. Non-private central and FedAvg models give the utility without protection, the</w:t>
-      </w:r>
-      <w:r>
-        <w:t xml:space="preserve"> </w:t>
-      </w:r>
-      <w:r>
-        <w:t xml:space="preserve">clip-only ablation isolates clipping, and local-only models trained on one client give the floor that federation</w:t>
-      </w:r>
-      <w:r>
-        <w:t xml:space="preserve"> </w:t>
-      </w:r>
-      <w:r>
-        <w:t xml:space="preserve">must beat. FedProx and SCAFFOLD are standard corrections for client drift, and the weight-noise comparator</w:t>
-      </w:r>
-      <w:r>
-        <w:t xml:space="preserve"> </w:t>
-      </w:r>
-      <w:r>
-        <w:t xml:space="preserve">reproduces the mechanism of the closest prior work. Balanced accuracy is the primary utility metric because the four</w:t>
-      </w:r>
-      <w:r>
-        <w:t xml:space="preserve"> </w:t>
-      </w:r>
-      <w:r>
-        <w:t xml:space="preserve">classes are imbalanced across sources, and Table 2 lists the training settings.</w:t>
-      </w:r>
-    </w:p>
-    <w:p>
-      <w:pPr>
-        <w:pStyle w:val="TableCaption"/>
-        <w:jc w:val="left"/>
-      </w:pPr>
-      <w:r>
-        <w:t xml:space="preserve">Table 2. Training and audit settings.</w:t>
-      </w:r>
-    </w:p>
-    <w:tbl>
-      <w:tblPr>
-        <w:tblStyle w:val="Table"/>
-        <w:tblW w:type="auto" w:w="0"/>
-        <w:tblLook w:firstRow="1" w:lastRow="0" w:firstColumn="0" w:lastColumn="0" w:noHBand="0" w:noVBand="0" w:val="0020"/>
-        <w:jc w:val="start"/>
-        <w:tblCaption w:val="Table 2. Training and audit settings."/>
-      </w:tblPr>
-      <w:tblGrid>
-        <w:gridCol w:w="3960"/>
-        <w:gridCol w:w="3960"/>
-      </w:tblGrid>
-      <w:tr>
-        <w:trPr>
-          <w:tblHeader w:val="true"/>
-        </w:trPr>
-        <w:tc>
-          <w:tcPr/>
-          <w:p>
-            <w:pPr>
-              <w:pStyle w:val="Compact"/>
-              <w:jc w:val="left"/>
-            </w:pPr>
-            <w:r>
-              <w:t xml:space="preserve">Setting</w:t>
-            </w:r>
-          </w:p>
-        </w:tc>
-        <w:tc>
-          <w:tcPr/>
-          <w:p>
-            <w:pPr>
-              <w:pStyle w:val="Compact"/>
-              <w:jc w:val="left"/>
-            </w:pPr>
-            <w:r>
-              <w:t xml:space="preserve">Value</w:t>
-            </w:r>
-          </w:p>
-        </w:tc>
-      </w:tr>
-      <w:tr>
-        <w:tc>
-          <w:tcPr/>
-          <w:p>
-            <w:pPr>
-              <w:pStyle w:val="Compact"/>
-              <w:jc w:val="left"/>
-            </w:pPr>
-            <w:r>
-              <w:t xml:space="preserve">Model</w:t>
-            </w:r>
-          </w:p>
-        </w:tc>
-        <w:tc>
-          <w:tcPr/>
-          <w:p>
-            <w:pPr>
-              <w:pStyle w:val="Compact"/>
-              <w:jc w:val="left"/>
-            </w:pPr>
-            <w:r>
-              <w:t xml:space="preserve">ResNet-18, ImageNet weights, one-channel stem, frozen BatchNorm statistics</w:t>
-            </w:r>
-          </w:p>
-        </w:tc>
-      </w:tr>
-      <w:tr>
-        <w:tc>
-          <w:tcPr/>
-          <w:p>
-            <w:pPr>
-              <w:pStyle w:val="Compact"/>
-              <w:jc w:val="left"/>
-            </w:pPr>
-            <w:r>
-              <w:t xml:space="preserve">Input and augmentation</w:t>
-            </w:r>
-          </w:p>
-        </w:tc>
-        <w:tc>
-          <w:tcPr/>
-          <w:p>
-            <w:pPr>
-              <w:pStyle w:val="Compact"/>
-              <w:jc w:val="left"/>
-            </w:pPr>
-            <m:oMath>
-              <m:r>
-                <m:t>128</m:t>
-              </m:r>
-              <m:r>
-                <m:rPr>
-                  <m:sty m:val="p"/>
-                </m:rPr>
-                <m:t>×</m:t>
-              </m:r>
-              <m:r>
-                <m:t>128</m:t>
-              </m:r>
-            </m:oMath>
-            <w:r>
-              <w:t xml:space="preserve"> </w:t>
-            </w:r>
-            <w:r>
-              <w:t xml:space="preserve">pixels, random horizontal flip with probability 0.5</w:t>
-            </w:r>
-          </w:p>
-        </w:tc>
-      </w:tr>
-      <w:tr>
-        <w:tc>
-          <w:tcPr/>
-          <w:p>
-            <w:pPr>
-              <w:pStyle w:val="Compact"/>
-              <w:jc w:val="left"/>
-            </w:pPr>
-            <w:r>
-              <w:t xml:space="preserve">Optimiser</w:t>
-            </w:r>
-          </w:p>
-        </w:tc>
-        <w:tc>
-          <w:tcPr/>
-          <w:p>
-            <w:pPr>
-              <w:pStyle w:val="Compact"/>
-              <w:jc w:val="left"/>
-            </w:pPr>
-            <w:r>
-              <w:t xml:space="preserve">SGD, momentum 0.9, no weight decay, cosine decay over rounds</w:t>
-            </w:r>
-          </w:p>
-        </w:tc>
-      </w:tr>
-      <w:tr>
-        <w:tc>
-          <w:tcPr/>
-          <w:p>
-            <w:pPr>
-              <w:pStyle w:val="Compact"/>
-              <w:jc w:val="left"/>
-            </w:pPr>
-            <w:r>
-              <w:t xml:space="preserve">Learning rate</w:t>
-            </w:r>
-          </w:p>
-        </w:tc>
-        <w:tc>
-          <w:tcPr/>
-          <w:p>
-            <w:pPr>
-              <w:pStyle w:val="Compact"/>
-              <w:jc w:val="left"/>
-            </w:pPr>
-            <w:r>
-              <w:t xml:space="preserve">0.02 central, 0.003 or 0.01 federated (selected at seed 0)</w:t>
-            </w:r>
-          </w:p>
-        </w:tc>
-      </w:tr>
-      <w:tr>
-        <w:tc>
-          <w:tcPr/>
-          <w:p>
-            <w:pPr>
-              <w:pStyle w:val="Compact"/>
-              <w:jc w:val="left"/>
-            </w:pPr>
-            <w:r>
-              <w:t xml:space="preserve">Rounds and local steps</w:t>
-            </w:r>
-          </w:p>
-        </w:tc>
-        <w:tc>
-          <w:tcPr/>
-          <w:p>
-            <w:pPr>
-              <w:pStyle w:val="Compact"/>
-              <w:jc w:val="left"/>
-            </w:pPr>
-            <m:oMath>
-              <m:r>
-                <m:t>T</m:t>
-              </m:r>
-              <m:r>
-                <m:rPr>
-                  <m:sty m:val="p"/>
-                </m:rPr>
-                <m:t>=</m:t>
-              </m:r>
-              <m:r>
-                <m:t>100</m:t>
-              </m:r>
-            </m:oMath>
-            <w:r>
-              <w:t xml:space="preserve">,</w:t>
-            </w:r>
-            <w:r>
-              <w:t xml:space="preserve"> </w:t>
-            </w:r>
-            <m:oMath>
-              <m:r>
-                <m:t>S</m:t>
-              </m:r>
-              <m:r>
-                <m:rPr>
-                  <m:sty m:val="p"/>
-                </m:rPr>
-                <m:t>=</m:t>
-              </m:r>
-              <m:r>
-                <m:t>10</m:t>
-              </m:r>
-            </m:oMath>
-            <w:r>
-              <w:t xml:space="preserve"> </w:t>
-            </w:r>
-            <w:r>
-              <w:t xml:space="preserve">(one local epoch at</w:t>
-            </w:r>
-            <w:r>
-              <w:t xml:space="preserve"> </w:t>
-            </w:r>
-            <m:oMath>
-              <m:r>
-                <m:t>q</m:t>
-              </m:r>
-              <m:r>
-                <m:rPr>
-                  <m:sty m:val="p"/>
-                </m:rPr>
-                <m:t>=</m:t>
-              </m:r>
-              <m:r>
-                <m:t>0.1</m:t>
-              </m:r>
-            </m:oMath>
-            <w:r>
-              <w:t xml:space="preserve">)</w:t>
-            </w:r>
-          </w:p>
-        </w:tc>
-      </w:tr>
-      <w:tr>
-        <w:tc>
-          <w:tcPr/>
-          <w:p>
-            <w:pPr>
-              <w:pStyle w:val="Compact"/>
-              <w:jc w:val="left"/>
-            </w:pPr>
-            <w:r>
-              <w:t xml:space="preserve">Clipping</w:t>
-            </w:r>
-          </w:p>
-        </w:tc>
-        <w:tc>
-          <w:tcPr/>
-          <w:p>
-            <w:pPr>
-              <w:pStyle w:val="Compact"/>
-              <w:jc w:val="left"/>
-            </w:pPr>
-            <m:oMath>
-              <m:r>
-                <m:t>C</m:t>
-              </m:r>
-              <m:r>
-                <m:rPr>
-                  <m:sty m:val="p"/>
-                </m:rPr>
-                <m:t>=</m:t>
-              </m:r>
-              <m:r>
-                <m:t>1</m:t>
-              </m:r>
-            </m:oMath>
-            <w:r>
-              <w:t xml:space="preserve"> </w:t>
-            </w:r>
-            <w:r>
-              <w:t xml:space="preserve">per example or unit under DP, global norm 1.0 without DP</w:t>
-            </w:r>
-          </w:p>
-        </w:tc>
-      </w:tr>
-      <w:tr>
-        <w:tc>
-          <w:tcPr/>
-          <w:p>
-            <w:pPr>
-              <w:pStyle w:val="Compact"/>
-              <w:jc w:val="left"/>
-            </w:pPr>
-            <w:r>
-              <w:t xml:space="preserve">Noise multiplier</w:t>
-            </w:r>
-            <w:r>
-              <w:t xml:space="preserve"> </w:t>
-            </w:r>
-            <m:oMath>
-              <m:r>
-                <m:t>σ</m:t>
-              </m:r>
-            </m:oMath>
-          </w:p>
-        </w:tc>
-        <w:tc>
-          <w:tcPr/>
-          <w:p>
-            <w:pPr>
-              <w:pStyle w:val="Compact"/>
-              <w:jc w:val="left"/>
-            </w:pPr>
-            <w:r>
-              <w:t xml:space="preserve">12.885, 4.832, 2.179, 1.353, 0.922, 0.673 for</w:t>
-            </w:r>
-            <w:r>
-              <w:t xml:space="preserve"> </w:t>
-            </w:r>
-            <m:oMath>
-              <m:r>
-                <m:t>ε</m:t>
-              </m:r>
-            </m:oMath>
-            <w:r>
-              <w:t xml:space="preserve"> </w:t>
-            </w:r>
-            <w:r>
-              <w:t xml:space="preserve">of 1, 3, 8, 16, 32, 64</w:t>
-            </w:r>
-          </w:p>
-        </w:tc>
-      </w:tr>
-      <w:tr>
-        <w:tc>
-          <w:tcPr/>
-          <w:p>
-            <w:pPr>
-              <w:pStyle w:val="Compact"/>
-              <w:jc w:val="left"/>
-            </w:pPr>
-            <w:r>
-              <w:t xml:space="preserve">Model selection</w:t>
-            </w:r>
-          </w:p>
-        </w:tc>
-        <w:tc>
-          <w:tcPr/>
-          <w:p>
-            <w:pPr>
-              <w:pStyle w:val="Compact"/>
-              <w:jc w:val="left"/>
-            </w:pPr>
-            <w:r>
-              <w:t xml:space="preserve">round with the lowest validation loss</w:t>
-            </w:r>
-          </w:p>
-        </w:tc>
-      </w:tr>
-      <w:tr>
-        <w:tc>
-          <w:tcPr/>
-          <w:p>
-            <w:pPr>
-              <w:pStyle w:val="Compact"/>
-              <w:jc w:val="left"/>
-            </w:pPr>
-            <w:r>
-              <w:t xml:space="preserve">Seeds</w:t>
-            </w:r>
-          </w:p>
-        </w:tc>
-        <w:tc>
-          <w:tcPr/>
-          <w:p>
-            <w:pPr>
-              <w:pStyle w:val="Compact"/>
-              <w:jc w:val="left"/>
-            </w:pPr>
-            <w:r>
-              <w:t xml:space="preserve">1 to 5 reported, 0 for selection only</w:t>
-            </w:r>
-          </w:p>
-        </w:tc>
-      </w:tr>
-      <w:tr>
-        <w:tc>
-          <w:tcPr/>
-          <w:p>
-            <w:pPr>
-              <w:pStyle w:val="Compact"/>
-              <w:jc w:val="left"/>
-            </w:pPr>
-            <w:r>
-              <w:t xml:space="preserve">Membership audit</w:t>
-            </w:r>
-          </w:p>
-        </w:tc>
-        <w:tc>
-          <w:tcPr/>
-          <w:p>
-            <w:pPr>
-              <w:pStyle w:val="Compact"/>
-              <w:jc w:val="left"/>
-            </w:pPr>
-            <w:r>
-              <w:t xml:space="preserve">16 shadow models per target configuration</w:t>
-            </w:r>
-          </w:p>
-        </w:tc>
-      </w:tr>
-    </w:tbl>
-    <w:p>
-      <w:pPr>
-        <w:pStyle w:val="BodyText"/>
-        <w:spacing w:line="480" w:lineRule="auto"/>
-        <w:jc w:val="left"/>
-      </w:pPr>
-      <w:r>
-        <w:t xml:space="preserve">All models were trained in PyTorch 2.11.0 with CUDA 12.8 and per-example gradients from</w:t>
-      </w:r>
-      <w:r>
-        <w:t xml:space="preserve"> </w:t>
-      </w:r>
-      <w:r>
-        <w:rPr>
-          <w:rStyle w:val="VerbatimChar"/>
-        </w:rPr>
-        <w:t xml:space="preserve">torch.func</w:t>
-      </w:r>
-      <w:r>
-        <w:t xml:space="preserve"> </w:t>
-      </w:r>
-      <w:r>
-        <w:t xml:space="preserve">and the Rényi accountant of Opacus 1.6.0, on Kaggle machines with two NVIDIA T4 GPUs. The 608</w:t>
-      </w:r>
-      <w:r>
-        <w:t xml:space="preserve"> </w:t>
-      </w:r>
-      <w:r>
-        <w:t xml:space="preserve">reported runs and the audit took 58.7 GPU hours. Each run is identified by a hash of its resolved</w:t>
-      </w:r>
-      <w:r>
-        <w:t xml:space="preserve"> </w:t>
-      </w:r>
-      <w:r>
-        <w:t xml:space="preserve">configuration, and all tables and figures were regenerated on Kaggle from the stored run files and frozen with SHA-256</w:t>
-      </w:r>
-      <w:r>
-        <w:t xml:space="preserve"> </w:t>
-      </w:r>
-      <w:r>
-        <w:t xml:space="preserve">hashes before writing.</w:t>
-      </w:r>
-    </w:p>
-    <w:p>
-      <w:pPr>
-        <w:pStyle w:val="TableCaption"/>
-        <w:jc w:val="left"/>
-      </w:pPr>
-      <w:r>
-        <w:t xml:space="preserve">Table 3. Clean-set balanced accuracy, mean (95% CI) over five seeds.</w:t>
-      </w:r>
-    </w:p>
-    <w:tbl>
-      <w:tblPr>
-        <w:tblStyle w:val="Table"/>
-        <w:tblW w:type="auto" w:w="0"/>
-        <w:tblLook w:firstRow="1" w:lastRow="0" w:firstColumn="0" w:lastColumn="0" w:noHBand="0" w:noVBand="0" w:val="0020"/>
-        <w:jc w:val="start"/>
-        <w:tblCaption w:val="Table 3. Clean-set balanced accuracy, mean (95% CI) over five seeds."/>
-      </w:tblPr>
-      <w:tblGrid>
-        <w:gridCol w:w="1320"/>
-        <w:gridCol w:w="1320"/>
-        <w:gridCol w:w="1320"/>
-        <w:gridCol w:w="1320"/>
-        <w:gridCol w:w="1320"/>
-        <w:gridCol w:w="1320"/>
-      </w:tblGrid>
-      <w:tr>
-        <w:trPr>
-          <w:tblHeader w:val="true"/>
-        </w:trPr>
-        <w:tc>
-          <w:tcPr/>
-          <w:p>
-            <w:pPr>
-              <w:pStyle w:val="Compact"/>
-              <w:jc w:val="left"/>
-            </w:pPr>
-            <w:r>
-              <w:t xml:space="preserve">Setting</w:t>
-            </w:r>
-          </w:p>
-        </w:tc>
-        <w:tc>
-          <w:tcPr/>
-          <w:p>
-            <w:pPr>
-              <w:pStyle w:val="Compact"/>
-              <w:jc w:val="left"/>
-            </w:pPr>
-            <w:r>
-              <w:t xml:space="preserve">No DP</w:t>
-            </w:r>
-          </w:p>
-        </w:tc>
-        <w:tc>
-          <w:tcPr/>
-          <w:p>
-            <w:pPr>
-              <w:pStyle w:val="Compact"/>
-              <w:jc w:val="left"/>
-            </w:pPr>
-            <w:r>
-              <w:t xml:space="preserve">Clip only</w:t>
-            </w:r>
-          </w:p>
-        </w:tc>
-        <w:tc>
-          <w:tcPr/>
-          <w:p>
-            <w:pPr>
-              <w:pStyle w:val="Compact"/>
-              <w:jc w:val="left"/>
-            </w:pPr>
-            <m:oMath>
-              <m:r>
-                <m:t>ε</m:t>
-              </m:r>
-              <m:r>
-                <m:rPr>
-                  <m:sty m:val="p"/>
-                </m:rPr>
-                <m:t>=</m:t>
-              </m:r>
-              <m:r>
-                <m:t>8</m:t>
-              </m:r>
-            </m:oMath>
-          </w:p>
-        </w:tc>
-        <w:tc>
-          <w:tcPr/>
-          <w:p>
-            <w:pPr>
-              <w:pStyle w:val="Compact"/>
-              <w:jc w:val="left"/>
-            </w:pPr>
-            <m:oMath>
-              <m:r>
-                <m:t>ε</m:t>
-              </m:r>
-              <m:r>
-                <m:rPr>
-                  <m:sty m:val="p"/>
-                </m:rPr>
-                <m:t>=</m:t>
-              </m:r>
-              <m:r>
-                <m:t>3</m:t>
-              </m:r>
-            </m:oMath>
-          </w:p>
-        </w:tc>
-        <w:tc>
-          <w:tcPr/>
-          <w:p>
-            <w:pPr>
-              <w:pStyle w:val="Compact"/>
-              <w:jc w:val="left"/>
-            </w:pPr>
-            <m:oMath>
-              <m:r>
-                <m:t>ε</m:t>
-              </m:r>
-              <m:r>
-                <m:rPr>
-                  <m:sty m:val="p"/>
-                </m:rPr>
-                <m:t>=</m:t>
-              </m:r>
-              <m:r>
-                <m:t>1</m:t>
-              </m:r>
-            </m:oMath>
-          </w:p>
-        </w:tc>
-      </w:tr>
-      <w:tr>
-        <w:tc>
-          <w:tcPr/>
-          <w:p>
-            <w:pPr>
-              <w:pStyle w:val="Compact"/>
-              <w:jc w:val="left"/>
-            </w:pPr>
-            <w:r>
-              <w:t xml:space="preserve">Central, image</w:t>
-            </w:r>
-          </w:p>
-        </w:tc>
-        <w:tc>
-          <w:tcPr/>
-          <w:p>
-            <w:pPr>
-              <w:pStyle w:val="Compact"/>
-              <w:jc w:val="left"/>
-            </w:pPr>
-            <w:r>
-              <w:t xml:space="preserve">0.908</w:t>
-            </w:r>
-          </w:p>
-        </w:tc>
-        <w:tc>
-          <w:tcPr/>
-          <w:p>
-            <w:pPr>
-              <w:pStyle w:val="Compact"/>
-              <w:jc w:val="left"/>
-            </w:pPr>
-            <w:r>
-              <w:t xml:space="preserve">0.845</w:t>
-            </w:r>
-          </w:p>
-        </w:tc>
-        <w:tc>
-          <w:tcPr/>
-          <w:p>
-            <w:pPr>
-              <w:pStyle w:val="Compact"/>
-              <w:jc w:val="left"/>
-            </w:pPr>
-            <w:r>
-              <w:t xml:space="preserve">0.778</w:t>
-            </w:r>
-          </w:p>
-        </w:tc>
-        <w:tc>
-          <w:tcPr/>
-          <w:p>
-            <w:pPr>
-              <w:pStyle w:val="Compact"/>
-              <w:jc w:val="left"/>
-            </w:pPr>
-            <w:r>
-              <w:t xml:space="preserve">0.648</w:t>
-            </w:r>
-          </w:p>
-        </w:tc>
-        <w:tc>
-          <w:tcPr/>
-          <w:p>
-            <w:pPr>
-              <w:pStyle w:val="Compact"/>
-              <w:jc w:val="left"/>
-            </w:pPr>
-            <w:r>
-              <w:t xml:space="preserve">0.326</w:t>
-            </w:r>
-          </w:p>
-        </w:tc>
-      </w:tr>
-      <w:tr>
-        <w:tc>
-          <w:tcPr/>
-          <w:p>
-            <w:pPr>
-              <w:pStyle w:val="Compact"/>
-            </w:pPr>
-          </w:p>
-        </w:tc>
-        <w:tc>
-          <w:tcPr/>
-          <w:p>
-            <w:pPr>
-              <w:pStyle w:val="Compact"/>
-              <w:jc w:val="left"/>
-            </w:pPr>
-            <w:r>
-              <w:t xml:space="preserve">(0.894, 0.921)</w:t>
-            </w:r>
-          </w:p>
-        </w:tc>
-        <w:tc>
-          <w:tcPr/>
-          <w:p>
-            <w:pPr>
-              <w:pStyle w:val="Compact"/>
-              <w:jc w:val="left"/>
-            </w:pPr>
-            <w:r>
-              <w:t xml:space="preserve">(0.818, 0.871)</w:t>
-            </w:r>
-          </w:p>
-        </w:tc>
-        <w:tc>
-          <w:tcPr/>
-          <w:p>
-            <w:pPr>
-              <w:pStyle w:val="Compact"/>
-              <w:jc w:val="left"/>
-            </w:pPr>
-            <w:r>
-              <w:t xml:space="preserve">(0.739, 0.818)</w:t>
-            </w:r>
-          </w:p>
-        </w:tc>
-        <w:tc>
-          <w:tcPr/>
-          <w:p>
-            <w:pPr>
-              <w:pStyle w:val="Compact"/>
-              <w:jc w:val="left"/>
-            </w:pPr>
-            <w:r>
-              <w:t xml:space="preserve">(0.572, 0.723)</w:t>
-            </w:r>
-          </w:p>
-        </w:tc>
-        <w:tc>
-          <w:tcPr/>
-          <w:p>
-            <w:pPr>
-              <w:pStyle w:val="Compact"/>
-              <w:jc w:val="left"/>
-            </w:pPr>
-            <w:r>
-              <w:t xml:space="preserve">(0.272, 0.379)</w:t>
-            </w:r>
-          </w:p>
-        </w:tc>
-      </w:tr>
-      <w:tr>
-        <w:tc>
-          <w:tcPr/>
-          <w:p>
-            <w:pPr>
-              <w:pStyle w:val="Compact"/>
-              <w:jc w:val="left"/>
-            </w:pPr>
-            <w:r>
-              <w:t xml:space="preserve">Central, patient</w:t>
-            </w:r>
-          </w:p>
-        </w:tc>
-        <w:tc>
-          <w:tcPr/>
-          <w:p>
-            <w:pPr>
-              <w:pStyle w:val="Compact"/>
-              <w:jc w:val="left"/>
-            </w:pPr>
-            <w:r>
-              <w:t xml:space="preserve">0.908</w:t>
-            </w:r>
-          </w:p>
-        </w:tc>
-        <w:tc>
-          <w:tcPr/>
-          <w:p>
-            <w:pPr>
-              <w:pStyle w:val="Compact"/>
-              <w:jc w:val="left"/>
-            </w:pPr>
-            <w:r>
-              <w:t xml:space="preserve">0.872</w:t>
-            </w:r>
-          </w:p>
-        </w:tc>
-        <w:tc>
-          <w:tcPr/>
-          <w:p>
-            <w:pPr>
-              <w:pStyle w:val="Compact"/>
-              <w:jc w:val="left"/>
-            </w:pPr>
-            <w:r>
-              <w:t xml:space="preserve">0.337</w:t>
-            </w:r>
-          </w:p>
-        </w:tc>
-        <w:tc>
-          <w:tcPr/>
-          <w:p>
-            <w:pPr>
-              <w:pStyle w:val="Compact"/>
-              <w:jc w:val="left"/>
-            </w:pPr>
-            <w:r>
-              <w:t xml:space="preserve">0.251</w:t>
-            </w:r>
-          </w:p>
-        </w:tc>
-        <w:tc>
-          <w:tcPr/>
-          <w:p>
-            <w:pPr>
-              <w:pStyle w:val="Compact"/>
-              <w:jc w:val="left"/>
-            </w:pPr>
-            <w:r>
-              <w:t xml:space="preserve">not run</w:t>
-            </w:r>
-          </w:p>
-        </w:tc>
-      </w:tr>
-      <w:tr>
-        <w:tc>
-          <w:tcPr/>
-          <w:p>
-            <w:pPr>
-              <w:pStyle w:val="Compact"/>
-            </w:pPr>
-          </w:p>
-        </w:tc>
-        <w:tc>
-          <w:tcPr/>
-          <w:p>
-            <w:pPr>
-              <w:pStyle w:val="Compact"/>
-              <w:jc w:val="left"/>
-            </w:pPr>
-            <w:r>
-              <w:t xml:space="preserve">(0.894, 0.921)</w:t>
-            </w:r>
-          </w:p>
-        </w:tc>
-        <w:tc>
-          <w:tcPr/>
-          <w:p>
-            <w:pPr>
-              <w:pStyle w:val="Compact"/>
-              <w:jc w:val="left"/>
-            </w:pPr>
-            <w:r>
-              <w:t xml:space="preserve">(0.852, 0.891)</w:t>
-            </w:r>
-          </w:p>
-        </w:tc>
-        <w:tc>
-          <w:tcPr/>
-          <w:p>
-            <w:pPr>
-              <w:pStyle w:val="Compact"/>
-              <w:jc w:val="left"/>
-            </w:pPr>
-            <w:r>
-              <w:t xml:space="preserve">(0.284, 0.390)</w:t>
-            </w:r>
-          </w:p>
-        </w:tc>
-        <w:tc>
-          <w:tcPr/>
-          <w:p>
-            <w:pPr>
-              <w:pStyle w:val="Compact"/>
-              <w:jc w:val="left"/>
-            </w:pPr>
-            <w:r>
-              <w:t xml:space="preserve">(0.248, 0.253)</w:t>
-            </w:r>
-          </w:p>
-        </w:tc>
-        <w:tc>
-          <w:tcPr/>
-          <w:p>
-            <w:pPr>
-              <w:pStyle w:val="Compact"/>
-            </w:pPr>
-          </w:p>
-        </w:tc>
-      </w:tr>
-      <w:tr>
-        <w:tc>
-          <w:tcPr/>
-          <w:p>
-            <w:pPr>
-              <w:pStyle w:val="Compact"/>
-              <w:jc w:val="left"/>
-            </w:pPr>
-            <w:r>
-              <w:t xml:space="preserve">FedAvg, natural</w:t>
-            </w:r>
-          </w:p>
-        </w:tc>
-        <w:tc>
-          <w:tcPr/>
-          <w:p>
-            <w:pPr>
-              <w:pStyle w:val="Compact"/>
-              <w:jc w:val="left"/>
-            </w:pPr>
-            <w:r>
-              <w:t xml:space="preserve">0.841</w:t>
-            </w:r>
-          </w:p>
-        </w:tc>
-        <w:tc>
-          <w:tcPr/>
-          <w:p>
-            <w:pPr>
-              <w:pStyle w:val="Compact"/>
-              <w:jc w:val="left"/>
-            </w:pPr>
-            <w:r>
-              <w:t xml:space="preserve">not run</w:t>
-            </w:r>
-          </w:p>
-        </w:tc>
-        <w:tc>
-          <w:tcPr/>
-          <w:p>
-            <w:pPr>
-              <w:pStyle w:val="Compact"/>
-              <w:jc w:val="left"/>
-            </w:pPr>
-            <w:r>
-              <w:t xml:space="preserve">0.765</w:t>
-            </w:r>
-          </w:p>
-        </w:tc>
-        <w:tc>
-          <w:tcPr/>
-          <w:p>
-            <w:pPr>
-              <w:pStyle w:val="Compact"/>
-              <w:jc w:val="left"/>
-            </w:pPr>
-            <w:r>
-              <w:t xml:space="preserve">0.674</w:t>
-            </w:r>
-          </w:p>
-        </w:tc>
-        <w:tc>
-          <w:tcPr/>
-          <w:p>
-            <w:pPr>
-              <w:pStyle w:val="Compact"/>
-              <w:jc w:val="left"/>
-            </w:pPr>
-            <w:r>
-              <w:t xml:space="preserve">0.525</w:t>
-            </w:r>
-          </w:p>
-        </w:tc>
-      </w:tr>
-      <w:tr>
-        <w:tc>
-          <w:tcPr/>
-          <w:p>
-            <w:pPr>
-              <w:pStyle w:val="Compact"/>
-            </w:pPr>
-          </w:p>
-        </w:tc>
-        <w:tc>
-          <w:tcPr/>
-          <w:p>
-            <w:pPr>
-              <w:pStyle w:val="Compact"/>
-              <w:jc w:val="left"/>
-            </w:pPr>
-            <w:r>
-              <w:t xml:space="preserve">(0.833, 0.848)</w:t>
-            </w:r>
-          </w:p>
-        </w:tc>
-        <w:tc>
-          <w:tcPr/>
-          <w:p>
-            <w:pPr>
-              <w:pStyle w:val="Compact"/>
-            </w:pPr>
-          </w:p>
-        </w:tc>
-        <w:tc>
-          <w:tcPr/>
-          <w:p>
-            <w:pPr>
-              <w:pStyle w:val="Compact"/>
-              <w:jc w:val="left"/>
-            </w:pPr>
-            <w:r>
-              <w:t xml:space="preserve">(0.731, 0.800)</w:t>
-            </w:r>
-          </w:p>
-        </w:tc>
-        <w:tc>
-          <w:tcPr/>
-          <w:p>
-            <w:pPr>
-              <w:pStyle w:val="Compact"/>
-              <w:jc w:val="left"/>
-            </w:pPr>
-            <w:r>
-              <w:t xml:space="preserve">(0.659, 0.688)</w:t>
-            </w:r>
-          </w:p>
-        </w:tc>
-        <w:tc>
-          <w:tcPr/>
-          <w:p>
-            <w:pPr>
-              <w:pStyle w:val="Compact"/>
-              <w:jc w:val="left"/>
-            </w:pPr>
-            <w:r>
-              <w:t xml:space="preserve">(0.463, 0.586)</w:t>
-            </w:r>
-          </w:p>
-        </w:tc>
-      </w:tr>
-      <w:tr>
-        <w:tc>
-          <w:tcPr/>
-          <w:p>
-            <w:pPr>
-              <w:pStyle w:val="Compact"/>
-              <w:jc w:val="left"/>
-            </w:pPr>
-            <w:r>
-              <w:t xml:space="preserve">FedAvg, Dir. 0.5</w:t>
-            </w:r>
-            <w:r>
-              <w:rPr>
-                <w:vertAlign w:val="superscript"/>
-              </w:rPr>
-              <w:t xml:space="preserve">a</w:t>
-            </w:r>
-          </w:p>
-        </w:tc>
-        <w:tc>
-          <w:tcPr/>
-          <w:p>
-            <w:pPr>
-              <w:pStyle w:val="Compact"/>
-              <w:jc w:val="left"/>
-            </w:pPr>
-            <w:r>
-              <w:t xml:space="preserve">0.870</w:t>
-            </w:r>
-          </w:p>
-        </w:tc>
-        <w:tc>
-          <w:tcPr/>
-          <w:p>
-            <w:pPr>
-              <w:pStyle w:val="Compact"/>
-              <w:jc w:val="left"/>
-            </w:pPr>
-            <w:r>
-              <w:t xml:space="preserve">not run</w:t>
-            </w:r>
-          </w:p>
-        </w:tc>
-        <w:tc>
-          <w:tcPr/>
-          <w:p>
-            <w:pPr>
-              <w:pStyle w:val="Compact"/>
-              <w:jc w:val="left"/>
-            </w:pPr>
-            <w:r>
-              <w:t xml:space="preserve">0.669</w:t>
-            </w:r>
-          </w:p>
-        </w:tc>
-        <w:tc>
-          <w:tcPr/>
-          <w:p>
-            <w:pPr>
-              <w:pStyle w:val="Compact"/>
-              <w:jc w:val="left"/>
-            </w:pPr>
-            <w:r>
-              <w:t xml:space="preserve">0.590</w:t>
-            </w:r>
-          </w:p>
-        </w:tc>
-        <w:tc>
-          <w:tcPr/>
-          <w:p>
-            <w:pPr>
-              <w:pStyle w:val="Compact"/>
-              <w:jc w:val="left"/>
-            </w:pPr>
-            <w:r>
-              <w:t xml:space="preserve">0.331</w:t>
-            </w:r>
-          </w:p>
-        </w:tc>
-      </w:tr>
-      <w:tr>
-        <w:tc>
-          <w:tcPr/>
-          <w:p>
-            <w:pPr>
-              <w:pStyle w:val="Compact"/>
-            </w:pPr>
-          </w:p>
-        </w:tc>
-        <w:tc>
-          <w:tcPr/>
-          <w:p>
-            <w:pPr>
-              <w:pStyle w:val="Compact"/>
-              <w:jc w:val="left"/>
-            </w:pPr>
-            <w:r>
-              <w:t xml:space="preserve">(0.852, 0.887)</w:t>
-            </w:r>
-          </w:p>
-        </w:tc>
-        <w:tc>
-          <w:tcPr/>
-          <w:p>
-            <w:pPr>
-              <w:pStyle w:val="Compact"/>
-            </w:pPr>
-          </w:p>
-        </w:tc>
-        <w:tc>
-          <w:tcPr/>
-          <w:p>
-            <w:pPr>
-              <w:pStyle w:val="Compact"/>
-              <w:jc w:val="left"/>
-            </w:pPr>
-            <w:r>
-              <w:t xml:space="preserve">(0.626, 0.712)</w:t>
-            </w:r>
-          </w:p>
-        </w:tc>
-        <w:tc>
-          <w:tcPr/>
-          <w:p>
-            <w:pPr>
-              <w:pStyle w:val="Compact"/>
-              <w:jc w:val="left"/>
-            </w:pPr>
-            <w:r>
-              <w:t xml:space="preserve">(0.548, 0.631)</w:t>
-            </w:r>
-          </w:p>
-        </w:tc>
-        <w:tc>
-          <w:tcPr/>
-          <w:p>
-            <w:pPr>
-              <w:pStyle w:val="Compact"/>
-              <w:jc w:val="left"/>
-            </w:pPr>
-            <w:r>
-              <w:t xml:space="preserve">(0.280, 0.383)</w:t>
-            </w:r>
-          </w:p>
-        </w:tc>
-      </w:tr>
-    </w:tbl>
-    <w:p>
-      <w:pPr>
-        <w:pStyle w:val="TableCaption"/>
-        <w:jc w:val="left"/>
-      </w:pPr>
-      <w:r>
-        <w:t xml:space="preserve">Table 4. Clean-set sensitivity per class, mean over five seeds.</w:t>
-      </w:r>
-    </w:p>
-    <w:tbl>
-      <w:tblPr>
-        <w:tblStyle w:val="Table"/>
-        <w:tblW w:type="auto" w:w="0"/>
-        <w:tblLook w:firstRow="1" w:lastRow="0" w:firstColumn="0" w:lastColumn="0" w:noHBand="0" w:noVBand="0" w:val="0020"/>
-        <w:jc w:val="start"/>
-        <w:tblCaption w:val="Table 4. Clean-set sensitivity per class, mean over five seeds."/>
-      </w:tblPr>
-      <w:tblGrid>
-        <w:gridCol w:w="1131"/>
-        <w:gridCol w:w="1131"/>
-        <w:gridCol w:w="1131"/>
-        <w:gridCol w:w="1131"/>
-        <w:gridCol w:w="1131"/>
-        <w:gridCol w:w="1131"/>
-        <w:gridCol w:w="1131"/>
-      </w:tblGrid>
-      <w:tr>
-        <w:trPr>
-          <w:tblHeader w:val="true"/>
-        </w:trPr>
-        <w:tc>
-          <w:tcPr/>
-          <w:p>
-            <w:pPr>
-              <w:pStyle w:val="Compact"/>
-              <w:jc w:val="left"/>
-            </w:pPr>
-            <w:r>
-              <w:t xml:space="preserve">Training</w:t>
-            </w:r>
-          </w:p>
-        </w:tc>
-        <w:tc>
-          <w:tcPr/>
-          <w:p>
-            <w:pPr>
-              <w:pStyle w:val="Compact"/>
-              <w:jc w:val="left"/>
-            </w:pPr>
-            <w:r>
-              <w:t xml:space="preserve">Setting</w:t>
-            </w:r>
-          </w:p>
-        </w:tc>
-        <w:tc>
-          <w:tcPr/>
-          <w:p>
-            <w:pPr>
-              <w:pStyle w:val="Compact"/>
-              <w:jc w:val="right"/>
-            </w:pPr>
-            <w:r>
-              <w:t xml:space="preserve">Glioma</w:t>
-            </w:r>
-          </w:p>
-        </w:tc>
-        <w:tc>
-          <w:tcPr/>
-          <w:p>
-            <w:pPr>
-              <w:pStyle w:val="Compact"/>
-              <w:jc w:val="right"/>
-            </w:pPr>
-            <w:r>
-              <w:t xml:space="preserve">Meningioma</w:t>
-            </w:r>
-          </w:p>
-        </w:tc>
-        <w:tc>
-          <w:tcPr/>
-          <w:p>
-            <w:pPr>
-              <w:pStyle w:val="Compact"/>
-              <w:jc w:val="right"/>
-            </w:pPr>
-            <w:r>
-              <w:t xml:space="preserve">No tumour</w:t>
-            </w:r>
-          </w:p>
-        </w:tc>
-        <w:tc>
-          <w:tcPr/>
-          <w:p>
-            <w:pPr>
-              <w:pStyle w:val="Compact"/>
-              <w:jc w:val="right"/>
-            </w:pPr>
-            <w:r>
-              <w:t xml:space="preserve">Pituitary</w:t>
-            </w:r>
-          </w:p>
-        </w:tc>
-        <w:tc>
-          <w:tcPr/>
-          <w:p>
-            <w:pPr>
-              <w:pStyle w:val="Compact"/>
-              <w:jc w:val="right"/>
-            </w:pPr>
-            <w:r>
-              <w:t xml:space="preserve">Missed</w:t>
-            </w:r>
-          </w:p>
-        </w:tc>
-      </w:tr>
-      <w:tr>
-        <w:tc>
-          <w:tcPr/>
-          <w:p>
-            <w:pPr>
-              <w:pStyle w:val="Compact"/>
-              <w:jc w:val="left"/>
-            </w:pPr>
-            <w:r>
-              <w:t xml:space="preserve">Central</w:t>
-            </w:r>
-          </w:p>
-        </w:tc>
-        <w:tc>
-          <w:tcPr/>
-          <w:p>
-            <w:pPr>
-              <w:pStyle w:val="Compact"/>
-              <w:jc w:val="left"/>
-            </w:pPr>
-            <w:r>
-              <w:t xml:space="preserve">No DP</w:t>
-            </w:r>
-          </w:p>
-        </w:tc>
-        <w:tc>
-          <w:tcPr/>
-          <w:p>
-            <w:pPr>
-              <w:pStyle w:val="Compact"/>
-              <w:jc w:val="right"/>
-            </w:pPr>
-            <w:r>
-              <w:t xml:space="preserve">0.880</w:t>
-            </w:r>
-          </w:p>
-        </w:tc>
-        <w:tc>
-          <w:tcPr/>
-          <w:p>
-            <w:pPr>
-              <w:pStyle w:val="Compact"/>
-              <w:jc w:val="right"/>
-            </w:pPr>
-            <w:r>
-              <w:t xml:space="preserve">0.861</w:t>
-            </w:r>
-          </w:p>
-        </w:tc>
-        <w:tc>
-          <w:tcPr/>
-          <w:p>
-            <w:pPr>
-              <w:pStyle w:val="Compact"/>
-              <w:jc w:val="right"/>
-            </w:pPr>
-            <w:r>
-              <w:t xml:space="preserve">0.913</w:t>
-            </w:r>
-          </w:p>
-        </w:tc>
-        <w:tc>
-          <w:tcPr/>
-          <w:p>
-            <w:pPr>
-              <w:pStyle w:val="Compact"/>
-              <w:jc w:val="right"/>
-            </w:pPr>
-            <w:r>
-              <w:t xml:space="preserve">0.976</w:t>
-            </w:r>
-          </w:p>
-        </w:tc>
-        <w:tc>
-          <w:tcPr/>
-          <w:p>
-            <w:pPr>
-              <w:pStyle w:val="Compact"/>
-              <w:jc w:val="right"/>
-            </w:pPr>
-            <w:r>
-              <w:t xml:space="preserve">0.016</w:t>
-            </w:r>
-          </w:p>
-        </w:tc>
-      </w:tr>
-      <w:tr>
-        <w:tc>
-          <w:tcPr/>
-          <w:p>
-            <w:pPr>
-              <w:pStyle w:val="Compact"/>
-            </w:pPr>
-          </w:p>
-        </w:tc>
-        <w:tc>
-          <w:tcPr/>
-          <w:p>
-            <w:pPr>
-              <w:pStyle w:val="Compact"/>
-              <w:jc w:val="left"/>
-            </w:pPr>
-            <w:r>
-              <w:t xml:space="preserve">Clip only</w:t>
-            </w:r>
-          </w:p>
-        </w:tc>
-        <w:tc>
-          <w:tcPr/>
-          <w:p>
-            <w:pPr>
-              <w:pStyle w:val="Compact"/>
-              <w:jc w:val="right"/>
-            </w:pPr>
-            <w:r>
-              <w:t xml:space="preserve">0.883</w:t>
-            </w:r>
-          </w:p>
-        </w:tc>
-        <w:tc>
-          <w:tcPr/>
-          <w:p>
-            <w:pPr>
-              <w:pStyle w:val="Compact"/>
-              <w:jc w:val="right"/>
-            </w:pPr>
-            <w:r>
-              <w:t xml:space="preserve">0.711</w:t>
-            </w:r>
-          </w:p>
-        </w:tc>
-        <w:tc>
-          <w:tcPr/>
-          <w:p>
-            <w:pPr>
-              <w:pStyle w:val="Compact"/>
-              <w:jc w:val="right"/>
-            </w:pPr>
-            <w:r>
-              <w:t xml:space="preserve">0.800</w:t>
-            </w:r>
-          </w:p>
-        </w:tc>
-        <w:tc>
-          <w:tcPr/>
-          <w:p>
-            <w:pPr>
-              <w:pStyle w:val="Compact"/>
-              <w:jc w:val="right"/>
-            </w:pPr>
-            <w:r>
-              <w:t xml:space="preserve">0.986</w:t>
-            </w:r>
-          </w:p>
-        </w:tc>
-        <w:tc>
-          <w:tcPr/>
-          <w:p>
-            <w:pPr>
-              <w:pStyle w:val="Compact"/>
-              <w:jc w:val="right"/>
-            </w:pPr>
-            <w:r>
-              <w:t xml:space="preserve">0.025</w:t>
-            </w:r>
-          </w:p>
-        </w:tc>
-      </w:tr>
-      <w:tr>
-        <w:tc>
-          <w:tcPr/>
-          <w:p>
-            <w:pPr>
-              <w:pStyle w:val="Compact"/>
-            </w:pPr>
-          </w:p>
-        </w:tc>
-        <w:tc>
-          <w:tcPr/>
-          <w:p>
-            <w:pPr>
-              <w:pStyle w:val="Compact"/>
-              <w:jc w:val="left"/>
-            </w:pPr>
-            <m:oMath>
-              <m:r>
-                <m:t>ε</m:t>
-              </m:r>
-              <m:r>
-                <m:rPr>
-                  <m:sty m:val="p"/>
-                </m:rPr>
-                <m:t>=</m:t>
-              </m:r>
-              <m:r>
-                <m:t>8</m:t>
-              </m:r>
-            </m:oMath>
-          </w:p>
-        </w:tc>
-        <w:tc>
-          <w:tcPr/>
-          <w:p>
-            <w:pPr>
-              <w:pStyle w:val="Compact"/>
-              <w:jc w:val="right"/>
-            </w:pPr>
-            <w:r>
-              <w:t xml:space="preserve">0.915</w:t>
-            </w:r>
-          </w:p>
-        </w:tc>
-        <w:tc>
-          <w:tcPr/>
-          <w:p>
-            <w:pPr>
-              <w:pStyle w:val="Compact"/>
-              <w:jc w:val="right"/>
-            </w:pPr>
-            <w:r>
-              <w:t xml:space="preserve">0.520</w:t>
-            </w:r>
-          </w:p>
-        </w:tc>
-        <w:tc>
-          <w:tcPr/>
-          <w:p>
-            <w:pPr>
-              <w:pStyle w:val="Compact"/>
-              <w:jc w:val="right"/>
-            </w:pPr>
-            <w:r>
-              <w:t xml:space="preserve">0.700</w:t>
-            </w:r>
-          </w:p>
-        </w:tc>
-        <w:tc>
-          <w:tcPr/>
-          <w:p>
-            <w:pPr>
-              <w:pStyle w:val="Compact"/>
-              <w:jc w:val="right"/>
-            </w:pPr>
-            <w:r>
-              <w:t xml:space="preserve">0.979</w:t>
-            </w:r>
-          </w:p>
-        </w:tc>
-        <w:tc>
-          <w:tcPr/>
-          <w:p>
-            <w:pPr>
-              <w:pStyle w:val="Compact"/>
-              <w:jc w:val="right"/>
-            </w:pPr>
-            <w:r>
-              <w:t xml:space="preserve">0.025</w:t>
-            </w:r>
-          </w:p>
-        </w:tc>
-      </w:tr>
-      <w:tr>
-        <w:tc>
-          <w:tcPr/>
-          <w:p>
-            <w:pPr>
-              <w:pStyle w:val="Compact"/>
-            </w:pPr>
-          </w:p>
-        </w:tc>
-        <w:tc>
-          <w:tcPr/>
-          <w:p>
-            <w:pPr>
-              <w:pStyle w:val="Compact"/>
-              <w:jc w:val="left"/>
-            </w:pPr>
-            <m:oMath>
-              <m:r>
-                <m:t>ε</m:t>
-              </m:r>
-              <m:r>
-                <m:rPr>
-                  <m:sty m:val="p"/>
-                </m:rPr>
-                <m:t>=</m:t>
-              </m:r>
-              <m:r>
-                <m:t>3</m:t>
-              </m:r>
-            </m:oMath>
-          </w:p>
-        </w:tc>
-        <w:tc>
-          <w:tcPr/>
-          <w:p>
-            <w:pPr>
-              <w:pStyle w:val="Compact"/>
-              <w:jc w:val="right"/>
-            </w:pPr>
-            <w:r>
-              <w:t xml:space="preserve">0.922</w:t>
-            </w:r>
-          </w:p>
-        </w:tc>
-        <w:tc>
-          <w:tcPr/>
-          <w:p>
-            <w:pPr>
-              <w:pStyle w:val="Compact"/>
-              <w:jc w:val="right"/>
-            </w:pPr>
-            <w:r>
-              <w:t xml:space="preserve">0.178</w:t>
-            </w:r>
-          </w:p>
-        </w:tc>
-        <w:tc>
-          <w:tcPr/>
-          <w:p>
-            <w:pPr>
-              <w:pStyle w:val="Compact"/>
-              <w:jc w:val="right"/>
-            </w:pPr>
-            <w:r>
-              <w:t xml:space="preserve">0.587</w:t>
-            </w:r>
-          </w:p>
-        </w:tc>
-        <w:tc>
-          <w:tcPr/>
-          <w:p>
-            <w:pPr>
-              <w:pStyle w:val="Compact"/>
-              <w:jc w:val="right"/>
-            </w:pPr>
-            <w:r>
-              <w:t xml:space="preserve">0.905</w:t>
-            </w:r>
-          </w:p>
-        </w:tc>
-        <w:tc>
-          <w:tcPr/>
-          <w:p>
-            <w:pPr>
-              <w:pStyle w:val="Compact"/>
-              <w:jc w:val="right"/>
-            </w:pPr>
-            <w:r>
-              <w:t xml:space="preserve">0.042</w:t>
-            </w:r>
-          </w:p>
-        </w:tc>
-      </w:tr>
-      <w:tr>
-        <w:tc>
-          <w:tcPr/>
-          <w:p>
-            <w:pPr>
-              <w:pStyle w:val="Compact"/>
-            </w:pPr>
-          </w:p>
-        </w:tc>
-        <w:tc>
-          <w:tcPr/>
-          <w:p>
-            <w:pPr>
-              <w:pStyle w:val="Compact"/>
-              <w:jc w:val="left"/>
-            </w:pPr>
-            <m:oMath>
-              <m:r>
-                <m:t>ε</m:t>
-              </m:r>
-              <m:r>
-                <m:rPr>
-                  <m:sty m:val="p"/>
-                </m:rPr>
-                <m:t>=</m:t>
-              </m:r>
-              <m:r>
-                <m:t>1</m:t>
-              </m:r>
-            </m:oMath>
-          </w:p>
-        </w:tc>
-        <w:tc>
-          <w:tcPr/>
-          <w:p>
-            <w:pPr>
-              <w:pStyle w:val="Compact"/>
-              <w:jc w:val="right"/>
-            </w:pPr>
-            <w:r>
-              <w:t xml:space="preserve">0.836</w:t>
-            </w:r>
-          </w:p>
-        </w:tc>
-        <w:tc>
-          <w:tcPr/>
-          <w:p>
-            <w:pPr>
-              <w:pStyle w:val="Compact"/>
-              <w:jc w:val="right"/>
-            </w:pPr>
-            <w:r>
-              <w:t xml:space="preserve">0.086</w:t>
-            </w:r>
-          </w:p>
-        </w:tc>
-        <w:tc>
-          <w:tcPr/>
-          <w:p>
-            <w:pPr>
-              <w:pStyle w:val="Compact"/>
-              <w:jc w:val="right"/>
-            </w:pPr>
-            <w:r>
-              <w:t xml:space="preserve">0.117</w:t>
-            </w:r>
-          </w:p>
-        </w:tc>
-        <w:tc>
-          <w:tcPr/>
-          <w:p>
-            <w:pPr>
-              <w:pStyle w:val="Compact"/>
-              <w:jc w:val="right"/>
-            </w:pPr>
-            <w:r>
-              <w:t xml:space="preserve">0.263</w:t>
-            </w:r>
-          </w:p>
-        </w:tc>
-        <w:tc>
-          <w:tcPr/>
-          <w:p>
-            <w:pPr>
-              <w:pStyle w:val="Compact"/>
-              <w:jc w:val="right"/>
-            </w:pPr>
-            <w:r>
-              <w:t xml:space="preserve">0.033</w:t>
-            </w:r>
-          </w:p>
-        </w:tc>
-      </w:tr>
-      <w:tr>
-        <w:tc>
-          <w:tcPr/>
-          <w:p>
-            <w:pPr>
-              <w:pStyle w:val="Compact"/>
-            </w:pPr>
-          </w:p>
-        </w:tc>
-        <w:tc>
-          <w:tcPr/>
-          <w:p>
-            <w:pPr>
-              <w:pStyle w:val="Compact"/>
-              <w:jc w:val="left"/>
-            </w:pPr>
-            <w:r>
-              <w:t xml:space="preserve">Patient,</w:t>
-            </w:r>
-            <w:r>
-              <w:t xml:space="preserve"> </w:t>
-            </w:r>
-            <m:oMath>
-              <m:r>
-                <m:t>ε</m:t>
-              </m:r>
-              <m:r>
-                <m:rPr>
-                  <m:sty m:val="p"/>
-                </m:rPr>
-                <m:t>=</m:t>
-              </m:r>
-              <m:r>
-                <m:t>64</m:t>
-              </m:r>
-            </m:oMath>
-          </w:p>
-        </w:tc>
-        <w:tc>
-          <w:tcPr/>
-          <w:p>
-            <w:pPr>
-              <w:pStyle w:val="Compact"/>
-              <w:jc w:val="right"/>
-            </w:pPr>
-            <w:r>
-              <w:t xml:space="preserve">0.787</w:t>
-            </w:r>
-          </w:p>
-        </w:tc>
-        <w:tc>
-          <w:tcPr/>
-          <w:p>
-            <w:pPr>
-              <w:pStyle w:val="Compact"/>
-              <w:jc w:val="right"/>
-            </w:pPr>
-            <w:r>
-              <w:t xml:space="preserve">0.711</w:t>
-            </w:r>
-          </w:p>
-        </w:tc>
-        <w:tc>
-          <w:tcPr/>
-          <w:p>
-            <w:pPr>
-              <w:pStyle w:val="Compact"/>
-              <w:jc w:val="right"/>
-            </w:pPr>
-            <w:r>
-              <w:t xml:space="preserve">0.873</w:t>
-            </w:r>
-          </w:p>
-        </w:tc>
-        <w:tc>
-          <w:tcPr/>
-          <w:p>
-            <w:pPr>
-              <w:pStyle w:val="Compact"/>
-              <w:jc w:val="right"/>
-            </w:pPr>
-            <w:r>
-              <w:t xml:space="preserve">0.911</w:t>
-            </w:r>
-          </w:p>
-        </w:tc>
-        <w:tc>
-          <w:tcPr/>
-          <w:p>
-            <w:pPr>
-              <w:pStyle w:val="Compact"/>
-              <w:jc w:val="right"/>
-            </w:pPr>
-            <w:r>
-              <w:t xml:space="preserve">0.038</w:t>
-            </w:r>
-          </w:p>
-        </w:tc>
-      </w:tr>
-      <w:tr>
-        <w:tc>
-          <w:tcPr/>
-          <w:p>
-            <w:pPr>
-              <w:pStyle w:val="Compact"/>
-              <w:jc w:val="left"/>
-            </w:pPr>
-            <w:r>
-              <w:t xml:space="preserve">FedAvg</w:t>
-            </w:r>
-          </w:p>
-        </w:tc>
-        <w:tc>
-          <w:tcPr/>
-          <w:p>
-            <w:pPr>
-              <w:pStyle w:val="Compact"/>
-              <w:jc w:val="left"/>
-            </w:pPr>
-            <w:r>
-              <w:t xml:space="preserve">No DP</w:t>
-            </w:r>
-          </w:p>
-        </w:tc>
-        <w:tc>
-          <w:tcPr/>
-          <w:p>
-            <w:pPr>
-              <w:pStyle w:val="Compact"/>
-              <w:jc w:val="right"/>
-            </w:pPr>
-            <w:r>
-              <w:t xml:space="preserve">0.893</w:t>
-            </w:r>
-          </w:p>
-        </w:tc>
-        <w:tc>
-          <w:tcPr/>
-          <w:p>
-            <w:pPr>
-              <w:pStyle w:val="Compact"/>
-              <w:jc w:val="right"/>
-            </w:pPr>
-            <w:r>
-              <w:t xml:space="preserve">0.802</w:t>
-            </w:r>
-          </w:p>
-        </w:tc>
-        <w:tc>
-          <w:tcPr/>
-          <w:p>
-            <w:pPr>
-              <w:pStyle w:val="Compact"/>
-              <w:jc w:val="right"/>
-            </w:pPr>
-            <w:r>
-              <w:t xml:space="preserve">0.687</w:t>
-            </w:r>
-          </w:p>
-        </w:tc>
-        <w:tc>
-          <w:tcPr/>
-          <w:p>
-            <w:pPr>
-              <w:pStyle w:val="Compact"/>
-              <w:jc w:val="right"/>
-            </w:pPr>
-            <w:r>
-              <w:t xml:space="preserve">0.981</w:t>
-            </w:r>
-          </w:p>
-        </w:tc>
-        <w:tc>
-          <w:tcPr/>
-          <w:p>
-            <w:pPr>
-              <w:pStyle w:val="Compact"/>
-              <w:jc w:val="right"/>
-            </w:pPr>
-            <w:r>
-              <w:t xml:space="preserve">0.010</w:t>
-            </w:r>
-          </w:p>
-        </w:tc>
-      </w:tr>
-      <w:tr>
-        <w:tc>
-          <w:tcPr/>
-          <w:p>
-            <w:pPr>
-              <w:pStyle w:val="Compact"/>
-            </w:pPr>
-          </w:p>
-        </w:tc>
-        <w:tc>
-          <w:tcPr/>
-          <w:p>
-            <w:pPr>
-              <w:pStyle w:val="Compact"/>
-              <w:jc w:val="left"/>
-            </w:pPr>
-            <m:oMath>
-              <m:r>
-                <m:t>ε</m:t>
-              </m:r>
-              <m:r>
-                <m:rPr>
-                  <m:sty m:val="p"/>
-                </m:rPr>
-                <m:t>=</m:t>
-              </m:r>
-              <m:r>
-                <m:t>8</m:t>
-              </m:r>
-            </m:oMath>
-          </w:p>
-        </w:tc>
-        <w:tc>
-          <w:tcPr/>
-          <w:p>
-            <w:pPr>
-              <w:pStyle w:val="Compact"/>
-              <w:jc w:val="right"/>
-            </w:pPr>
-            <w:r>
-              <w:t xml:space="preserve">0.903</w:t>
-            </w:r>
-          </w:p>
-        </w:tc>
-        <w:tc>
-          <w:tcPr/>
-          <w:p>
-            <w:pPr>
-              <w:pStyle w:val="Compact"/>
-              <w:jc w:val="right"/>
-            </w:pPr>
-            <w:r>
-              <w:t xml:space="preserve">0.588</w:t>
-            </w:r>
-          </w:p>
-        </w:tc>
-        <w:tc>
-          <w:tcPr/>
-          <w:p>
-            <w:pPr>
-              <w:pStyle w:val="Compact"/>
-              <w:jc w:val="right"/>
-            </w:pPr>
-            <w:r>
-              <w:t xml:space="preserve">0.587</w:t>
-            </w:r>
-          </w:p>
-        </w:tc>
-        <w:tc>
-          <w:tcPr/>
-          <w:p>
-            <w:pPr>
-              <w:pStyle w:val="Compact"/>
-              <w:jc w:val="right"/>
-            </w:pPr>
-            <w:r>
-              <w:t xml:space="preserve">0.984</w:t>
-            </w:r>
-          </w:p>
-        </w:tc>
-        <w:tc>
-          <w:tcPr/>
-          <w:p>
-            <w:pPr>
-              <w:pStyle w:val="Compact"/>
-              <w:jc w:val="right"/>
-            </w:pPr>
-            <w:r>
-              <w:t xml:space="preserve">0.024</w:t>
-            </w:r>
-          </w:p>
-        </w:tc>
-      </w:tr>
-      <w:tr>
-        <w:tc>
-          <w:tcPr/>
-          <w:p>
-            <w:pPr>
-              <w:pStyle w:val="Compact"/>
-            </w:pPr>
-          </w:p>
-        </w:tc>
-        <w:tc>
-          <w:tcPr/>
-          <w:p>
-            <w:pPr>
-              <w:pStyle w:val="Compact"/>
-              <w:jc w:val="left"/>
-            </w:pPr>
-            <w:r>
-              <w:t xml:space="preserve">Weight noise</w:t>
-            </w:r>
-            <w:r>
-              <w:rPr>
-                <w:vertAlign w:val="superscript"/>
-              </w:rPr>
-              <w:t xml:space="preserve">a</w:t>
-            </w:r>
-          </w:p>
-        </w:tc>
-        <w:tc>
-          <w:tcPr/>
-          <w:p>
-            <w:pPr>
-              <w:pStyle w:val="Compact"/>
-              <w:jc w:val="right"/>
-            </w:pPr>
-            <w:r>
-              <w:t xml:space="preserve">0.892</w:t>
-            </w:r>
-          </w:p>
-        </w:tc>
-        <w:tc>
-          <w:tcPr/>
-          <w:p>
-            <w:pPr>
-              <w:pStyle w:val="Compact"/>
-              <w:jc w:val="right"/>
-            </w:pPr>
-            <w:r>
-              <w:t xml:space="preserve">0.803</w:t>
-            </w:r>
-          </w:p>
-        </w:tc>
-        <w:tc>
-          <w:tcPr/>
-          <w:p>
-            <w:pPr>
-              <w:pStyle w:val="Compact"/>
-              <w:jc w:val="right"/>
-            </w:pPr>
-            <w:r>
-              <w:t xml:space="preserve">0.530</w:t>
-            </w:r>
-          </w:p>
-        </w:tc>
-        <w:tc>
-          <w:tcPr/>
-          <w:p>
-            <w:pPr>
-              <w:pStyle w:val="Compact"/>
-              <w:jc w:val="right"/>
-            </w:pPr>
-            <w:r>
-              <w:t xml:space="preserve">0.977</w:t>
-            </w:r>
-          </w:p>
-        </w:tc>
-        <w:tc>
-          <w:tcPr/>
-          <w:p>
-            <w:pPr>
-              <w:pStyle w:val="Compact"/>
-              <w:jc w:val="right"/>
-            </w:pPr>
-            <w:r>
-              <w:t xml:space="preserve">0.011</w:t>
-            </w:r>
-          </w:p>
-        </w:tc>
-      </w:tr>
-    </w:tbl>
-    <w:p>
-      <w:pPr>
-        <w:pStyle w:val="BodyText"/>
-        <w:spacing w:line="480" w:lineRule="auto"/>
-        <w:jc w:val="left"/>
-      </w:pPr>
-      <w:r>
-        <w:t xml:space="preserve">For FedAvg on the natural partition the cost at</w:t>
-      </w:r>
-      <w:r>
-        <w:t xml:space="preserve"> </w:t>
-      </w:r>
-      <m:oMath>
-        <m:r>
-          <m:t>ε</m:t>
-        </m:r>
-        <m:r>
-          <m:rPr>
-            <m:sty m:val="p"/>
-          </m:rPr>
-          <m:t>=</m:t>
-        </m:r>
-        <m:r>
-          <m:t>8</m:t>
-        </m:r>
-      </m:oMath>
-      <w:r>
-        <w:t xml:space="preserve"> </w:t>
-      </w:r>
-      <w:r>
-        <w:t xml:space="preserve">was 0.076 (</w:t>
-      </w:r>
-      <m:oMath>
-        <m:r>
-          <m:t>0.841</m:t>
-        </m:r>
-        <m:r>
-          <m:rPr>
-            <m:sty m:val="p"/>
-          </m:rPr>
-          <m:t>−</m:t>
-        </m:r>
-        <m:r>
-          <m:t>0.765</m:t>
-        </m:r>
-      </m:oMath>
-      <w:r>
-        <w:t xml:space="preserve">), and the diamond in</w:t>
-      </w:r>
-      <w:r>
-        <w:t xml:space="preserve"> </w:t>
-      </w:r>
-      <w:r>
-        <w:t xml:space="preserve">Fig. 2 marks the unclipped weight-noise comparator, which has no formal</w:t>
-      </w:r>
-      <w:r>
-        <w:t xml:space="preserve"> </w:t>
-      </w:r>
-      <m:oMath>
-        <m:r>
-          <m:t>ε</m:t>
-        </m:r>
-      </m:oMath>
-      <w:r>
-        <w:t xml:space="preserve">. Local-only training on any</w:t>
-      </w:r>
-      <w:r>
-        <w:t xml:space="preserve"> </w:t>
-      </w:r>
-      <w:r>
-        <w:t xml:space="preserve">single natural client stayed below federated accuracy, at most 0.625 for the Figshare client (Supplementary Table S4).</w:t>
-      </w:r>
-      <w:r>
-        <w:t xml:space="preserve"> </w:t>
-      </w:r>
-      <w:r>
-        <w:t xml:space="preserve">Patient-level DP was far more expensive at the same</w:t>
-      </w:r>
-      <w:r>
-        <w:t xml:space="preserve"> </w:t>
-      </w:r>
-      <m:oMath>
-        <m:r>
-          <m:t>ε</m:t>
-        </m:r>
-      </m:oMath>
-      <w:r>
-        <w:t xml:space="preserve">. Patient-level clip-only training reached 0.872, so</w:t>
-      </w:r>
-      <w:r>
-        <w:t xml:space="preserve"> </w:t>
-      </w:r>
-      <w:r>
-        <w:t xml:space="preserve">counting each patient once did not by itself harm accuracy, but at</w:t>
-      </w:r>
-      <w:r>
-        <w:t xml:space="preserve"> </w:t>
-      </w:r>
-      <m:oMath>
-        <m:r>
-          <m:t>ε</m:t>
-        </m:r>
-        <m:r>
-          <m:rPr>
-            <m:sty m:val="p"/>
-          </m:rPr>
-          <m:t>=</m:t>
-        </m:r>
-        <m:r>
-          <m:t>8</m:t>
-        </m:r>
-      </m:oMath>
-      <w:r>
-        <w:t xml:space="preserve"> </w:t>
-      </w:r>
-      <w:r>
-        <w:t xml:space="preserve">accuracy fell to 0.337.</w:t>
-      </w:r>
-    </w:p>
-    <w:p>
-      <w:pPr>
-        <w:pStyle w:val="TableCaption"/>
-        <w:jc w:val="left"/>
-      </w:pPr>
-      <w:r>
-        <w:t xml:space="preserve">Table 5. Online LiRA against FedAvg on the natural partition, mean (95% CI) over five targets.</w:t>
-      </w:r>
-    </w:p>
-    <w:tbl>
-      <w:tblPr>
-        <w:tblStyle w:val="Table"/>
-        <w:tblW w:type="auto" w:w="0"/>
-        <w:tblLook w:firstRow="1" w:lastRow="0" w:firstColumn="0" w:lastColumn="0" w:noHBand="0" w:noVBand="0" w:val="0020"/>
-        <w:jc w:val="start"/>
-        <w:tblCaption w:val="Table 5. Online LiRA against FedAvg on the natural partition, mean (95% CI) over five targets."/>
-      </w:tblPr>
-      <w:tblGrid>
-        <w:gridCol w:w="1131"/>
-        <w:gridCol w:w="1131"/>
-        <w:gridCol w:w="1131"/>
-        <w:gridCol w:w="1131"/>
-        <w:gridCol w:w="1131"/>
-        <w:gridCol w:w="1131"/>
-        <w:gridCol w:w="1131"/>
-      </w:tblGrid>
-      <w:tr>
-        <w:trPr>
-          <w:tblHeader w:val="true"/>
-        </w:trPr>
-        <w:tc>
-          <w:tcPr/>
-          <w:p>
-            <w:pPr>
-              <w:pStyle w:val="Compact"/>
-              <w:jc w:val="left"/>
-            </w:pPr>
-            <w:r>
-              <w:t xml:space="preserve">Target</w:t>
-            </w:r>
-          </w:p>
-        </w:tc>
-        <w:tc>
-          <w:tcPr/>
-          <w:p>
-            <w:pPr>
-              <w:pStyle w:val="Compact"/>
-              <w:jc w:val="left"/>
-            </w:pPr>
-            <w:r>
-              <w:t xml:space="preserve">Bal. acc.</w:t>
-            </w:r>
-          </w:p>
-        </w:tc>
-        <w:tc>
-          <w:tcPr/>
-          <w:p>
-            <w:pPr>
-              <w:pStyle w:val="Compact"/>
-              <w:jc w:val="left"/>
-            </w:pPr>
-            <w:r>
-              <w:t xml:space="preserve">Image AUC</w:t>
-            </w:r>
-          </w:p>
-        </w:tc>
-        <w:tc>
-          <w:tcPr/>
-          <w:p>
-            <w:pPr>
-              <w:pStyle w:val="Compact"/>
-              <w:jc w:val="left"/>
-            </w:pPr>
-            <w:r>
-              <w:t xml:space="preserve">TPR, 1%</w:t>
-            </w:r>
-          </w:p>
-        </w:tc>
-        <w:tc>
-          <w:tcPr/>
-          <w:p>
-            <w:pPr>
-              <w:pStyle w:val="Compact"/>
-              <w:jc w:val="left"/>
-            </w:pPr>
-            <w:r>
-              <w:t xml:space="preserve">Matched</w:t>
-            </w:r>
-            <w:r>
-              <w:rPr>
-                <w:vertAlign w:val="superscript"/>
-              </w:rPr>
-              <w:t xml:space="preserve">b</w:t>
-            </w:r>
-          </w:p>
-        </w:tc>
-        <w:tc>
-          <w:tcPr/>
-          <w:p>
-            <w:pPr>
-              <w:pStyle w:val="Compact"/>
-              <w:jc w:val="left"/>
-            </w:pPr>
-            <w:r>
-              <w:t xml:space="preserve">TPR, 0.1%</w:t>
-            </w:r>
-          </w:p>
-        </w:tc>
-        <w:tc>
-          <w:tcPr/>
-          <w:p>
-            <w:pPr>
-              <w:pStyle w:val="Compact"/>
-              <w:jc w:val="left"/>
-            </w:pPr>
-            <w:r>
-              <w:t xml:space="preserve">Patient AUC</w:t>
-            </w:r>
-          </w:p>
-        </w:tc>
-      </w:tr>
-      <w:tr>
-        <w:tc>
-          <w:tcPr/>
-          <w:p>
-            <w:pPr>
-              <w:pStyle w:val="Compact"/>
-              <w:jc w:val="left"/>
-            </w:pPr>
-            <w:r>
-              <w:t xml:space="preserve">No DP</w:t>
-            </w:r>
-          </w:p>
-        </w:tc>
-        <w:tc>
-          <w:tcPr/>
-          <w:p>
-            <w:pPr>
-              <w:pStyle w:val="Compact"/>
-              <w:jc w:val="left"/>
-            </w:pPr>
-            <w:r>
-              <w:t xml:space="preserve">0.841</w:t>
-            </w:r>
-          </w:p>
-        </w:tc>
-        <w:tc>
-          <w:tcPr/>
-          <w:p>
-            <w:pPr>
-              <w:pStyle w:val="Compact"/>
-              <w:jc w:val="left"/>
-            </w:pPr>
-            <w:r>
-              <w:t xml:space="preserve">0.666</w:t>
-            </w:r>
-          </w:p>
-        </w:tc>
-        <w:tc>
-          <w:tcPr/>
-          <w:p>
-            <w:pPr>
-              <w:pStyle w:val="Compact"/>
-              <w:jc w:val="left"/>
-            </w:pPr>
-            <w:r>
-              <w:t xml:space="preserve">0.108</w:t>
-            </w:r>
-          </w:p>
-        </w:tc>
-        <w:tc>
-          <w:tcPr/>
-          <w:p>
-            <w:pPr>
-              <w:pStyle w:val="Compact"/>
-              <w:jc w:val="left"/>
-            </w:pPr>
-            <w:r>
-              <w:t xml:space="preserve">0.111</w:t>
-            </w:r>
-          </w:p>
-        </w:tc>
-        <w:tc>
-          <w:tcPr/>
-          <w:p>
-            <w:pPr>
-              <w:pStyle w:val="Compact"/>
-              <w:jc w:val="left"/>
-            </w:pPr>
-            <w:r>
-              <w:t xml:space="preserve">0.033</w:t>
-            </w:r>
-          </w:p>
-        </w:tc>
-        <w:tc>
-          <w:tcPr/>
-          <w:p>
-            <w:pPr>
-              <w:pStyle w:val="Compact"/>
-              <w:jc w:val="left"/>
-            </w:pPr>
-            <w:r>
-              <w:t xml:space="preserve">0.805</w:t>
-            </w:r>
-          </w:p>
-        </w:tc>
-      </w:tr>
-      <w:tr>
-        <w:tc>
-          <w:tcPr/>
-          <w:p>
-            <w:pPr>
-              <w:pStyle w:val="Compact"/>
-            </w:pPr>
-          </w:p>
-        </w:tc>
-        <w:tc>
-          <w:tcPr/>
-          <w:p>
-            <w:pPr>
-              <w:pStyle w:val="Compact"/>
-            </w:pPr>
-          </w:p>
-        </w:tc>
-        <w:tc>
-          <w:tcPr/>
-          <w:p>
-            <w:pPr>
-              <w:pStyle w:val="Compact"/>
-              <w:jc w:val="left"/>
-            </w:pPr>
-            <w:r>
-              <w:t xml:space="preserve">(0.642, 0.689)</w:t>
-            </w:r>
-          </w:p>
-        </w:tc>
-        <w:tc>
-          <w:tcPr/>
-          <w:p>
-            <w:pPr>
-              <w:pStyle w:val="Compact"/>
-              <w:jc w:val="left"/>
-            </w:pPr>
-            <w:r>
-              <w:t xml:space="preserve">(0.081, 0.135)</w:t>
-            </w:r>
-          </w:p>
-        </w:tc>
-        <w:tc>
-          <w:tcPr/>
-          <w:p>
-            <w:pPr>
-              <w:pStyle w:val="Compact"/>
-              <w:jc w:val="left"/>
-            </w:pPr>
-            <w:r>
-              <w:t xml:space="preserve">(0.085, 0.138)</w:t>
-            </w:r>
-          </w:p>
-        </w:tc>
-        <w:tc>
-          <w:tcPr/>
-          <w:p>
-            <w:pPr>
-              <w:pStyle w:val="Compact"/>
-              <w:jc w:val="left"/>
-            </w:pPr>
-            <w:r>
-              <w:t xml:space="preserve">(0.019, 0.046)</w:t>
-            </w:r>
-          </w:p>
-        </w:tc>
-        <w:tc>
-          <w:tcPr/>
-          <w:p>
-            <w:pPr>
-              <w:pStyle w:val="Compact"/>
-              <w:jc w:val="left"/>
-            </w:pPr>
-            <w:r>
-              <w:t xml:space="preserve">(0.762, 0.848)</w:t>
-            </w:r>
-          </w:p>
-        </w:tc>
-      </w:tr>
-      <w:tr>
-        <w:tc>
-          <w:tcPr/>
-          <w:p>
-            <w:pPr>
-              <w:pStyle w:val="Compact"/>
-              <w:jc w:val="left"/>
-            </w:pPr>
-            <m:oMath>
-              <m:r>
-                <m:t>ε</m:t>
-              </m:r>
-              <m:r>
-                <m:rPr>
-                  <m:sty m:val="p"/>
-                </m:rPr>
-                <m:t>=</m:t>
-              </m:r>
-              <m:r>
-                <m:t>8</m:t>
-              </m:r>
-            </m:oMath>
-          </w:p>
-        </w:tc>
-        <w:tc>
-          <w:tcPr/>
-          <w:p>
-            <w:pPr>
-              <w:pStyle w:val="Compact"/>
-              <w:jc w:val="left"/>
-            </w:pPr>
-            <w:r>
-              <w:t xml:space="preserve">0.765</w:t>
-            </w:r>
-          </w:p>
-        </w:tc>
-        <w:tc>
-          <w:tcPr/>
-          <w:p>
-            <w:pPr>
-              <w:pStyle w:val="Compact"/>
-              <w:jc w:val="left"/>
-            </w:pPr>
-            <w:r>
-              <w:t xml:space="preserve">0.464</w:t>
-            </w:r>
-          </w:p>
-        </w:tc>
-        <w:tc>
-          <w:tcPr/>
-          <w:p>
-            <w:pPr>
-              <w:pStyle w:val="Compact"/>
-              <w:jc w:val="left"/>
-            </w:pPr>
-            <w:r>
-              <w:t xml:space="preserve">0.017</w:t>
-            </w:r>
-          </w:p>
-        </w:tc>
-        <w:tc>
-          <w:tcPr/>
-          <w:p>
-            <w:pPr>
-              <w:pStyle w:val="Compact"/>
-              <w:jc w:val="left"/>
-            </w:pPr>
-            <w:r>
-              <w:t xml:space="preserve">0.015</w:t>
-            </w:r>
-          </w:p>
-        </w:tc>
-        <w:tc>
-          <w:tcPr/>
-          <w:p>
-            <w:pPr>
-              <w:pStyle w:val="Compact"/>
-              <w:jc w:val="left"/>
-            </w:pPr>
-            <w:r>
-              <w:t xml:space="preserve">0.006</w:t>
-            </w:r>
-          </w:p>
-        </w:tc>
-        <w:tc>
-          <w:tcPr/>
-          <w:p>
-            <w:pPr>
-              <w:pStyle w:val="Compact"/>
-              <w:jc w:val="left"/>
-            </w:pPr>
-            <w:r>
-              <w:t xml:space="preserve">0.454</w:t>
-            </w:r>
-          </w:p>
-        </w:tc>
-      </w:tr>
-      <w:tr>
-        <w:tc>
-          <w:tcPr/>
-          <w:p>
-            <w:pPr>
-              <w:pStyle w:val="Compact"/>
-            </w:pPr>
-          </w:p>
-        </w:tc>
-        <w:tc>
-          <w:tcPr/>
-          <w:p>
-            <w:pPr>
-              <w:pStyle w:val="Compact"/>
-            </w:pPr>
-          </w:p>
-        </w:tc>
-        <w:tc>
-          <w:tcPr/>
-          <w:p>
-            <w:pPr>
-              <w:pStyle w:val="Compact"/>
-              <w:jc w:val="left"/>
-            </w:pPr>
-            <w:r>
-              <w:t xml:space="preserve">(0.448, 0.480)</w:t>
-            </w:r>
-          </w:p>
-        </w:tc>
-        <w:tc>
-          <w:tcPr/>
-          <w:p>
-            <w:pPr>
-              <w:pStyle w:val="Compact"/>
-              <w:jc w:val="left"/>
-            </w:pPr>
-            <w:r>
-              <w:t xml:space="preserve">(0.012, 0.022)</w:t>
-            </w:r>
-          </w:p>
-        </w:tc>
-        <w:tc>
-          <w:tcPr/>
-          <w:p>
-            <w:pPr>
-              <w:pStyle w:val="Compact"/>
-              <w:jc w:val="left"/>
-            </w:pPr>
-            <w:r>
-              <w:t xml:space="preserve">(0.007, 0.023)</w:t>
-            </w:r>
-          </w:p>
-        </w:tc>
-        <w:tc>
-          <w:tcPr/>
-          <w:p>
-            <w:pPr>
-              <w:pStyle w:val="Compact"/>
-              <w:jc w:val="left"/>
-            </w:pPr>
-            <w:r>
-              <w:t xml:space="preserve">(0.003, 0.008)</w:t>
-            </w:r>
-          </w:p>
-        </w:tc>
-        <w:tc>
-          <w:tcPr/>
-          <w:p>
-            <w:pPr>
-              <w:pStyle w:val="Compact"/>
-              <w:jc w:val="left"/>
-            </w:pPr>
-            <w:r>
-              <w:t xml:space="preserve">(0.427, 0.481)</w:t>
-            </w:r>
-          </w:p>
-        </w:tc>
-      </w:tr>
-      <w:tr>
-        <w:tc>
-          <w:tcPr/>
-          <w:p>
-            <w:pPr>
-              <w:pStyle w:val="Compact"/>
-              <w:jc w:val="left"/>
-            </w:pPr>
-            <m:oMath>
-              <m:r>
-                <m:t>ε</m:t>
-              </m:r>
-              <m:r>
-                <m:rPr>
-                  <m:sty m:val="p"/>
-                </m:rPr>
-                <m:t>=</m:t>
-              </m:r>
-              <m:r>
-                <m:t>3</m:t>
-              </m:r>
-            </m:oMath>
-          </w:p>
-        </w:tc>
-        <w:tc>
-          <w:tcPr/>
-          <w:p>
-            <w:pPr>
-              <w:pStyle w:val="Compact"/>
-              <w:jc w:val="left"/>
-            </w:pPr>
-            <w:r>
-              <w:t xml:space="preserve">0.674</w:t>
-            </w:r>
-          </w:p>
-        </w:tc>
-        <w:tc>
-          <w:tcPr/>
-          <w:p>
-            <w:pPr>
-              <w:pStyle w:val="Compact"/>
-              <w:jc w:val="left"/>
-            </w:pPr>
-            <w:r>
-              <w:t xml:space="preserve">0.545</w:t>
-            </w:r>
-          </w:p>
-        </w:tc>
-        <w:tc>
-          <w:tcPr/>
-          <w:p>
-            <w:pPr>
-              <w:pStyle w:val="Compact"/>
-              <w:jc w:val="left"/>
-            </w:pPr>
-            <w:r>
-              <w:t xml:space="preserve">0.015</w:t>
-            </w:r>
-          </w:p>
-        </w:tc>
-        <w:tc>
-          <w:tcPr/>
-          <w:p>
-            <w:pPr>
-              <w:pStyle w:val="Compact"/>
-              <w:jc w:val="left"/>
-            </w:pPr>
-            <w:r>
-              <w:t xml:space="preserve">0.013</w:t>
-            </w:r>
-          </w:p>
-        </w:tc>
-        <w:tc>
-          <w:tcPr/>
-          <w:p>
-            <w:pPr>
-              <w:pStyle w:val="Compact"/>
-              <w:jc w:val="left"/>
-            </w:pPr>
-            <w:r>
-              <w:t xml:space="preserve">0.003</w:t>
-            </w:r>
-          </w:p>
-        </w:tc>
-        <w:tc>
-          <w:tcPr/>
-          <w:p>
-            <w:pPr>
-              <w:pStyle w:val="Compact"/>
-              <w:jc w:val="left"/>
-            </w:pPr>
-            <w:r>
-              <w:t xml:space="preserve">0.567</w:t>
-            </w:r>
-          </w:p>
-        </w:tc>
-      </w:tr>
-      <w:tr>
-        <w:tc>
-          <w:tcPr/>
-          <w:p>
-            <w:pPr>
-              <w:pStyle w:val="Compact"/>
-            </w:pPr>
-          </w:p>
-        </w:tc>
-        <w:tc>
-          <w:tcPr/>
-          <w:p>
-            <w:pPr>
-              <w:pStyle w:val="Compact"/>
-            </w:pPr>
-          </w:p>
-        </w:tc>
-        <w:tc>
-          <w:tcPr/>
-          <w:p>
-            <w:pPr>
-              <w:pStyle w:val="Compact"/>
-              <w:jc w:val="left"/>
-            </w:pPr>
-            <w:r>
-              <w:t xml:space="preserve">(0.522, 0.567)</w:t>
-            </w:r>
-          </w:p>
-        </w:tc>
-        <w:tc>
-          <w:tcPr/>
-          <w:p>
-            <w:pPr>
-              <w:pStyle w:val="Compact"/>
-              <w:jc w:val="left"/>
-            </w:pPr>
-            <w:r>
-              <w:t xml:space="preserve">(0.008, 0.023)</w:t>
-            </w:r>
-          </w:p>
-        </w:tc>
-        <w:tc>
-          <w:tcPr/>
-          <w:p>
-            <w:pPr>
-              <w:pStyle w:val="Compact"/>
-              <w:jc w:val="left"/>
-            </w:pPr>
-            <w:r>
-              <w:t xml:space="preserve">(0.003, 0.023)</w:t>
-            </w:r>
-          </w:p>
-        </w:tc>
-        <w:tc>
-          <w:tcPr/>
-          <w:p>
-            <w:pPr>
-              <w:pStyle w:val="Compact"/>
-              <w:jc w:val="left"/>
-            </w:pPr>
-            <w:r>
-              <w:t xml:space="preserve">(0.002, 0.005)</w:t>
-            </w:r>
-          </w:p>
-        </w:tc>
-        <w:tc>
-          <w:tcPr/>
-          <w:p>
-            <w:pPr>
-              <w:pStyle w:val="Compact"/>
-              <w:jc w:val="left"/>
-            </w:pPr>
-            <w:r>
-              <w:t xml:space="preserve">(0.529, 0.605)</w:t>
-            </w:r>
-          </w:p>
-        </w:tc>
-      </w:tr>
-      <w:tr>
-        <w:tc>
-          <w:tcPr/>
-          <w:p>
-            <w:pPr>
-              <w:pStyle w:val="Compact"/>
-              <w:jc w:val="left"/>
-            </w:pPr>
-            <m:oMath>
-              <m:r>
-                <m:t>ε</m:t>
-              </m:r>
-              <m:r>
-                <m:rPr>
-                  <m:sty m:val="p"/>
-                </m:rPr>
-                <m:t>=</m:t>
-              </m:r>
-              <m:r>
-                <m:t>1</m:t>
-              </m:r>
-            </m:oMath>
-          </w:p>
-        </w:tc>
-        <w:tc>
-          <w:tcPr/>
-          <w:p>
-            <w:pPr>
-              <w:pStyle w:val="Compact"/>
-              <w:jc w:val="left"/>
-            </w:pPr>
-            <w:r>
-              <w:t xml:space="preserve">0.525</w:t>
-            </w:r>
-          </w:p>
-        </w:tc>
-        <w:tc>
-          <w:tcPr/>
-          <w:p>
-            <w:pPr>
-              <w:pStyle w:val="Compact"/>
-              <w:jc w:val="left"/>
-            </w:pPr>
-            <w:r>
-              <w:t xml:space="preserve">0.479</w:t>
-            </w:r>
-          </w:p>
-        </w:tc>
-        <w:tc>
-          <w:tcPr/>
-          <w:p>
-            <w:pPr>
-              <w:pStyle w:val="Compact"/>
-              <w:jc w:val="left"/>
-            </w:pPr>
-            <w:r>
-              <w:t xml:space="preserve">0.010</w:t>
-            </w:r>
-          </w:p>
-        </w:tc>
-        <w:tc>
-          <w:tcPr/>
-          <w:p>
-            <w:pPr>
-              <w:pStyle w:val="Compact"/>
-              <w:jc w:val="left"/>
-            </w:pPr>
-            <w:r>
-              <w:t xml:space="preserve">0.010</w:t>
-            </w:r>
-          </w:p>
-        </w:tc>
-        <w:tc>
-          <w:tcPr/>
-          <w:p>
-            <w:pPr>
-              <w:pStyle w:val="Compact"/>
-              <w:jc w:val="left"/>
-            </w:pPr>
-            <w:r>
-              <w:t xml:space="preserve">0.003</w:t>
-            </w:r>
-          </w:p>
-        </w:tc>
-        <w:tc>
-          <w:tcPr/>
-          <w:p>
-            <w:pPr>
-              <w:pStyle w:val="Compact"/>
-              <w:jc w:val="left"/>
-            </w:pPr>
-            <w:r>
-              <w:t xml:space="preserve">0.457</w:t>
-            </w:r>
-          </w:p>
-        </w:tc>
-      </w:tr>
-      <w:tr>
-        <w:tc>
-          <w:tcPr/>
-          <w:p>
-            <w:pPr>
-              <w:pStyle w:val="Compact"/>
-            </w:pPr>
-          </w:p>
-        </w:tc>
-        <w:tc>
-          <w:tcPr/>
-          <w:p>
-            <w:pPr>
-              <w:pStyle w:val="Compact"/>
-            </w:pPr>
-          </w:p>
-        </w:tc>
-        <w:tc>
-          <w:tcPr/>
-          <w:p>
-            <w:pPr>
-              <w:pStyle w:val="Compact"/>
-              <w:jc w:val="left"/>
-            </w:pPr>
-            <w:r>
-              <w:t xml:space="preserve">(0.469, 0.489)</w:t>
-            </w:r>
-          </w:p>
-        </w:tc>
-        <w:tc>
-          <w:tcPr/>
-          <w:p>
-            <w:pPr>
-              <w:pStyle w:val="Compact"/>
-              <w:jc w:val="left"/>
-            </w:pPr>
-            <w:r>
-              <w:t xml:space="preserve">(0.006, 0.015)</w:t>
-            </w:r>
-          </w:p>
-        </w:tc>
-        <w:tc>
-          <w:tcPr/>
-          <w:p>
-            <w:pPr>
-              <w:pStyle w:val="Compact"/>
-              <w:jc w:val="left"/>
-            </w:pPr>
-            <w:r>
-              <w:t xml:space="preserve">(0.006, 0.015)</w:t>
-            </w:r>
-          </w:p>
-        </w:tc>
-        <w:tc>
-          <w:tcPr/>
-          <w:p>
-            <w:pPr>
-              <w:pStyle w:val="Compact"/>
-              <w:jc w:val="left"/>
-            </w:pPr>
-            <w:r>
-              <w:t xml:space="preserve">(0.000, 0.005)</w:t>
-            </w:r>
-          </w:p>
-        </w:tc>
-        <w:tc>
-          <w:tcPr/>
-          <w:p>
-            <w:pPr>
-              <w:pStyle w:val="Compact"/>
-              <w:jc w:val="left"/>
-            </w:pPr>
-            <w:r>
-              <w:t xml:space="preserve">(0.413, 0.500)</w:t>
-            </w:r>
-          </w:p>
-        </w:tc>
-      </w:tr>
-      <w:tr>
-        <w:tc>
-          <w:tcPr/>
-          <w:p>
-            <w:pPr>
-              <w:pStyle w:val="Compact"/>
-              <w:jc w:val="left"/>
-            </w:pPr>
-            <w:r>
-              <w:t xml:space="preserve">Weight noise</w:t>
-            </w:r>
-            <w:r>
-              <w:rPr>
-                <w:vertAlign w:val="superscript"/>
-              </w:rPr>
-              <w:t xml:space="preserve">a</w:t>
-            </w:r>
-          </w:p>
-        </w:tc>
-        <w:tc>
-          <w:tcPr/>
-          <w:p>
-            <w:pPr>
-              <w:pStyle w:val="Compact"/>
-              <w:jc w:val="left"/>
-            </w:pPr>
-            <w:r>
-              <w:t xml:space="preserve">0.801</w:t>
-            </w:r>
-          </w:p>
-        </w:tc>
-        <w:tc>
-          <w:tcPr/>
-          <w:p>
-            <w:pPr>
-              <w:pStyle w:val="Compact"/>
-              <w:jc w:val="left"/>
-            </w:pPr>
-            <w:r>
-              <w:t xml:space="preserve">0.594</w:t>
-            </w:r>
-          </w:p>
-        </w:tc>
-        <w:tc>
-          <w:tcPr/>
-          <w:p>
-            <w:pPr>
-              <w:pStyle w:val="Compact"/>
-              <w:jc w:val="left"/>
-            </w:pPr>
-            <w:r>
-              <w:t xml:space="preserve">0.045</w:t>
-            </w:r>
-          </w:p>
-        </w:tc>
-        <w:tc>
-          <w:tcPr/>
-          <w:p>
-            <w:pPr>
-              <w:pStyle w:val="Compact"/>
-              <w:jc w:val="left"/>
-            </w:pPr>
-            <w:r>
-              <w:t xml:space="preserve">0.047</w:t>
-            </w:r>
-          </w:p>
-        </w:tc>
-        <w:tc>
-          <w:tcPr/>
-          <w:p>
-            <w:pPr>
-              <w:pStyle w:val="Compact"/>
-              <w:jc w:val="left"/>
-            </w:pPr>
-            <w:r>
-              <w:t xml:space="preserve">0.016</w:t>
-            </w:r>
-          </w:p>
-        </w:tc>
-        <w:tc>
-          <w:tcPr/>
-          <w:p>
-            <w:pPr>
-              <w:pStyle w:val="Compact"/>
-              <w:jc w:val="left"/>
-            </w:pPr>
-            <w:r>
-              <w:t xml:space="preserve">0.745</w:t>
-            </w:r>
-          </w:p>
-        </w:tc>
-      </w:tr>
-      <w:tr>
-        <w:tc>
-          <w:tcPr/>
-          <w:p>
-            <w:pPr>
-              <w:pStyle w:val="Compact"/>
-            </w:pPr>
-          </w:p>
-        </w:tc>
-        <w:tc>
-          <w:tcPr/>
-          <w:p>
-            <w:pPr>
-              <w:pStyle w:val="Compact"/>
-            </w:pPr>
-          </w:p>
-        </w:tc>
-        <w:tc>
-          <w:tcPr/>
-          <w:p>
-            <w:pPr>
-              <w:pStyle w:val="Compact"/>
-              <w:jc w:val="left"/>
-            </w:pPr>
-            <w:r>
-              <w:t xml:space="preserve">(0.572, 0.616)</w:t>
-            </w:r>
-          </w:p>
-        </w:tc>
-        <w:tc>
-          <w:tcPr/>
-          <w:p>
-            <w:pPr>
-              <w:pStyle w:val="Compact"/>
-              <w:jc w:val="left"/>
-            </w:pPr>
-            <w:r>
-              <w:t xml:space="preserve">(0.038, 0.051)</w:t>
-            </w:r>
-          </w:p>
-        </w:tc>
-        <w:tc>
-          <w:tcPr/>
-          <w:p>
-            <w:pPr>
-              <w:pStyle w:val="Compact"/>
-              <w:jc w:val="left"/>
-            </w:pPr>
-            <w:r>
-              <w:t xml:space="preserve">(0.036, 0.057)</w:t>
-            </w:r>
-          </w:p>
-        </w:tc>
-        <w:tc>
-          <w:tcPr/>
-          <w:p>
-            <w:pPr>
-              <w:pStyle w:val="Compact"/>
-              <w:jc w:val="left"/>
-            </w:pPr>
-            <w:r>
-              <w:t xml:space="preserve">(0.012, 0.020)</w:t>
-            </w:r>
-          </w:p>
-        </w:tc>
-        <w:tc>
-          <w:tcPr/>
-          <w:p>
-            <w:pPr>
-              <w:pStyle w:val="Compact"/>
-              <w:jc w:val="left"/>
-            </w:pPr>
-            <w:r>
-              <w:t xml:space="preserve">(0.713, 0.778)</w:t>
-            </w:r>
-          </w:p>
-        </w:tc>
-      </w:tr>
-      <w:tr>
-        <w:tc>
-          <w:tcPr/>
-          <w:p>
-            <w:pPr>
-              <w:pStyle w:val="Compact"/>
-              <w:jc w:val="left"/>
-            </w:pPr>
-            <w:r>
-              <w:t xml:space="preserve">Diverged</w:t>
-            </w:r>
-            <w:r>
-              <w:rPr>
-                <w:vertAlign w:val="superscript"/>
-              </w:rPr>
-              <w:t xml:space="preserve">c</w:t>
-            </w:r>
-          </w:p>
-        </w:tc>
-        <w:tc>
-          <w:tcPr/>
-          <w:p>
-            <w:pPr>
-              <w:pStyle w:val="Compact"/>
-              <w:jc w:val="left"/>
-            </w:pPr>
-            <w:r>
-              <w:t xml:space="preserve">0.254</w:t>
-            </w:r>
-          </w:p>
-        </w:tc>
-        <w:tc>
-          <w:tcPr/>
-          <w:p>
-            <w:pPr>
-              <w:pStyle w:val="Compact"/>
-              <w:jc w:val="left"/>
-            </w:pPr>
-            <w:r>
-              <w:t xml:space="preserve">0.474</w:t>
-            </w:r>
-          </w:p>
-        </w:tc>
-        <w:tc>
-          <w:tcPr/>
-          <w:p>
-            <w:pPr>
-              <w:pStyle w:val="Compact"/>
-              <w:jc w:val="left"/>
-            </w:pPr>
-            <w:r>
-              <w:t xml:space="preserve">0.038</w:t>
-            </w:r>
-          </w:p>
-        </w:tc>
-        <w:tc>
-          <w:tcPr/>
-          <w:p>
-            <w:pPr>
-              <w:pStyle w:val="Compact"/>
-              <w:jc w:val="left"/>
-            </w:pPr>
-            <w:r>
-              <w:t xml:space="preserve">0.024</w:t>
-            </w:r>
-          </w:p>
-        </w:tc>
-        <w:tc>
-          <w:tcPr/>
-          <w:p>
-            <w:pPr>
-              <w:pStyle w:val="Compact"/>
-              <w:jc w:val="left"/>
-            </w:pPr>
-            <w:r>
-              <w:t xml:space="preserve">0.003</w:t>
-            </w:r>
-          </w:p>
-        </w:tc>
-        <w:tc>
-          <w:tcPr/>
-          <w:p>
-            <w:pPr>
-              <w:pStyle w:val="Compact"/>
-              <w:jc w:val="left"/>
-            </w:pPr>
-            <w:r>
-              <w:t xml:space="preserve">0.518</w:t>
-            </w:r>
-          </w:p>
-        </w:tc>
-      </w:tr>
-      <w:tr>
-        <w:tc>
-          <w:tcPr/>
-          <w:p>
-            <w:pPr>
-              <w:pStyle w:val="Compact"/>
-            </w:pPr>
-          </w:p>
-        </w:tc>
-        <w:tc>
-          <w:tcPr/>
-          <w:p>
-            <w:pPr>
-              <w:pStyle w:val="Compact"/>
-            </w:pPr>
-          </w:p>
-        </w:tc>
-        <w:tc>
-          <w:tcPr/>
-          <w:p>
-            <w:pPr>
-              <w:pStyle w:val="Compact"/>
-              <w:jc w:val="left"/>
-            </w:pPr>
-            <w:r>
-              <w:t xml:space="preserve">(0.437, 0.511)</w:t>
-            </w:r>
-          </w:p>
-        </w:tc>
-        <w:tc>
-          <w:tcPr/>
-          <w:p>
-            <w:pPr>
-              <w:pStyle w:val="Compact"/>
-              <w:jc w:val="left"/>
-            </w:pPr>
-            <w:r>
-              <w:t xml:space="preserve">(0.023, 0.053)</w:t>
-            </w:r>
-          </w:p>
-        </w:tc>
-        <w:tc>
-          <w:tcPr/>
-          <w:p>
-            <w:pPr>
-              <w:pStyle w:val="Compact"/>
-              <w:jc w:val="left"/>
-            </w:pPr>
-            <w:r>
-              <w:t xml:space="preserve">(0.010, 0.037)</w:t>
-            </w:r>
-          </w:p>
-        </w:tc>
-        <w:tc>
-          <w:tcPr/>
-          <w:p>
-            <w:pPr>
-              <w:pStyle w:val="Compact"/>
-              <w:jc w:val="left"/>
-            </w:pPr>
-            <w:r>
-              <w:t xml:space="preserve">(0.002, 0.003)</w:t>
-            </w:r>
-          </w:p>
-        </w:tc>
-        <w:tc>
-          <w:tcPr/>
-          <w:p>
-            <w:pPr>
-              <w:pStyle w:val="Compact"/>
-              <w:jc w:val="left"/>
-            </w:pPr>
-            <w:r>
-              <w:t xml:space="preserve">(0.497, 0.539)</w:t>
-            </w:r>
-          </w:p>
-        </w:tc>
-      </w:tr>
-    </w:tbl>
-    <w:p>
-      <w:pPr>
-        <w:pStyle w:val="BodyText"/>
-        <w:spacing w:line="480" w:lineRule="auto"/>
-        <w:jc w:val="left"/>
-      </w:pPr>
-      <w:r>
-        <w:t xml:space="preserve">Under DP the TPR at 1% FPR was 0.010 to 0.017, but the value at</w:t>
-      </w:r>
-      <w:r>
-        <w:t xml:space="preserve"> </w:t>
-      </w:r>
-      <m:oMath>
-        <m:r>
-          <m:t>ε</m:t>
-        </m:r>
-        <m:r>
-          <m:rPr>
-            <m:sty m:val="p"/>
-          </m:rPr>
-          <m:t>=</m:t>
-        </m:r>
-        <m:r>
-          <m:t>8</m:t>
-        </m:r>
-      </m:oMath>
-      <w:r>
-        <w:t xml:space="preserve"> </w:t>
-      </w:r>
-      <w:r>
-        <w:t xml:space="preserve">exceeded the nominal 0.010</w:t>
-      </w:r>
-      <w:r>
-        <w:t xml:space="preserve"> </w:t>
-      </w:r>
-      <w:r>
-        <w:t xml:space="preserve">(</w:t>
-      </w:r>
-      <m:oMath>
-        <m:r>
-          <m:t>p</m:t>
-        </m:r>
-        <m:r>
-          <m:rPr>
-            <m:sty m:val="p"/>
-          </m:rPr>
-          <m:t>=</m:t>
-        </m:r>
-        <m:r>
-          <m:t>0.014</m:t>
-        </m:r>
-      </m:oMath>
-      <w:r>
-        <w:t xml:space="preserve">). The members and the clean non-members differ in composition, since Br35H forms 230 of 2610 members</w:t>
-      </w:r>
-      <w:r>
-        <w:t xml:space="preserve"> </w:t>
-      </w:r>
-      <w:r>
-        <w:t xml:space="preserve">(8.8%) but 6 of 747 non-members (0.8%), and no-tumour images 432 of 2610 (16.6%) against 60 of 747 (8.0%). With</w:t>
-      </w:r>
-      <w:r>
-        <w:t xml:space="preserve"> </w:t>
-      </w:r>
-      <w:r>
-        <w:t xml:space="preserve">non-members reweighted to the members’ source and class mix, the rate was 0.111 without DP and 0.010 to 0.015 under</w:t>
-      </w:r>
-      <w:r>
-        <w:t xml:space="preserve"> </w:t>
-      </w:r>
-      <w:r>
-        <w:t xml:space="preserve">DP, none significantly above 0.010 (</w:t>
-      </w:r>
-      <m:oMath>
-        <m:r>
-          <m:t>p</m:t>
-        </m:r>
-        <m:r>
-          <m:rPr>
-            <m:sty m:val="p"/>
-          </m:rPr>
-          <m:t>≥</m:t>
-        </m:r>
-        <m:r>
-          <m:t>0.174</m:t>
-        </m:r>
-      </m:oMath>
-      <w:r>
-        <w:t xml:space="preserve">). Restricting both groups to Figshare gave 0.010 to 0.018 under DP</w:t>
-      </w:r>
-      <w:r>
-        <w:t xml:space="preserve"> </w:t>
-      </w:r>
-      <w:r>
-        <w:t xml:space="preserve">(</w:t>
-      </w:r>
-      <m:oMath>
-        <m:r>
-          <m:t>p</m:t>
-        </m:r>
-        <m:r>
-          <m:rPr>
-            <m:sty m:val="p"/>
-          </m:rPr>
-          <m:t>≥</m:t>
-        </m:r>
-        <m:r>
-          <m:t>0.078</m:t>
-        </m:r>
-      </m:oMath>
-      <w:r>
-        <w:t xml:space="preserve">, Supplementary Table S20).</w:t>
-      </w:r>
-    </w:p>
   </w:body>
 </w:document>
 </file>
@@ -4429,6 +3433,10 @@
     <w:name w:val="Normal"/>
     <w:qFormat/>
     <w:rsid w:val="00FC693F"/>
+    <w:rPr>
+      <w:rFonts w:ascii="Times New Roman" w:hAnsi="Times New Roman"/>
+      <w:sz w:val="20"/>
+    </w:rPr>
   </w:style>
   <w:style w:type="paragraph" w:styleId="Header">
     <w:name w:val="header"/>

--- a/paper/submission/em_upload/tables_editable.docx
+++ b/paper/submission/em_upload/tables_editable.docx
@@ -2396,13 +2396,6 @@
               </w:rPr>
               <w:t>Matched</w:t>
             </w:r>
-            <w:r>
-              <w:rPr>
-                <w:b/>
-                <w:vertAlign w:val="superscript"/>
-              </w:rPr>
-              <w:t>b</w:t>
-            </w:r>
           </w:p>
         </w:tc>
         <w:tc>
@@ -2816,13 +2809,6 @@
               </w:rPr>
               <w:t>Weight noise</w:t>
             </w:r>
-            <w:r>
-              <w:rPr>
-                <w:b w:val="0"/>
-                <w:vertAlign w:val="superscript"/>
-              </w:rPr>
-              <w:t>a</w:t>
-            </w:r>
           </w:p>
         </w:tc>
         <w:tc>
@@ -2916,13 +2902,6 @@
               </w:rPr>
               <w:t>Diverged</w:t>
             </w:r>
-            <w:r>
-              <w:rPr>
-                <w:b w:val="0"/>
-                <w:vertAlign w:val="superscript"/>
-              </w:rPr>
-              <w:t>c</w:t>
-            </w:r>
           </w:p>
         </w:tc>
         <w:tc>
@@ -3005,60 +2984,6 @@
         </w:tc>
       </w:tr>
     </w:tbl>
-    <w:p>
-      <w:r>
-        <w:rPr>
-          <w:b w:val="0"/>
-          <w:sz w:val="18"/>
-        </w:rPr>
-        <w:t xml:space="preserve">TPR columns give the TPR at 1% or 0.1% FPR. </w:t>
-      </w:r>
-      <w:r>
-        <w:rPr>
-          <w:b w:val="0"/>
-          <w:sz w:val="18"/>
-          <w:vertAlign w:val="superscript"/>
-        </w:rPr>
-        <w:t>a</w:t>
-      </w:r>
-      <w:r>
-        <w:rPr>
-          <w:b w:val="0"/>
-          <w:sz w:val="18"/>
-        </w:rPr>
-        <w:t xml:space="preserve">Unclipped Gaussian noise with s=0.003 on client weights, no formal guarantee. </w:t>
-      </w:r>
-      <w:r>
-        <w:rPr>
-          <w:b w:val="0"/>
-          <w:sz w:val="18"/>
-          <w:vertAlign w:val="superscript"/>
-        </w:rPr>
-        <w:t>b</w:t>
-      </w:r>
-      <w:r>
-        <w:rPr>
-          <w:b w:val="0"/>
-          <w:sz w:val="18"/>
-        </w:rPr>
-        <w:t xml:space="preserve">TPR at 1% FPR with non-members reweighted to the members' source and class mix. </w:t>
-      </w:r>
-      <w:r>
-        <w:rPr>
-          <w:b w:val="0"/>
-          <w:sz w:val="18"/>
-          <w:vertAlign w:val="superscript"/>
-        </w:rPr>
-        <w:t>c</w:t>
-      </w:r>
-      <w:r>
-        <w:rPr>
-          <w:b w:val="0"/>
-          <w:sz w:val="18"/>
-        </w:rPr>
-        <w:t>Weight noise s=0.5, training diverged. Bal. acc., clean balanced accuracy.</w:t>
-      </w:r>
-    </w:p>
     <w:p/>
     <w:sectPr>
       <w:pgSz w:w="12240" w:h="15840"/>
